--- a/Адміністрування обчислювальних комплексів Зроблені ЛР/Лабораторна робота 12 - Матакова А.В. - 409а - Адміністрування обчислювальних комплексів.docx
+++ b/Адміністрування обчислювальних комплексів Зроблені ЛР/Лабораторна робота 12 - Матакова А.В. - 409а - Адміністрування обчислювальних комплексів.docx
@@ -1116,32 +1116,15 @@
         </w:rPr>
         <w:t xml:space="preserve"> </w:t>
       </w:r>
+      <w:bookmarkStart w:id="0" w:name="_GoBack"/>
+      <w:bookmarkEnd w:id="0"/>
       <w:r>
         <w:rPr>
           <w:iCs/>
-          <w:color w:val="FF0000"/>
-          <w:sz w:val="28"/>
-          <w:szCs w:val="28"/>
-        </w:rPr>
-        <w:t xml:space="preserve">Набути навички роботи </w:t>
-      </w:r>
-      <w:r>
-        <w:rPr>
-          <w:iCs/>
-          <w:color w:val="FF0000"/>
-          <w:sz w:val="28"/>
-          <w:szCs w:val="28"/>
-        </w:rPr>
-        <w:t>з інструментом для тестування Selenium Webdriver API</w:t>
-      </w:r>
-      <w:r>
-        <w:rPr>
-          <w:iCs/>
-          <w:color w:val="FF0000"/>
-          <w:sz w:val="28"/>
-          <w:szCs w:val="28"/>
-        </w:rPr>
-        <w:t>.</w:t>
+          <w:sz w:val="28"/>
+          <w:szCs w:val="28"/>
+        </w:rPr>
+        <w:t>Набути практичних навичок використання Docker Compose для декларативного опису та керування архітектурою багатоконтейнерного проєкту</w:t>
       </w:r>
     </w:p>
     <w:p>
@@ -2601,8 +2584,10 @@
       </w:pPr>
       <w:r>
         <w:rPr>
-          <w:sz w:val="28"/>
-          <w:szCs w:val="28"/>
+          <w:noProof/>
+          <w:sz w:val="28"/>
+          <w:szCs w:val="28"/>
+          <w:lang w:val="ru-RU"/>
         </w:rPr>
         <w:lastRenderedPageBreak/>
         <w:drawing>
@@ -2702,8 +2687,10 @@
       </w:pPr>
       <w:r>
         <w:rPr>
-          <w:sz w:val="28"/>
-          <w:szCs w:val="28"/>
+          <w:noProof/>
+          <w:sz w:val="28"/>
+          <w:szCs w:val="28"/>
+          <w:lang w:val="ru-RU"/>
         </w:rPr>
         <w:drawing>
           <wp:inline distT="0" distB="0" distL="0" distR="0" wp14:anchorId="2719074E" wp14:editId="65A8070C">
@@ -2758,8 +2745,10 @@
       </w:pPr>
       <w:r>
         <w:rPr>
-          <w:sz w:val="28"/>
-          <w:szCs w:val="28"/>
+          <w:noProof/>
+          <w:sz w:val="28"/>
+          <w:szCs w:val="28"/>
+          <w:lang w:val="ru-RU"/>
         </w:rPr>
         <w:lastRenderedPageBreak/>
         <w:drawing>
@@ -2798,8 +2787,6 @@
           </wp:inline>
         </w:drawing>
       </w:r>
-      <w:bookmarkStart w:id="0" w:name="_GoBack"/>
-      <w:bookmarkEnd w:id="0"/>
     </w:p>
     <w:p>
       <w:pPr>
@@ -9547,7 +9534,7 @@
 </file>
 
 <file path=customXml/itemProps2.xml><?xml version="1.0" encoding="utf-8"?>
-<ds:datastoreItem xmlns:ds="http://schemas.openxmlformats.org/officeDocument/2006/customXml" ds:itemID="{FB405C11-1AF2-4151-B3FE-922749F09BE2}">
+<ds:datastoreItem xmlns:ds="http://schemas.openxmlformats.org/officeDocument/2006/customXml" ds:itemID="{627D13A8-FBE0-4546-8797-E36A7B9CF326}">
   <ds:schemaRefs>
     <ds:schemaRef ds:uri="http://schemas.openxmlformats.org/officeDocument/2006/bibliography"/>
   </ds:schemaRefs>

--- a/Адміністрування обчислювальних комплексів Зроблені ЛР/Лабораторна робота 12 - Матакова А.В. - 409а - Адміністрування обчислювальних комплексів.docx
+++ b/Адміністрування обчислювальних комплексів Зроблені ЛР/Лабораторна робота 12 - Матакова А.В. - 409а - Адміністрування обчислювальних комплексів.docx
@@ -1116,8 +1116,6 @@
         </w:rPr>
         <w:t xml:space="preserve"> </w:t>
       </w:r>
-      <w:bookmarkStart w:id="0" w:name="_GoBack"/>
-      <w:bookmarkEnd w:id="0"/>
       <w:r>
         <w:rPr>
           <w:iCs/>
@@ -1439,7 +1437,7 @@
           <w:sz w:val="28"/>
           <w:szCs w:val="28"/>
         </w:rPr>
-        <w:t>У першій лабораторній роботі обрано програмний продукт, а саме застосунок Flo, який використовується для менеджменту репродуктивного здоров’я людей жіночої статі. Посилання на сайт: https://flo.health/uk.</w:t>
+        <w:t>За основу архітектури взято два готові Dockerfile, розроблені в лабораторній роботі №11: db_lr_admin-main/db_lr_admin-main/Dockerfile (образ сервера бази даних MySQL з дампом students.sql) та lr_6_proj-main/lr_6_proj-main/Dockerfile (образ вебзастосунку на Python/Django). Замість ручного створення мережі командою docker network create та окремого запуску кожного контейнера командами docker run, як це виконувалось у ЛР11, всю інфраструктуру описано в єдиному файлі docker-compose.yml, розміщеному в корені проєкту (lr12ao). У ньому визначено два сервіси: db, що будується з Dockerfile у теці db_lr_admin-main, та web, що будується з Dockerfile у теці lr_6_proj-main, залежить від сервісу db (директива depends_on, яка гарантує запуск бази даних першою) та публікує порт 80 контейнера на порт 8000 хост-машини.</w:t>
       </w:r>
     </w:p>
     <w:p>
@@ -1452,54 +1450,438 @@
         <w:textAlignment w:val="auto"/>
         <w:outlineLvl w:val="9"/>
         <w:rPr>
-          <w:sz w:val="28"/>
-          <w:szCs w:val="28"/>
-        </w:rPr>
-      </w:pPr>
-      <w:r>
-        <w:rPr>
-          <w:sz w:val="28"/>
-          <w:szCs w:val="28"/>
-        </w:rPr>
-        <w:t xml:space="preserve">Посилання на код </w:t>
-      </w:r>
-      <w:r>
-        <w:rPr>
-          <w:sz w:val="28"/>
-          <w:szCs w:val="28"/>
-          <w:lang w:val="en-US"/>
-        </w:rPr>
-        <w:t>GitHub</w:t>
-      </w:r>
-      <w:r>
-        <w:rPr>
-          <w:sz w:val="28"/>
-          <w:szCs w:val="28"/>
-          <w:lang w:val="ru-RU"/>
-        </w:rPr>
-        <w:t>:</w:t>
-      </w:r>
-      <w:r>
-        <w:rPr>
-          <w:sz w:val="28"/>
-          <w:szCs w:val="28"/>
-        </w:rPr>
-        <w:t xml:space="preserve"> </w:t>
-      </w:r>
-      <w:r>
-        <w:rPr>
-          <w:sz w:val="28"/>
-          <w:szCs w:val="28"/>
-        </w:rPr>
-        <w:t>https://github.com/Asya05Tree/Lr7FloAutoTests</w:t>
-      </w:r>
-      <w:r>
-        <w:rPr>
-          <w:sz w:val="28"/>
-          <w:szCs w:val="28"/>
-        </w:rPr>
-        <w:t>.</w:t>
-      </w:r>
+          <w:b/>
+          <w:i/>
+          <w:sz w:val="28"/>
+          <w:szCs w:val="28"/>
+        </w:rPr>
+      </w:pPr>
+      <w:r>
+        <w:rPr>
+          <w:b/>
+          <w:i/>
+          <w:sz w:val="28"/>
+          <w:szCs w:val="28"/>
+        </w:rPr>
+        <w:t>Лістинг коду docker-compose.yml:</w:t>
+      </w:r>
+    </w:p>
+    <w:p>
+      <w:pPr>
+        <w:suppressAutoHyphens w:val="0"/>
+        <w:spacing w:line="360" w:lineRule="auto"/>
+        <w:ind w:leftChars="0" w:firstLineChars="0" w:firstLine="0"/>
+        <w:jc w:val="both"/>
+        <w:textDirection w:val="lrTb"/>
+        <w:textAlignment w:val="auto"/>
+        <w:outlineLvl w:val="9"/>
+        <w:rPr>
+          <w:szCs w:val="28"/>
+        </w:rPr>
+      </w:pPr>
+      <w:r>
+        <w:rPr>
+          <w:szCs w:val="28"/>
+        </w:rPr>
+        <w:t>services:</w:t>
+      </w:r>
+    </w:p>
+    <w:p>
+      <w:pPr>
+        <w:suppressAutoHyphens w:val="0"/>
+        <w:spacing w:line="360" w:lineRule="auto"/>
+        <w:ind w:leftChars="0" w:firstLineChars="0" w:firstLine="0"/>
+        <w:jc w:val="both"/>
+        <w:textDirection w:val="lrTb"/>
+        <w:textAlignment w:val="auto"/>
+        <w:outlineLvl w:val="9"/>
+        <w:rPr>
+          <w:szCs w:val="28"/>
+        </w:rPr>
+      </w:pPr>
+      <w:r>
+        <w:rPr>
+          <w:szCs w:val="28"/>
+        </w:rPr>
+        <w:t xml:space="preserve">  db:</w:t>
+      </w:r>
+    </w:p>
+    <w:p>
+      <w:pPr>
+        <w:suppressAutoHyphens w:val="0"/>
+        <w:spacing w:line="360" w:lineRule="auto"/>
+        <w:ind w:leftChars="0" w:firstLineChars="0" w:firstLine="0"/>
+        <w:jc w:val="both"/>
+        <w:textDirection w:val="lrTb"/>
+        <w:textAlignment w:val="auto"/>
+        <w:outlineLvl w:val="9"/>
+        <w:rPr>
+          <w:szCs w:val="28"/>
+        </w:rPr>
+      </w:pPr>
+      <w:r>
+        <w:rPr>
+          <w:szCs w:val="28"/>
+        </w:rPr>
+        <w:t xml:space="preserve">    build: ./db_lr_admin-main/db_lr_admin-main   # образ MySQL з ЛР11</w:t>
+      </w:r>
+    </w:p>
+    <w:p>
+      <w:pPr>
+        <w:suppressAutoHyphens w:val="0"/>
+        <w:spacing w:line="360" w:lineRule="auto"/>
+        <w:ind w:leftChars="0" w:firstLineChars="0" w:firstLine="0"/>
+        <w:jc w:val="both"/>
+        <w:textDirection w:val="lrTb"/>
+        <w:textAlignment w:val="auto"/>
+        <w:outlineLvl w:val="9"/>
+        <w:rPr>
+          <w:szCs w:val="28"/>
+        </w:rPr>
+      </w:pPr>
+      <w:r>
+        <w:rPr>
+          <w:szCs w:val="28"/>
+        </w:rPr>
+        <w:t xml:space="preserve">    container_name: db_lr_admin</w:t>
+      </w:r>
+    </w:p>
+    <w:p>
+      <w:pPr>
+        <w:suppressAutoHyphens w:val="0"/>
+        <w:spacing w:line="360" w:lineRule="auto"/>
+        <w:ind w:leftChars="0" w:firstLineChars="0" w:firstLine="0"/>
+        <w:jc w:val="both"/>
+        <w:textDirection w:val="lrTb"/>
+        <w:textAlignment w:val="auto"/>
+        <w:outlineLvl w:val="9"/>
+        <w:rPr>
+          <w:szCs w:val="28"/>
+        </w:rPr>
+      </w:pPr>
+      <w:r>
+        <w:rPr>
+          <w:szCs w:val="28"/>
+        </w:rPr>
+        <w:t xml:space="preserve">    restart: unless-stopped</w:t>
+      </w:r>
+    </w:p>
+    <w:p>
+      <w:pPr>
+        <w:suppressAutoHyphens w:val="0"/>
+        <w:spacing w:line="360" w:lineRule="auto"/>
+        <w:ind w:leftChars="0" w:firstLineChars="0" w:firstLine="0"/>
+        <w:jc w:val="both"/>
+        <w:textDirection w:val="lrTb"/>
+        <w:textAlignment w:val="auto"/>
+        <w:outlineLvl w:val="9"/>
+        <w:rPr>
+          <w:szCs w:val="28"/>
+        </w:rPr>
+      </w:pPr>
+      <w:r>
+        <w:rPr>
+          <w:szCs w:val="28"/>
+        </w:rPr>
+        <w:t xml:space="preserve">  web:</w:t>
+      </w:r>
+    </w:p>
+    <w:p>
+      <w:pPr>
+        <w:suppressAutoHyphens w:val="0"/>
+        <w:spacing w:line="360" w:lineRule="auto"/>
+        <w:ind w:leftChars="0" w:firstLineChars="0" w:firstLine="0"/>
+        <w:jc w:val="both"/>
+        <w:textDirection w:val="lrTb"/>
+        <w:textAlignment w:val="auto"/>
+        <w:outlineLvl w:val="9"/>
+        <w:rPr>
+          <w:szCs w:val="28"/>
+        </w:rPr>
+      </w:pPr>
+      <w:r>
+        <w:rPr>
+          <w:szCs w:val="28"/>
+        </w:rPr>
+        <w:t xml:space="preserve">    build: ./lr_6_proj-main/lr_6_proj-main        # образ Django-застосунку з ЛР11</w:t>
+      </w:r>
+    </w:p>
+    <w:p>
+      <w:pPr>
+        <w:suppressAutoHyphens w:val="0"/>
+        <w:spacing w:line="360" w:lineRule="auto"/>
+        <w:ind w:leftChars="0" w:firstLineChars="0" w:firstLine="0"/>
+        <w:jc w:val="both"/>
+        <w:textDirection w:val="lrTb"/>
+        <w:textAlignment w:val="auto"/>
+        <w:outlineLvl w:val="9"/>
+        <w:rPr>
+          <w:szCs w:val="28"/>
+        </w:rPr>
+      </w:pPr>
+      <w:r>
+        <w:rPr>
+          <w:szCs w:val="28"/>
+        </w:rPr>
+        <w:lastRenderedPageBreak/>
+        <w:t xml:space="preserve">    container_name: lr_6_proj</w:t>
+      </w:r>
+    </w:p>
+    <w:p>
+      <w:pPr>
+        <w:suppressAutoHyphens w:val="0"/>
+        <w:spacing w:line="360" w:lineRule="auto"/>
+        <w:ind w:leftChars="0" w:firstLineChars="0" w:firstLine="0"/>
+        <w:jc w:val="both"/>
+        <w:textDirection w:val="lrTb"/>
+        <w:textAlignment w:val="auto"/>
+        <w:outlineLvl w:val="9"/>
+        <w:rPr>
+          <w:szCs w:val="28"/>
+        </w:rPr>
+      </w:pPr>
+      <w:r>
+        <w:rPr>
+          <w:szCs w:val="28"/>
+        </w:rPr>
+        <w:t xml:space="preserve">    restart: unless-stopped</w:t>
+      </w:r>
+    </w:p>
+    <w:p>
+      <w:pPr>
+        <w:suppressAutoHyphens w:val="0"/>
+        <w:spacing w:line="360" w:lineRule="auto"/>
+        <w:ind w:leftChars="0" w:firstLineChars="0" w:firstLine="0"/>
+        <w:jc w:val="both"/>
+        <w:textDirection w:val="lrTb"/>
+        <w:textAlignment w:val="auto"/>
+        <w:outlineLvl w:val="9"/>
+        <w:rPr>
+          <w:szCs w:val="28"/>
+        </w:rPr>
+      </w:pPr>
+      <w:r>
+        <w:rPr>
+          <w:szCs w:val="28"/>
+        </w:rPr>
+        <w:t xml:space="preserve">    depends_on:</w:t>
+      </w:r>
+    </w:p>
+    <w:p>
+      <w:pPr>
+        <w:suppressAutoHyphens w:val="0"/>
+        <w:spacing w:line="360" w:lineRule="auto"/>
+        <w:ind w:leftChars="0" w:firstLineChars="0" w:firstLine="0"/>
+        <w:jc w:val="both"/>
+        <w:textDirection w:val="lrTb"/>
+        <w:textAlignment w:val="auto"/>
+        <w:outlineLvl w:val="9"/>
+        <w:rPr>
+          <w:szCs w:val="28"/>
+        </w:rPr>
+      </w:pPr>
+      <w:r>
+        <w:rPr>
+          <w:szCs w:val="28"/>
+        </w:rPr>
+        <w:t xml:space="preserve">      - db          # web стартує лише після старту контейнера db</w:t>
+      </w:r>
+    </w:p>
+    <w:p>
+      <w:pPr>
+        <w:suppressAutoHyphens w:val="0"/>
+        <w:spacing w:line="360" w:lineRule="auto"/>
+        <w:ind w:leftChars="0" w:firstLineChars="0" w:firstLine="0"/>
+        <w:jc w:val="both"/>
+        <w:textDirection w:val="lrTb"/>
+        <w:textAlignment w:val="auto"/>
+        <w:outlineLvl w:val="9"/>
+        <w:rPr>
+          <w:szCs w:val="28"/>
+        </w:rPr>
+      </w:pPr>
+      <w:r>
+        <w:rPr>
+          <w:szCs w:val="28"/>
+        </w:rPr>
+        <w:t xml:space="preserve">    ports:</w:t>
+      </w:r>
+    </w:p>
+    <w:p>
+      <w:pPr>
+        <w:suppressAutoHyphens w:val="0"/>
+        <w:spacing w:line="360" w:lineRule="auto"/>
+        <w:ind w:leftChars="0" w:left="0" w:firstLineChars="0" w:firstLine="0"/>
+        <w:jc w:val="both"/>
+        <w:textDirection w:val="lrTb"/>
+        <w:textAlignment w:val="auto"/>
+        <w:outlineLvl w:val="9"/>
+        <w:rPr>
+          <w:szCs w:val="28"/>
+        </w:rPr>
+      </w:pPr>
+      <w:r>
+        <w:rPr>
+          <w:szCs w:val="28"/>
+        </w:rPr>
+        <w:t xml:space="preserve">      - "8000:80"    # доступ з хоста/локальної мережі на порт 8000</w:t>
+      </w:r>
+    </w:p>
+    <w:p>
+      <w:pPr>
+        <w:suppressAutoHyphens w:val="0"/>
+        <w:spacing w:line="360" w:lineRule="auto"/>
+        <w:ind w:leftChars="0" w:left="0" w:firstLineChars="0" w:firstLine="709"/>
+        <w:jc w:val="both"/>
+        <w:textDirection w:val="lrTb"/>
+        <w:textAlignment w:val="auto"/>
+        <w:outlineLvl w:val="9"/>
+        <w:rPr>
+          <w:sz w:val="28"/>
+          <w:szCs w:val="28"/>
+        </w:rPr>
+      </w:pPr>
+      <w:r>
+        <w:rPr>
+          <w:sz w:val="28"/>
+          <w:szCs w:val="28"/>
+        </w:rPr>
+        <w:t>Оскільки Doc</w:t>
+      </w:r>
+      <w:r>
+        <w:rPr>
+          <w:sz w:val="28"/>
+          <w:szCs w:val="28"/>
+        </w:rPr>
+        <w:t>ker Compose за замовчуванням об’</w:t>
+      </w:r>
+      <w:r>
+        <w:rPr>
+          <w:sz w:val="28"/>
+          <w:szCs w:val="28"/>
+        </w:rPr>
+        <w:t>єднує всі сервіси одного проєкту у власну внутрішню мережу та надає доступ між контейнерами за іменем сервісу (а не за статичною IP-адресою, як це було реалізовано вручну в ЛР11), знадобилось виправити рядок підключення до бази даних у файлі show_list/mysql_connect.py: замість захардкодженої IP-адреси віртуальної машини з ЛР7 (192.168.10.12) використано ім</w:t>
+      </w:r>
+      <w:r>
+        <w:rPr>
+          <w:sz w:val="28"/>
+          <w:szCs w:val="28"/>
+        </w:rPr>
+        <w:t>’</w:t>
+      </w:r>
+      <w:r>
+        <w:rPr>
+          <w:sz w:val="28"/>
+          <w:szCs w:val="28"/>
+        </w:rPr>
+        <w:t>я сервісу db.</w:t>
+      </w:r>
+    </w:p>
+    <w:p>
+      <w:pPr>
+        <w:suppressAutoHyphens w:val="0"/>
+        <w:spacing w:line="360" w:lineRule="auto"/>
+        <w:ind w:leftChars="0" w:left="0" w:firstLineChars="0" w:firstLine="709"/>
+        <w:jc w:val="both"/>
+        <w:textDirection w:val="lrTb"/>
+        <w:textAlignment w:val="auto"/>
+        <w:outlineLvl w:val="9"/>
+        <w:rPr>
+          <w:sz w:val="28"/>
+          <w:szCs w:val="28"/>
+        </w:rPr>
+      </w:pPr>
+      <w:r>
+        <w:rPr>
+          <w:sz w:val="28"/>
+          <w:szCs w:val="28"/>
+        </w:rPr>
+        <w:t>У виправленому фрагменті файлу show_list/mysql_connect.py було змінено рядок підключення до бази даних: тепер використовується ім’я сервісу db із docker-compose.yml, а не IP‑адреса. Для цього створено об’єкт engine через create_engine("mysql+mysqlconnector:/</w:t>
+      </w:r>
+      <w:r>
+        <w:rPr>
+          <w:sz w:val="28"/>
+          <w:szCs w:val="28"/>
+        </w:rPr>
+        <w:t>/sammy:passwd123@db/students").</w:t>
+      </w:r>
+    </w:p>
+    <w:p>
+      <w:pPr>
+        <w:suppressAutoHyphens w:val="0"/>
+        <w:spacing w:line="360" w:lineRule="auto"/>
+        <w:ind w:leftChars="0" w:left="0" w:firstLineChars="0" w:firstLine="709"/>
+        <w:jc w:val="both"/>
+        <w:textDirection w:val="lrTb"/>
+        <w:textAlignment w:val="auto"/>
+        <w:outlineLvl w:val="9"/>
+        <w:rPr>
+          <w:sz w:val="28"/>
+          <w:szCs w:val="28"/>
+        </w:rPr>
+      </w:pPr>
+      <w:bookmarkStart w:id="0" w:name="_GoBack"/>
+      <w:bookmarkEnd w:id="0"/>
+    </w:p>
+    <w:p>
+      <w:pPr>
+        <w:suppressAutoHyphens w:val="0"/>
+        <w:spacing w:line="360" w:lineRule="auto"/>
+        <w:ind w:leftChars="0" w:left="0" w:firstLineChars="0" w:firstLine="709"/>
+        <w:jc w:val="both"/>
+        <w:textDirection w:val="lrTb"/>
+        <w:textAlignment w:val="auto"/>
+        <w:outlineLvl w:val="9"/>
+        <w:rPr>
+          <w:sz w:val="28"/>
+          <w:szCs w:val="28"/>
+        </w:rPr>
+      </w:pPr>
+    </w:p>
+    <w:p>
+      <w:pPr>
+        <w:suppressAutoHyphens w:val="0"/>
+        <w:spacing w:line="360" w:lineRule="auto"/>
+        <w:ind w:leftChars="0" w:left="0" w:firstLineChars="0" w:firstLine="709"/>
+        <w:jc w:val="both"/>
+        <w:textDirection w:val="lrTb"/>
+        <w:textAlignment w:val="auto"/>
+        <w:outlineLvl w:val="9"/>
+        <w:rPr>
+          <w:sz w:val="28"/>
+          <w:szCs w:val="28"/>
+        </w:rPr>
+      </w:pPr>
+    </w:p>
+    <w:p>
+      <w:pPr>
+        <w:suppressAutoHyphens w:val="0"/>
+        <w:spacing w:line="360" w:lineRule="auto"/>
+        <w:ind w:leftChars="0" w:left="0" w:firstLineChars="0" w:firstLine="709"/>
+        <w:jc w:val="both"/>
+        <w:textDirection w:val="lrTb"/>
+        <w:textAlignment w:val="auto"/>
+        <w:outlineLvl w:val="9"/>
+        <w:rPr>
+          <w:sz w:val="28"/>
+          <w:szCs w:val="28"/>
+        </w:rPr>
+      </w:pPr>
+    </w:p>
+    <w:p>
+      <w:pPr>
+        <w:suppressAutoHyphens w:val="0"/>
+        <w:spacing w:line="360" w:lineRule="auto"/>
+        <w:ind w:leftChars="0" w:left="0" w:firstLineChars="0" w:firstLine="709"/>
+        <w:jc w:val="both"/>
+        <w:textDirection w:val="lrTb"/>
+        <w:textAlignment w:val="auto"/>
+        <w:outlineLvl w:val="9"/>
+        <w:rPr>
+          <w:sz w:val="28"/>
+          <w:szCs w:val="28"/>
+        </w:rPr>
+      </w:pPr>
     </w:p>
     <w:p>
       <w:pPr>
@@ -1688,6 +2070,7 @@
           <w:sz w:val="28"/>
           <w:szCs w:val="28"/>
         </w:rPr>
+        <w:lastRenderedPageBreak/>
         <w:t xml:space="preserve">    build: ./db_lr_admin-main/db_lr_admin-main   # образ MySQL з ЛР11</w:t>
       </w:r>
     </w:p>
@@ -1769,7 +2152,6 @@
           <w:sz w:val="28"/>
           <w:szCs w:val="28"/>
         </w:rPr>
-        <w:lastRenderedPageBreak/>
         <w:t xml:space="preserve">  web:</w:t>
       </w:r>
     </w:p>
@@ -2189,6 +2571,7 @@
           <w:sz w:val="28"/>
           <w:szCs w:val="28"/>
         </w:rPr>
+        <w:lastRenderedPageBreak/>
         <w:t>docker compose build           # збірка образів lr12ao-db, lr12ao-web</w:t>
       </w:r>
     </w:p>
@@ -2255,7 +2638,6 @@
           <w:sz w:val="28"/>
           <w:szCs w:val="28"/>
         </w:rPr>
-        <w:lastRenderedPageBreak/>
         <w:t>docker compose ps              # перевірка статусу</w:t>
       </w:r>
     </w:p>
@@ -9534,7 +9916,7 @@
 </file>
 
 <file path=customXml/itemProps2.xml><?xml version="1.0" encoding="utf-8"?>
-<ds:datastoreItem xmlns:ds="http://schemas.openxmlformats.org/officeDocument/2006/customXml" ds:itemID="{627D13A8-FBE0-4546-8797-E36A7B9CF326}">
+<ds:datastoreItem xmlns:ds="http://schemas.openxmlformats.org/officeDocument/2006/customXml" ds:itemID="{148F59BD-335B-41D9-95DD-006A7910CDBB}">
   <ds:schemaRefs>
     <ds:schemaRef ds:uri="http://schemas.openxmlformats.org/officeDocument/2006/bibliography"/>
   </ds:schemaRefs>

--- a/Адміністрування обчислювальних комплексів Зроблені ЛР/Лабораторна робота 12 - Матакова А.В. - 409а - Адміністрування обчислювальних комплексів.docx
+++ b/Адміністрування обчислювальних комплексів Зроблені ЛР/Лабораторна робота 12 - Матакова А.В. - 409а - Адміністрування обчислювальних комплексів.docx
@@ -1820,68 +1820,29 @@
           <w:szCs w:val="28"/>
         </w:rPr>
       </w:pPr>
+      <w:r>
+        <w:rPr>
+          <w:sz w:val="28"/>
+          <w:szCs w:val="28"/>
+        </w:rPr>
+        <w:t xml:space="preserve">Перед запуском коректність синтаксису файлу docker-compose.yml перевірено командою docker compose config, після чого виконано збірку обох образів командою docker compose build та запуск контейнерів у фоновому режимі командою docker compose up -d. Перевірка статусу командою docker compose ps підтвердила, що обидва сервіси — db_lr_admin (образ lr12ao-db) та lr_6_proj (образ lr12ao-web) </w:t>
+      </w:r>
+      <w:r>
+        <w:rPr>
+          <w:sz w:val="28"/>
+          <w:szCs w:val="28"/>
+        </w:rPr>
+        <w:t>–</w:t>
+      </w:r>
       <w:bookmarkStart w:id="0" w:name="_GoBack"/>
       <w:bookmarkEnd w:id="0"/>
-    </w:p>
-    <w:p>
-      <w:pPr>
-        <w:suppressAutoHyphens w:val="0"/>
-        <w:spacing w:line="360" w:lineRule="auto"/>
-        <w:ind w:leftChars="0" w:left="0" w:firstLineChars="0" w:firstLine="709"/>
-        <w:jc w:val="both"/>
-        <w:textDirection w:val="lrTb"/>
-        <w:textAlignment w:val="auto"/>
-        <w:outlineLvl w:val="9"/>
-        <w:rPr>
-          <w:sz w:val="28"/>
-          <w:szCs w:val="28"/>
-        </w:rPr>
-      </w:pPr>
-    </w:p>
-    <w:p>
-      <w:pPr>
-        <w:suppressAutoHyphens w:val="0"/>
-        <w:spacing w:line="360" w:lineRule="auto"/>
-        <w:ind w:leftChars="0" w:left="0" w:firstLineChars="0" w:firstLine="709"/>
-        <w:jc w:val="both"/>
-        <w:textDirection w:val="lrTb"/>
-        <w:textAlignment w:val="auto"/>
-        <w:outlineLvl w:val="9"/>
-        <w:rPr>
-          <w:sz w:val="28"/>
-          <w:szCs w:val="28"/>
-        </w:rPr>
-      </w:pPr>
-    </w:p>
-    <w:p>
-      <w:pPr>
-        <w:suppressAutoHyphens w:val="0"/>
-        <w:spacing w:line="360" w:lineRule="auto"/>
-        <w:ind w:leftChars="0" w:left="0" w:firstLineChars="0" w:firstLine="709"/>
-        <w:jc w:val="both"/>
-        <w:textDirection w:val="lrTb"/>
-        <w:textAlignment w:val="auto"/>
-        <w:outlineLvl w:val="9"/>
-        <w:rPr>
-          <w:sz w:val="28"/>
-          <w:szCs w:val="28"/>
-        </w:rPr>
-      </w:pPr>
-    </w:p>
-    <w:p>
-      <w:pPr>
-        <w:suppressAutoHyphens w:val="0"/>
-        <w:spacing w:line="360" w:lineRule="auto"/>
-        <w:ind w:leftChars="0" w:left="0" w:firstLineChars="0" w:firstLine="709"/>
-        <w:jc w:val="both"/>
-        <w:textDirection w:val="lrTb"/>
-        <w:textAlignment w:val="auto"/>
-        <w:outlineLvl w:val="9"/>
-        <w:rPr>
-          <w:sz w:val="28"/>
-          <w:szCs w:val="28"/>
-        </w:rPr>
-      </w:pPr>
+      <w:r>
+        <w:rPr>
+          <w:sz w:val="28"/>
+          <w:szCs w:val="28"/>
+        </w:rPr>
+        <w:t xml:space="preserve"> перебувають у стані «Up», при цьому сервіс web має прокинутий порт 0.0.0.0:8000-&gt;80/tcp. Командою docker images додатково підтверджено наявність зібраних образів lr12ao-db:latest та lr12ao-web:latest поряд з образами з попередніх лабораторних робіт.</w:t>
+      </w:r>
     </w:p>
     <w:p>
       <w:pPr>
@@ -1975,7 +1936,15 @@
           <w:sz w:val="28"/>
           <w:szCs w:val="28"/>
         </w:rPr>
-        <w:t>1. docker-compose.yml (корінь lr12ao) — описує інфраструктуру з рис. 1: два сервіси на основі Dockerfile'ів з ЛР11 (db — MySQL з db_lr_admin-main, web — Django з lr_6_proj-main), об'єднані спільною мережею compose, порт застосунку опубліковано на хост 8000:80.</w:t>
+        <w:t xml:space="preserve">1. docker-compose.yml (корінь lr12ao) — описує інфраструктуру з рис. 1: два сервіси на основі Dockerfile'ів з ЛР11 (db — MySQL з db_lr_admin-main, web — </w:t>
+      </w:r>
+      <w:r>
+        <w:rPr>
+          <w:sz w:val="28"/>
+          <w:szCs w:val="28"/>
+        </w:rPr>
+        <w:lastRenderedPageBreak/>
+        <w:t>Django з lr_6_proj-main), об'єднані спільною мережею compose, порт застосунку опубліковано на хост 8000:80.</w:t>
       </w:r>
     </w:p>
     <w:p>
@@ -2070,7 +2039,6 @@
           <w:sz w:val="28"/>
           <w:szCs w:val="28"/>
         </w:rPr>
-        <w:lastRenderedPageBreak/>
         <w:t xml:space="preserve">    build: ./db_lr_admin-main/db_lr_admin-main   # образ MySQL з ЛР11</w:t>
       </w:r>
     </w:p>
@@ -2475,6 +2443,7 @@
           <w:sz w:val="28"/>
           <w:szCs w:val="28"/>
         </w:rPr>
+        <w:lastRenderedPageBreak/>
         <w:t>браузері.</w:t>
       </w:r>
     </w:p>
@@ -2571,7 +2540,6 @@
           <w:sz w:val="28"/>
           <w:szCs w:val="28"/>
         </w:rPr>
-        <w:lastRenderedPageBreak/>
         <w:t>docker compose build           # збірка образів lr12ao-db, lr12ao-web</w:t>
       </w:r>
     </w:p>
@@ -9916,7 +9884,7 @@
 </file>
 
 <file path=customXml/itemProps2.xml><?xml version="1.0" encoding="utf-8"?>
-<ds:datastoreItem xmlns:ds="http://schemas.openxmlformats.org/officeDocument/2006/customXml" ds:itemID="{148F59BD-335B-41D9-95DD-006A7910CDBB}">
+<ds:datastoreItem xmlns:ds="http://schemas.openxmlformats.org/officeDocument/2006/customXml" ds:itemID="{7188EC82-86CF-4279-8490-4AF52C4D6AC5}">
   <ds:schemaRefs>
     <ds:schemaRef ds:uri="http://schemas.openxmlformats.org/officeDocument/2006/bibliography"/>
   </ds:schemaRefs>

--- a/Адміністрування обчислювальних комплексів Зроблені ЛР/Лабораторна робота 12 - Матакова А.В. - 409а - Адміністрування обчислювальних комплексів.docx
+++ b/Адміністрування обчислювальних комплексів Зроблені ЛР/Лабораторна робота 12 - Матакова А.В. - 409а - Адміністрування обчислювальних комплексів.docx
@@ -1810,44 +1810,6 @@
       <w:pPr>
         <w:suppressAutoHyphens w:val="0"/>
         <w:spacing w:line="360" w:lineRule="auto"/>
-        <w:ind w:leftChars="0" w:left="0" w:firstLineChars="0" w:firstLine="709"/>
-        <w:jc w:val="both"/>
-        <w:textDirection w:val="lrTb"/>
-        <w:textAlignment w:val="auto"/>
-        <w:outlineLvl w:val="9"/>
-        <w:rPr>
-          <w:sz w:val="28"/>
-          <w:szCs w:val="28"/>
-        </w:rPr>
-      </w:pPr>
-      <w:r>
-        <w:rPr>
-          <w:sz w:val="28"/>
-          <w:szCs w:val="28"/>
-        </w:rPr>
-        <w:t xml:space="preserve">Перед запуском коректність синтаксису файлу docker-compose.yml перевірено командою docker compose config, після чого виконано збірку обох образів командою docker compose build та запуск контейнерів у фоновому режимі командою docker compose up -d. Перевірка статусу командою docker compose ps підтвердила, що обидва сервіси — db_lr_admin (образ lr12ao-db) та lr_6_proj (образ lr12ao-web) </w:t>
-      </w:r>
-      <w:r>
-        <w:rPr>
-          <w:sz w:val="28"/>
-          <w:szCs w:val="28"/>
-        </w:rPr>
-        <w:t>–</w:t>
-      </w:r>
-      <w:bookmarkStart w:id="0" w:name="_GoBack"/>
-      <w:bookmarkEnd w:id="0"/>
-      <w:r>
-        <w:rPr>
-          <w:sz w:val="28"/>
-          <w:szCs w:val="28"/>
-        </w:rPr>
-        <w:t xml:space="preserve"> перебувають у стані «Up», при цьому сервіс web має прокинутий порт 0.0.0.0:8000-&gt;80/tcp. Командою docker images додатково підтверджено наявність зібраних образів lr12ao-db:latest та lr12ao-web:latest поряд з образами з попередніх лабораторних робіт.</w:t>
-      </w:r>
-    </w:p>
-    <w:p>
-      <w:pPr>
-        <w:suppressAutoHyphens w:val="0"/>
-        <w:spacing w:line="360" w:lineRule="auto"/>
         <w:ind w:leftChars="0" w:left="0" w:firstLineChars="0" w:firstLine="0"/>
         <w:jc w:val="center"/>
         <w:textDirection w:val="lrTb"/>
@@ -1858,1080 +1820,6 @@
           <w:szCs w:val="28"/>
         </w:rPr>
       </w:pPr>
-    </w:p>
-    <w:p>
-      <w:pPr>
-        <w:suppressAutoHyphens w:val="0"/>
-        <w:spacing w:line="360" w:lineRule="auto"/>
-        <w:ind w:leftChars="0" w:left="0" w:firstLineChars="0" w:firstLine="0"/>
-        <w:jc w:val="center"/>
-        <w:textDirection w:val="lrTb"/>
-        <w:textAlignment w:val="auto"/>
-        <w:outlineLvl w:val="9"/>
-        <w:rPr>
-          <w:sz w:val="28"/>
-          <w:szCs w:val="28"/>
-        </w:rPr>
-      </w:pPr>
-      <w:r>
-        <w:rPr>
-          <w:sz w:val="28"/>
-          <w:szCs w:val="28"/>
-        </w:rPr>
-        <w:t>Рисунок 1 –</w:t>
-      </w:r>
-      <w:r>
-        <w:rPr>
-          <w:sz w:val="28"/>
-          <w:szCs w:val="28"/>
-        </w:rPr>
-        <w:t xml:space="preserve"> </w:t>
-      </w:r>
-      <w:r>
-        <w:rPr>
-          <w:sz w:val="28"/>
-          <w:szCs w:val="28"/>
-        </w:rPr>
-        <w:t>Результат тестування</w:t>
-      </w:r>
-    </w:p>
-    <w:p>
-      <w:pPr>
-        <w:suppressAutoHyphens w:val="0"/>
-        <w:spacing w:line="360" w:lineRule="auto"/>
-        <w:ind w:leftChars="0" w:left="0" w:firstLineChars="0" w:firstLine="709"/>
-        <w:jc w:val="both"/>
-        <w:textDirection w:val="lrTb"/>
-        <w:textAlignment w:val="auto"/>
-        <w:outlineLvl w:val="9"/>
-        <w:rPr>
-          <w:sz w:val="28"/>
-          <w:szCs w:val="28"/>
-        </w:rPr>
-      </w:pPr>
-      <w:r>
-        <w:rPr>
-          <w:sz w:val="28"/>
-          <w:szCs w:val="28"/>
-        </w:rPr>
-        <w:t>Таблиця 1 – Параметри опису usecase</w:t>
-      </w:r>
-    </w:p>
-    <w:p>
-      <w:pPr>
-        <w:suppressAutoHyphens w:val="0"/>
-        <w:spacing w:line="360" w:lineRule="auto"/>
-        <w:ind w:leftChars="0" w:firstLineChars="0" w:firstLine="709"/>
-        <w:jc w:val="both"/>
-        <w:textDirection w:val="lrTb"/>
-        <w:textAlignment w:val="auto"/>
-        <w:outlineLvl w:val="9"/>
-        <w:rPr>
-          <w:sz w:val="28"/>
-          <w:szCs w:val="28"/>
-        </w:rPr>
-      </w:pPr>
-      <w:r>
-        <w:rPr>
-          <w:sz w:val="28"/>
-          <w:szCs w:val="28"/>
-        </w:rPr>
-        <w:t xml:space="preserve">1. docker-compose.yml (корінь lr12ao) — описує інфраструктуру з рис. 1: два сервіси на основі Dockerfile'ів з ЛР11 (db — MySQL з db_lr_admin-main, web — </w:t>
-      </w:r>
-      <w:r>
-        <w:rPr>
-          <w:sz w:val="28"/>
-          <w:szCs w:val="28"/>
-        </w:rPr>
-        <w:lastRenderedPageBreak/>
-        <w:t>Django з lr_6_proj-main), об'єднані спільною мережею compose, порт застосунку опубліковано на хост 8000:80.</w:t>
-      </w:r>
-    </w:p>
-    <w:p>
-      <w:pPr>
-        <w:suppressAutoHyphens w:val="0"/>
-        <w:spacing w:line="360" w:lineRule="auto"/>
-        <w:ind w:leftChars="0" w:firstLineChars="0" w:firstLine="709"/>
-        <w:jc w:val="both"/>
-        <w:textDirection w:val="lrTb"/>
-        <w:textAlignment w:val="auto"/>
-        <w:outlineLvl w:val="9"/>
-        <w:rPr>
-          <w:sz w:val="28"/>
-          <w:szCs w:val="28"/>
-        </w:rPr>
-      </w:pPr>
-      <w:r>
-        <w:rPr>
-          <w:sz w:val="28"/>
-          <w:szCs w:val="28"/>
-        </w:rPr>
-        <w:t>docker-compose.yml</w:t>
-      </w:r>
-      <w:r>
-        <w:rPr>
-          <w:sz w:val="28"/>
-          <w:szCs w:val="28"/>
-        </w:rPr>
-        <w:t>:</w:t>
-      </w:r>
-    </w:p>
-    <w:p>
-      <w:pPr>
-        <w:suppressAutoHyphens w:val="0"/>
-        <w:spacing w:line="360" w:lineRule="auto"/>
-        <w:ind w:leftChars="0" w:firstLineChars="0" w:firstLine="709"/>
-        <w:jc w:val="both"/>
-        <w:textDirection w:val="lrTb"/>
-        <w:textAlignment w:val="auto"/>
-        <w:outlineLvl w:val="9"/>
-        <w:rPr>
-          <w:sz w:val="28"/>
-          <w:szCs w:val="28"/>
-        </w:rPr>
-      </w:pPr>
-      <w:r>
-        <w:rPr>
-          <w:sz w:val="28"/>
-          <w:szCs w:val="28"/>
-        </w:rPr>
-        <w:t>services:</w:t>
-      </w:r>
-    </w:p>
-    <w:p>
-      <w:pPr>
-        <w:suppressAutoHyphens w:val="0"/>
-        <w:spacing w:line="360" w:lineRule="auto"/>
-        <w:ind w:leftChars="0" w:firstLineChars="0" w:firstLine="709"/>
-        <w:jc w:val="both"/>
-        <w:textDirection w:val="lrTb"/>
-        <w:textAlignment w:val="auto"/>
-        <w:outlineLvl w:val="9"/>
-        <w:rPr>
-          <w:sz w:val="28"/>
-          <w:szCs w:val="28"/>
-        </w:rPr>
-      </w:pPr>
-      <w:r>
-        <w:rPr>
-          <w:sz w:val="28"/>
-          <w:szCs w:val="28"/>
-        </w:rPr>
-        <w:t xml:space="preserve">  db:</w:t>
-      </w:r>
-    </w:p>
-    <w:p>
-      <w:pPr>
-        <w:suppressAutoHyphens w:val="0"/>
-        <w:spacing w:line="360" w:lineRule="auto"/>
-        <w:ind w:leftChars="0" w:firstLineChars="0" w:firstLine="709"/>
-        <w:jc w:val="both"/>
-        <w:textDirection w:val="lrTb"/>
-        <w:textAlignment w:val="auto"/>
-        <w:outlineLvl w:val="9"/>
-        <w:rPr>
-          <w:sz w:val="28"/>
-          <w:szCs w:val="28"/>
-        </w:rPr>
-      </w:pPr>
-      <w:r>
-        <w:rPr>
-          <w:sz w:val="28"/>
-          <w:szCs w:val="28"/>
-        </w:rPr>
-        <w:t xml:space="preserve">    build: ./db_lr_admin-main/db_lr_admin-main   # образ MySQL з ЛР11</w:t>
-      </w:r>
-    </w:p>
-    <w:p>
-      <w:pPr>
-        <w:suppressAutoHyphens w:val="0"/>
-        <w:spacing w:line="360" w:lineRule="auto"/>
-        <w:ind w:leftChars="0" w:firstLineChars="0" w:firstLine="709"/>
-        <w:jc w:val="both"/>
-        <w:textDirection w:val="lrTb"/>
-        <w:textAlignment w:val="auto"/>
-        <w:outlineLvl w:val="9"/>
-        <w:rPr>
-          <w:sz w:val="28"/>
-          <w:szCs w:val="28"/>
-        </w:rPr>
-      </w:pPr>
-      <w:r>
-        <w:rPr>
-          <w:sz w:val="28"/>
-          <w:szCs w:val="28"/>
-        </w:rPr>
-        <w:t xml:space="preserve">    container_name: db_lr_admin</w:t>
-      </w:r>
-    </w:p>
-    <w:p>
-      <w:pPr>
-        <w:suppressAutoHyphens w:val="0"/>
-        <w:spacing w:line="360" w:lineRule="auto"/>
-        <w:ind w:leftChars="0" w:firstLineChars="0" w:firstLine="709"/>
-        <w:jc w:val="both"/>
-        <w:textDirection w:val="lrTb"/>
-        <w:textAlignment w:val="auto"/>
-        <w:outlineLvl w:val="9"/>
-        <w:rPr>
-          <w:sz w:val="28"/>
-          <w:szCs w:val="28"/>
-        </w:rPr>
-      </w:pPr>
-      <w:r>
-        <w:rPr>
-          <w:sz w:val="28"/>
-          <w:szCs w:val="28"/>
-        </w:rPr>
-        <w:t xml:space="preserve">    restart: unless-stopped</w:t>
-      </w:r>
-    </w:p>
-    <w:p>
-      <w:pPr>
-        <w:suppressAutoHyphens w:val="0"/>
-        <w:spacing w:line="360" w:lineRule="auto"/>
-        <w:ind w:leftChars="0" w:firstLineChars="0" w:firstLine="709"/>
-        <w:jc w:val="both"/>
-        <w:textDirection w:val="lrTb"/>
-        <w:textAlignment w:val="auto"/>
-        <w:outlineLvl w:val="9"/>
-        <w:rPr>
-          <w:sz w:val="28"/>
-          <w:szCs w:val="28"/>
-        </w:rPr>
-      </w:pPr>
-    </w:p>
-    <w:p>
-      <w:pPr>
-        <w:suppressAutoHyphens w:val="0"/>
-        <w:spacing w:line="360" w:lineRule="auto"/>
-        <w:ind w:leftChars="0" w:firstLineChars="0" w:firstLine="709"/>
-        <w:jc w:val="both"/>
-        <w:textDirection w:val="lrTb"/>
-        <w:textAlignment w:val="auto"/>
-        <w:outlineLvl w:val="9"/>
-        <w:rPr>
-          <w:sz w:val="28"/>
-          <w:szCs w:val="28"/>
-        </w:rPr>
-      </w:pPr>
-      <w:r>
-        <w:rPr>
-          <w:sz w:val="28"/>
-          <w:szCs w:val="28"/>
-        </w:rPr>
-        <w:t xml:space="preserve">  web:</w:t>
-      </w:r>
-    </w:p>
-    <w:p>
-      <w:pPr>
-        <w:suppressAutoHyphens w:val="0"/>
-        <w:spacing w:line="360" w:lineRule="auto"/>
-        <w:ind w:leftChars="0" w:firstLineChars="0" w:firstLine="709"/>
-        <w:jc w:val="both"/>
-        <w:textDirection w:val="lrTb"/>
-        <w:textAlignment w:val="auto"/>
-        <w:outlineLvl w:val="9"/>
-        <w:rPr>
-          <w:sz w:val="28"/>
-          <w:szCs w:val="28"/>
-        </w:rPr>
-      </w:pPr>
-      <w:r>
-        <w:rPr>
-          <w:sz w:val="28"/>
-          <w:szCs w:val="28"/>
-        </w:rPr>
-        <w:t xml:space="preserve">    build: ./lr_6_proj-main/lr_6_proj-main        # образ Django-застосунку з ЛР11</w:t>
-      </w:r>
-    </w:p>
-    <w:p>
-      <w:pPr>
-        <w:suppressAutoHyphens w:val="0"/>
-        <w:spacing w:line="360" w:lineRule="auto"/>
-        <w:ind w:leftChars="0" w:firstLineChars="0" w:firstLine="709"/>
-        <w:jc w:val="both"/>
-        <w:textDirection w:val="lrTb"/>
-        <w:textAlignment w:val="auto"/>
-        <w:outlineLvl w:val="9"/>
-        <w:rPr>
-          <w:sz w:val="28"/>
-          <w:szCs w:val="28"/>
-        </w:rPr>
-      </w:pPr>
-      <w:r>
-        <w:rPr>
-          <w:sz w:val="28"/>
-          <w:szCs w:val="28"/>
-        </w:rPr>
-        <w:t xml:space="preserve">    container_name: lr_6_proj</w:t>
-      </w:r>
-    </w:p>
-    <w:p>
-      <w:pPr>
-        <w:suppressAutoHyphens w:val="0"/>
-        <w:spacing w:line="360" w:lineRule="auto"/>
-        <w:ind w:leftChars="0" w:firstLineChars="0" w:firstLine="709"/>
-        <w:jc w:val="both"/>
-        <w:textDirection w:val="lrTb"/>
-        <w:textAlignment w:val="auto"/>
-        <w:outlineLvl w:val="9"/>
-        <w:rPr>
-          <w:sz w:val="28"/>
-          <w:szCs w:val="28"/>
-        </w:rPr>
-      </w:pPr>
-      <w:r>
-        <w:rPr>
-          <w:sz w:val="28"/>
-          <w:szCs w:val="28"/>
-        </w:rPr>
-        <w:t xml:space="preserve">    restart: unless-stopped</w:t>
-      </w:r>
-    </w:p>
-    <w:p>
-      <w:pPr>
-        <w:suppressAutoHyphens w:val="0"/>
-        <w:spacing w:line="360" w:lineRule="auto"/>
-        <w:ind w:leftChars="0" w:firstLineChars="0" w:firstLine="709"/>
-        <w:jc w:val="both"/>
-        <w:textDirection w:val="lrTb"/>
-        <w:textAlignment w:val="auto"/>
-        <w:outlineLvl w:val="9"/>
-        <w:rPr>
-          <w:sz w:val="28"/>
-          <w:szCs w:val="28"/>
-        </w:rPr>
-      </w:pPr>
-      <w:r>
-        <w:rPr>
-          <w:sz w:val="28"/>
-          <w:szCs w:val="28"/>
-        </w:rPr>
-        <w:t xml:space="preserve">    depends_on:</w:t>
-      </w:r>
-    </w:p>
-    <w:p>
-      <w:pPr>
-        <w:suppressAutoHyphens w:val="0"/>
-        <w:spacing w:line="360" w:lineRule="auto"/>
-        <w:ind w:leftChars="0" w:firstLineChars="0" w:firstLine="709"/>
-        <w:jc w:val="both"/>
-        <w:textDirection w:val="lrTb"/>
-        <w:textAlignment w:val="auto"/>
-        <w:outlineLvl w:val="9"/>
-        <w:rPr>
-          <w:sz w:val="28"/>
-          <w:szCs w:val="28"/>
-        </w:rPr>
-      </w:pPr>
-      <w:r>
-        <w:rPr>
-          <w:sz w:val="28"/>
-          <w:szCs w:val="28"/>
-        </w:rPr>
-        <w:t xml:space="preserve">      - db          # web стартує лише після старту контейнера db</w:t>
-      </w:r>
-    </w:p>
-    <w:p>
-      <w:pPr>
-        <w:suppressAutoHyphens w:val="0"/>
-        <w:spacing w:line="360" w:lineRule="auto"/>
-        <w:ind w:leftChars="0" w:firstLineChars="0" w:firstLine="709"/>
-        <w:jc w:val="both"/>
-        <w:textDirection w:val="lrTb"/>
-        <w:textAlignment w:val="auto"/>
-        <w:outlineLvl w:val="9"/>
-        <w:rPr>
-          <w:sz w:val="28"/>
-          <w:szCs w:val="28"/>
-        </w:rPr>
-      </w:pPr>
-      <w:r>
-        <w:rPr>
-          <w:sz w:val="28"/>
-          <w:szCs w:val="28"/>
-        </w:rPr>
-        <w:t xml:space="preserve">    ports:</w:t>
-      </w:r>
-    </w:p>
-    <w:p>
-      <w:pPr>
-        <w:suppressAutoHyphens w:val="0"/>
-        <w:spacing w:line="360" w:lineRule="auto"/>
-        <w:ind w:leftChars="0" w:firstLineChars="0" w:firstLine="709"/>
-        <w:jc w:val="both"/>
-        <w:textDirection w:val="lrTb"/>
-        <w:textAlignment w:val="auto"/>
-        <w:outlineLvl w:val="9"/>
-        <w:rPr>
-          <w:sz w:val="28"/>
-          <w:szCs w:val="28"/>
-        </w:rPr>
-      </w:pPr>
-      <w:r>
-        <w:rPr>
-          <w:sz w:val="28"/>
-          <w:szCs w:val="28"/>
-        </w:rPr>
-        <w:t xml:space="preserve">      - "8000:80"    # доступ з хоста/локальної мережі на порт 8000</w:t>
-      </w:r>
-    </w:p>
-    <w:p>
-      <w:pPr>
-        <w:suppressAutoHyphens w:val="0"/>
-        <w:spacing w:line="360" w:lineRule="auto"/>
-        <w:ind w:leftChars="0" w:firstLineChars="0" w:firstLine="709"/>
-        <w:jc w:val="both"/>
-        <w:textDirection w:val="lrTb"/>
-        <w:textAlignment w:val="auto"/>
-        <w:outlineLvl w:val="9"/>
-        <w:rPr>
-          <w:sz w:val="28"/>
-          <w:szCs w:val="28"/>
-        </w:rPr>
-      </w:pPr>
-      <w:r>
-        <w:rPr>
-          <w:sz w:val="28"/>
-          <w:szCs w:val="28"/>
-        </w:rPr>
-        <w:t>2. Виправлення коду lr_6_proj-main/lr_6_proj-main/show_list/mysql_connect.py — рядок підключення до БД:</w:t>
-      </w:r>
-    </w:p>
-    <w:p>
-      <w:pPr>
-        <w:suppressAutoHyphens w:val="0"/>
-        <w:spacing w:line="360" w:lineRule="auto"/>
-        <w:ind w:leftChars="0" w:firstLineChars="0" w:firstLine="709"/>
-        <w:jc w:val="both"/>
-        <w:textDirection w:val="lrTb"/>
-        <w:textAlignment w:val="auto"/>
-        <w:outlineLvl w:val="9"/>
-        <w:rPr>
-          <w:sz w:val="28"/>
-          <w:szCs w:val="28"/>
-        </w:rPr>
-      </w:pPr>
-      <w:r>
-        <w:rPr>
-          <w:sz w:val="28"/>
-          <w:szCs w:val="28"/>
-        </w:rPr>
-        <w:t># "db" - ім'я сервісу БД у docker-compose.yml, а не IP-адреса</w:t>
-      </w:r>
-    </w:p>
-    <w:p>
-      <w:pPr>
-        <w:suppressAutoHyphens w:val="0"/>
-        <w:spacing w:line="360" w:lineRule="auto"/>
-        <w:ind w:leftChars="0" w:firstLineChars="0" w:firstLine="709"/>
-        <w:jc w:val="both"/>
-        <w:textDirection w:val="lrTb"/>
-        <w:textAlignment w:val="auto"/>
-        <w:outlineLvl w:val="9"/>
-        <w:rPr>
-          <w:sz w:val="28"/>
-          <w:szCs w:val="28"/>
-        </w:rPr>
-      </w:pPr>
-      <w:r>
-        <w:rPr>
-          <w:sz w:val="28"/>
-          <w:szCs w:val="28"/>
-        </w:rPr>
-        <w:t>self.engine = create_engine("mysql+mysqlconnector://sammy:pass</w:t>
-      </w:r>
-    </w:p>
-    <w:p>
-      <w:pPr>
-        <w:suppressAutoHyphens w:val="0"/>
-        <w:spacing w:line="360" w:lineRule="auto"/>
-        <w:ind w:leftChars="0" w:firstLineChars="0" w:firstLine="709"/>
-        <w:jc w:val="both"/>
-        <w:textDirection w:val="lrTb"/>
-        <w:textAlignment w:val="auto"/>
-        <w:outlineLvl w:val="9"/>
-        <w:rPr>
-          <w:sz w:val="28"/>
-          <w:szCs w:val="28"/>
-        </w:rPr>
-      </w:pPr>
-      <w:r>
-        <w:rPr>
-          <w:sz w:val="28"/>
-          <w:szCs w:val="28"/>
-        </w:rPr>
-        <w:t>Раніше там був захардкоджений IP віртуалки з ЛР7 (192.168.10.12) — у мережі docker-compose контейнери звертаються один до одного за іменем сервіса, а не</w:t>
-      </w:r>
-    </w:p>
-    <w:p>
-      <w:pPr>
-        <w:suppressAutoHyphens w:val="0"/>
-        <w:spacing w:line="360" w:lineRule="auto"/>
-        <w:ind w:leftChars="0" w:firstLineChars="0" w:firstLine="709"/>
-        <w:jc w:val="both"/>
-        <w:textDirection w:val="lrTb"/>
-        <w:textAlignment w:val="auto"/>
-        <w:outlineLvl w:val="9"/>
-        <w:rPr>
-          <w:sz w:val="28"/>
-          <w:szCs w:val="28"/>
-        </w:rPr>
-      </w:pPr>
-      <w:r>
-        <w:rPr>
-          <w:sz w:val="28"/>
-          <w:szCs w:val="28"/>
-        </w:rPr>
-        <w:t>по IP, тому без цієї правки web не знайшов би базу.</w:t>
-      </w:r>
-    </w:p>
-    <w:p>
-      <w:pPr>
-        <w:suppressAutoHyphens w:val="0"/>
-        <w:spacing w:line="360" w:lineRule="auto"/>
-        <w:ind w:leftChars="0" w:firstLineChars="0" w:firstLine="709"/>
-        <w:jc w:val="both"/>
-        <w:textDirection w:val="lrTb"/>
-        <w:textAlignment w:val="auto"/>
-        <w:outlineLvl w:val="9"/>
-        <w:rPr>
-          <w:sz w:val="28"/>
-          <w:szCs w:val="28"/>
-        </w:rPr>
-      </w:pPr>
-    </w:p>
-    <w:p>
-      <w:pPr>
-        <w:suppressAutoHyphens w:val="0"/>
-        <w:spacing w:line="360" w:lineRule="auto"/>
-        <w:ind w:leftChars="0" w:firstLineChars="0" w:firstLine="709"/>
-        <w:jc w:val="both"/>
-        <w:textDirection w:val="lrTb"/>
-        <w:textAlignment w:val="auto"/>
-        <w:outlineLvl w:val="9"/>
-        <w:rPr>
-          <w:sz w:val="28"/>
-          <w:szCs w:val="28"/>
-        </w:rPr>
-      </w:pPr>
-      <w:r>
-        <w:rPr>
-          <w:sz w:val="28"/>
-          <w:szCs w:val="28"/>
-        </w:rPr>
-        <w:t>Перевірено наживо на цій машині: docker compose build → dockerйнери Up, curl http://localhost:8000/home/ → HTTP 200, сторінка «Таблиця студентів» з 7 рядками з БД, у логах web жодних помилок. Контейнери зараз запущені — можете одразу відкрити http://localhost:8000/home/ у</w:t>
-      </w:r>
-    </w:p>
-    <w:p>
-      <w:pPr>
-        <w:suppressAutoHyphens w:val="0"/>
-        <w:spacing w:line="360" w:lineRule="auto"/>
-        <w:ind w:leftChars="0" w:firstLineChars="0" w:firstLine="709"/>
-        <w:jc w:val="both"/>
-        <w:textDirection w:val="lrTb"/>
-        <w:textAlignment w:val="auto"/>
-        <w:outlineLvl w:val="9"/>
-        <w:rPr>
-          <w:sz w:val="28"/>
-          <w:szCs w:val="28"/>
-        </w:rPr>
-      </w:pPr>
-      <w:r>
-        <w:rPr>
-          <w:sz w:val="28"/>
-          <w:szCs w:val="28"/>
-        </w:rPr>
-        <w:lastRenderedPageBreak/>
-        <w:t>браузері.</w:t>
-      </w:r>
-    </w:p>
-    <w:p>
-      <w:pPr>
-        <w:suppressAutoHyphens w:val="0"/>
-        <w:spacing w:line="360" w:lineRule="auto"/>
-        <w:ind w:leftChars="0" w:firstLineChars="0" w:firstLine="709"/>
-        <w:jc w:val="both"/>
-        <w:textDirection w:val="lrTb"/>
-        <w:textAlignment w:val="auto"/>
-        <w:outlineLvl w:val="9"/>
-        <w:rPr>
-          <w:sz w:val="28"/>
-          <w:szCs w:val="28"/>
-        </w:rPr>
-      </w:pPr>
-    </w:p>
-    <w:p>
-      <w:pPr>
-        <w:suppressAutoHyphens w:val="0"/>
-        <w:spacing w:line="360" w:lineRule="auto"/>
-        <w:ind w:leftChars="0" w:firstLineChars="0" w:firstLine="709"/>
-        <w:jc w:val="both"/>
-        <w:textDirection w:val="lrTb"/>
-        <w:textAlignment w:val="auto"/>
-        <w:outlineLvl w:val="9"/>
-        <w:rPr>
-          <w:sz w:val="28"/>
-          <w:szCs w:val="28"/>
-        </w:rPr>
-      </w:pPr>
-      <w:r>
-        <w:rPr>
-          <w:sz w:val="28"/>
-          <w:szCs w:val="28"/>
-        </w:rPr>
-        <w:t>Команди, які я використав</w:t>
-      </w:r>
-    </w:p>
-    <w:p>
-      <w:pPr>
-        <w:suppressAutoHyphens w:val="0"/>
-        <w:spacing w:line="360" w:lineRule="auto"/>
-        <w:ind w:leftChars="0" w:firstLineChars="0" w:firstLine="709"/>
-        <w:jc w:val="both"/>
-        <w:textDirection w:val="lrTb"/>
-        <w:textAlignment w:val="auto"/>
-        <w:outlineLvl w:val="9"/>
-        <w:rPr>
-          <w:sz w:val="28"/>
-          <w:szCs w:val="28"/>
-        </w:rPr>
-      </w:pPr>
-    </w:p>
-    <w:p>
-      <w:pPr>
-        <w:suppressAutoHyphens w:val="0"/>
-        <w:spacing w:line="360" w:lineRule="auto"/>
-        <w:ind w:leftChars="0" w:firstLineChars="0" w:firstLine="709"/>
-        <w:jc w:val="both"/>
-        <w:textDirection w:val="lrTb"/>
-        <w:textAlignment w:val="auto"/>
-        <w:outlineLvl w:val="9"/>
-        <w:rPr>
-          <w:sz w:val="28"/>
-          <w:szCs w:val="28"/>
-        </w:rPr>
-      </w:pPr>
-      <w:r>
-        <w:rPr>
-          <w:sz w:val="28"/>
-          <w:szCs w:val="28"/>
-        </w:rPr>
-        <w:t>docker compose config          # перевірка синтаксису yml</w:t>
-      </w:r>
-    </w:p>
-    <w:p>
-      <w:pPr>
-        <w:suppressAutoHyphens w:val="0"/>
-        <w:spacing w:line="360" w:lineRule="auto"/>
-        <w:ind w:leftChars="0" w:firstLineChars="0" w:firstLine="709"/>
-        <w:jc w:val="both"/>
-        <w:textDirection w:val="lrTb"/>
-        <w:textAlignment w:val="auto"/>
-        <w:outlineLvl w:val="9"/>
-        <w:rPr>
-          <w:sz w:val="28"/>
-          <w:szCs w:val="28"/>
-        </w:rPr>
-      </w:pPr>
-      <w:r>
-        <w:rPr>
-          <w:sz w:val="28"/>
-          <w:szCs w:val="28"/>
-        </w:rPr>
-        <w:t>docker compose build           # збірка образів lr12ao-db, lr12ao-web</w:t>
-      </w:r>
-    </w:p>
-    <w:p>
-      <w:pPr>
-        <w:suppressAutoHyphens w:val="0"/>
-        <w:spacing w:line="360" w:lineRule="auto"/>
-        <w:ind w:leftChars="0" w:firstLineChars="0" w:firstLine="709"/>
-        <w:jc w:val="both"/>
-        <w:textDirection w:val="lrTb"/>
-        <w:textAlignment w:val="auto"/>
-        <w:outlineLvl w:val="9"/>
-        <w:rPr>
-          <w:sz w:val="28"/>
-          <w:szCs w:val="28"/>
-        </w:rPr>
-      </w:pPr>
-      <w:r>
-        <w:rPr>
-          <w:sz w:val="28"/>
-          <w:szCs w:val="28"/>
-        </w:rPr>
-        <w:t>docker rm db_lr_admin lr_6_proj  # прибрав старі зупинені контись з ручних запусків ЛР11)</w:t>
-      </w:r>
-    </w:p>
-    <w:p>
-      <w:pPr>
-        <w:suppressAutoHyphens w:val="0"/>
-        <w:spacing w:line="360" w:lineRule="auto"/>
-        <w:ind w:leftChars="0" w:firstLineChars="0" w:firstLine="709"/>
-        <w:jc w:val="both"/>
-        <w:textDirection w:val="lrTb"/>
-        <w:textAlignment w:val="auto"/>
-        <w:outlineLvl w:val="9"/>
-        <w:rPr>
-          <w:sz w:val="28"/>
-          <w:szCs w:val="28"/>
-        </w:rPr>
-      </w:pPr>
-      <w:r>
-        <w:rPr>
-          <w:sz w:val="28"/>
-          <w:szCs w:val="28"/>
-        </w:rPr>
-        <w:t>docker compose up -d           # запуск обох контейнерів</w:t>
-      </w:r>
-    </w:p>
-    <w:p>
-      <w:pPr>
-        <w:suppressAutoHyphens w:val="0"/>
-        <w:spacing w:line="360" w:lineRule="auto"/>
-        <w:ind w:leftChars="0" w:firstLineChars="0" w:firstLine="709"/>
-        <w:jc w:val="both"/>
-        <w:textDirection w:val="lrTb"/>
-        <w:textAlignment w:val="auto"/>
-        <w:outlineLvl w:val="9"/>
-        <w:rPr>
-          <w:sz w:val="28"/>
-          <w:szCs w:val="28"/>
-        </w:rPr>
-      </w:pPr>
-      <w:r>
-        <w:rPr>
-          <w:sz w:val="28"/>
-          <w:szCs w:val="28"/>
-        </w:rPr>
-        <w:t>docker compose ps              # перевірка статусу</w:t>
-      </w:r>
-    </w:p>
-    <w:p>
-      <w:pPr>
-        <w:suppressAutoHyphens w:val="0"/>
-        <w:spacing w:line="360" w:lineRule="auto"/>
-        <w:ind w:leftChars="0" w:firstLineChars="0" w:firstLine="709"/>
-        <w:jc w:val="both"/>
-        <w:textDirection w:val="lrTb"/>
-        <w:textAlignment w:val="auto"/>
-        <w:outlineLvl w:val="9"/>
-        <w:rPr>
-          <w:sz w:val="28"/>
-          <w:szCs w:val="28"/>
-        </w:rPr>
-      </w:pPr>
-      <w:r>
-        <w:rPr>
-          <w:sz w:val="28"/>
-          <w:szCs w:val="28"/>
-        </w:rPr>
-        <w:t>curl http://localhost:8000/home/   # перевірка роботи вебзастосунку</w:t>
-      </w:r>
-    </w:p>
-    <w:p>
-      <w:pPr>
-        <w:suppressAutoHyphens w:val="0"/>
-        <w:spacing w:line="360" w:lineRule="auto"/>
-        <w:ind w:leftChars="0" w:firstLineChars="0" w:firstLine="709"/>
-        <w:jc w:val="both"/>
-        <w:textDirection w:val="lrTb"/>
-        <w:textAlignment w:val="auto"/>
-        <w:outlineLvl w:val="9"/>
-        <w:rPr>
-          <w:sz w:val="28"/>
-          <w:szCs w:val="28"/>
-        </w:rPr>
-      </w:pPr>
-      <w:r>
-        <w:rPr>
-          <w:sz w:val="28"/>
-          <w:szCs w:val="28"/>
-        </w:rPr>
-        <w:t>docker logs lr_6_proj --tail 20    # перевірка відсутності пом</w:t>
-      </w:r>
-    </w:p>
-    <w:p>
-      <w:pPr>
-        <w:suppressAutoHyphens w:val="0"/>
-        <w:spacing w:line="360" w:lineRule="auto"/>
-        <w:ind w:leftChars="0" w:firstLineChars="0" w:firstLine="709"/>
-        <w:jc w:val="both"/>
-        <w:textDirection w:val="lrTb"/>
-        <w:textAlignment w:val="auto"/>
-        <w:outlineLvl w:val="9"/>
-        <w:rPr>
-          <w:sz w:val="28"/>
-          <w:szCs w:val="28"/>
-        </w:rPr>
-      </w:pPr>
-    </w:p>
-    <w:p>
-      <w:pPr>
-        <w:suppressAutoHyphens w:val="0"/>
-        <w:spacing w:line="360" w:lineRule="auto"/>
-        <w:ind w:leftChars="0" w:firstLineChars="0" w:firstLine="709"/>
-        <w:jc w:val="both"/>
-        <w:textDirection w:val="lrTb"/>
-        <w:textAlignment w:val="auto"/>
-        <w:outlineLvl w:val="9"/>
-        <w:rPr>
-          <w:sz w:val="28"/>
-          <w:szCs w:val="28"/>
-        </w:rPr>
-      </w:pPr>
-      <w:r>
-        <w:rPr>
-          <w:sz w:val="28"/>
-          <w:szCs w:val="28"/>
-        </w:rPr>
-        <w:t>Що виконати вам (для скріншотів у звіт і захисту)</w:t>
-      </w:r>
-    </w:p>
-    <w:p>
-      <w:pPr>
-        <w:suppressAutoHyphens w:val="0"/>
-        <w:spacing w:line="360" w:lineRule="auto"/>
-        <w:ind w:leftChars="0" w:firstLineChars="0" w:firstLine="709"/>
-        <w:jc w:val="both"/>
-        <w:textDirection w:val="lrTb"/>
-        <w:textAlignment w:val="auto"/>
-        <w:outlineLvl w:val="9"/>
-        <w:rPr>
-          <w:sz w:val="28"/>
-          <w:szCs w:val="28"/>
-        </w:rPr>
-      </w:pPr>
-    </w:p>
-    <w:p>
-      <w:pPr>
-        <w:suppressAutoHyphens w:val="0"/>
-        <w:spacing w:line="360" w:lineRule="auto"/>
-        <w:ind w:leftChars="0" w:firstLineChars="0" w:firstLine="709"/>
-        <w:jc w:val="both"/>
-        <w:textDirection w:val="lrTb"/>
-        <w:textAlignment w:val="auto"/>
-        <w:outlineLvl w:val="9"/>
-        <w:rPr>
-          <w:sz w:val="28"/>
-          <w:szCs w:val="28"/>
-        </w:rPr>
-      </w:pPr>
-      <w:r>
-        <w:rPr>
-          <w:sz w:val="28"/>
-          <w:szCs w:val="28"/>
-        </w:rPr>
-        <w:t>Оскільки контейнери я вже підняв на цій машині, для звіту повтwerShell/терміналі — це і будуть скріншоти демонстраціївласного середовища:</w:t>
-      </w:r>
-    </w:p>
-    <w:p>
-      <w:pPr>
-        <w:suppressAutoHyphens w:val="0"/>
-        <w:spacing w:line="360" w:lineRule="auto"/>
-        <w:ind w:leftChars="0" w:firstLineChars="0" w:firstLine="709"/>
-        <w:jc w:val="both"/>
-        <w:textDirection w:val="lrTb"/>
-        <w:textAlignment w:val="auto"/>
-        <w:outlineLvl w:val="9"/>
-        <w:rPr>
-          <w:sz w:val="28"/>
-          <w:szCs w:val="28"/>
-        </w:rPr>
-      </w:pPr>
-    </w:p>
-    <w:p>
-      <w:pPr>
-        <w:suppressAutoHyphens w:val="0"/>
-        <w:spacing w:line="360" w:lineRule="auto"/>
-        <w:ind w:leftChars="0" w:firstLineChars="0" w:firstLine="709"/>
-        <w:jc w:val="both"/>
-        <w:textDirection w:val="lrTb"/>
-        <w:textAlignment w:val="auto"/>
-        <w:outlineLvl w:val="9"/>
-        <w:rPr>
-          <w:sz w:val="28"/>
-          <w:szCs w:val="28"/>
-        </w:rPr>
-      </w:pPr>
-      <w:r>
-        <w:rPr>
-          <w:sz w:val="28"/>
-          <w:szCs w:val="28"/>
-        </w:rPr>
-        <w:t>cd C:\Users\Nasya\Desktop\lr12ao</w:t>
-      </w:r>
-    </w:p>
-    <w:p>
-      <w:pPr>
-        <w:suppressAutoHyphens w:val="0"/>
-        <w:spacing w:line="360" w:lineRule="auto"/>
-        <w:ind w:leftChars="0" w:firstLineChars="0" w:firstLine="709"/>
-        <w:jc w:val="both"/>
-        <w:textDirection w:val="lrTb"/>
-        <w:textAlignment w:val="auto"/>
-        <w:outlineLvl w:val="9"/>
-        <w:rPr>
-          <w:sz w:val="28"/>
-          <w:szCs w:val="28"/>
-        </w:rPr>
-      </w:pPr>
-      <w:r>
-        <w:rPr>
-          <w:sz w:val="28"/>
-          <w:szCs w:val="28"/>
-        </w:rPr>
-        <w:t>docker compose build</w:t>
-      </w:r>
-    </w:p>
-    <w:p>
-      <w:pPr>
-        <w:suppressAutoHyphens w:val="0"/>
-        <w:spacing w:line="360" w:lineRule="auto"/>
-        <w:ind w:leftChars="0" w:firstLineChars="0" w:firstLine="709"/>
-        <w:jc w:val="both"/>
-        <w:textDirection w:val="lrTb"/>
-        <w:textAlignment w:val="auto"/>
-        <w:outlineLvl w:val="9"/>
-        <w:rPr>
-          <w:sz w:val="28"/>
-          <w:szCs w:val="28"/>
-        </w:rPr>
-      </w:pPr>
-      <w:r>
-        <w:rPr>
-          <w:sz w:val="28"/>
-          <w:szCs w:val="28"/>
-        </w:rPr>
-        <w:t>docker compose up -d</w:t>
-      </w:r>
-    </w:p>
-    <w:p>
-      <w:pPr>
-        <w:suppressAutoHyphens w:val="0"/>
-        <w:spacing w:line="360" w:lineRule="auto"/>
-        <w:ind w:leftChars="0" w:firstLineChars="0" w:firstLine="709"/>
-        <w:jc w:val="both"/>
-        <w:textDirection w:val="lrTb"/>
-        <w:textAlignment w:val="auto"/>
-        <w:outlineLvl w:val="9"/>
-        <w:rPr>
-          <w:sz w:val="28"/>
-          <w:szCs w:val="28"/>
-        </w:rPr>
-      </w:pPr>
-      <w:r>
-        <w:rPr>
-          <w:sz w:val="28"/>
-          <w:szCs w:val="28"/>
-        </w:rPr>
-        <w:t>docker compose ps</w:t>
-      </w:r>
-    </w:p>
-    <w:p>
-      <w:pPr>
-        <w:suppressAutoHyphens w:val="0"/>
-        <w:spacing w:line="360" w:lineRule="auto"/>
-        <w:ind w:leftChars="0" w:firstLineChars="0" w:firstLine="709"/>
-        <w:jc w:val="both"/>
-        <w:textDirection w:val="lrTb"/>
-        <w:textAlignment w:val="auto"/>
-        <w:outlineLvl w:val="9"/>
-        <w:rPr>
-          <w:sz w:val="28"/>
-          <w:szCs w:val="28"/>
-        </w:rPr>
-      </w:pPr>
-      <w:r>
-        <w:rPr>
-          <w:sz w:val="28"/>
-          <w:szCs w:val="28"/>
-        </w:rPr>
-        <w:t>docker images</w:t>
-      </w:r>
-    </w:p>
-    <w:p>
-      <w:pPr>
-        <w:suppressAutoHyphens w:val="0"/>
-        <w:spacing w:line="360" w:lineRule="auto"/>
-        <w:ind w:leftChars="0" w:firstLineChars="0" w:firstLine="709"/>
-        <w:jc w:val="both"/>
-        <w:textDirection w:val="lrTb"/>
-        <w:textAlignment w:val="auto"/>
-        <w:outlineLvl w:val="9"/>
-        <w:rPr>
-          <w:sz w:val="28"/>
-          <w:szCs w:val="28"/>
-        </w:rPr>
-      </w:pPr>
-      <w:r>
-        <w:rPr>
-          <w:sz w:val="28"/>
-          <w:szCs w:val="28"/>
-        </w:rPr>
-        <w:t>Потім відкрийте в браузері:</w:t>
-      </w:r>
-    </w:p>
-    <w:p>
-      <w:pPr>
-        <w:suppressAutoHyphens w:val="0"/>
-        <w:spacing w:line="360" w:lineRule="auto"/>
-        <w:ind w:leftChars="0" w:firstLineChars="0" w:firstLine="709"/>
-        <w:jc w:val="both"/>
-        <w:textDirection w:val="lrTb"/>
-        <w:textAlignment w:val="auto"/>
-        <w:outlineLvl w:val="9"/>
-        <w:rPr>
-          <w:sz w:val="28"/>
-          <w:szCs w:val="28"/>
-        </w:rPr>
-      </w:pPr>
-      <w:r>
-        <w:rPr>
-          <w:sz w:val="28"/>
-          <w:szCs w:val="28"/>
-        </w:rPr>
-        <w:t>- http://localhost:8000/home/ — локальна демонстрація (аналог рис. 2)</w:t>
-      </w:r>
-    </w:p>
-    <w:p>
-      <w:pPr>
-        <w:suppressAutoHyphens w:val="0"/>
-        <w:spacing w:line="360" w:lineRule="auto"/>
-        <w:ind w:leftChars="0" w:firstLineChars="0" w:firstLine="709"/>
-        <w:jc w:val="both"/>
-        <w:textDirection w:val="lrTb"/>
-        <w:textAlignment w:val="auto"/>
-        <w:outlineLvl w:val="9"/>
-        <w:rPr>
-          <w:sz w:val="28"/>
-          <w:szCs w:val="28"/>
-        </w:rPr>
-      </w:pPr>
-      <w:r>
-        <w:rPr>
-          <w:sz w:val="28"/>
-          <w:szCs w:val="28"/>
-        </w:rPr>
-        <w:t>- http://192.168.1.42:8000/home/ — з іншого пристрою в тій самP цього ПК; уточніть своїм ipconfig, шукайте адаптер вашоїреальної мережі, не VirtualBox/Hyper-V адаптери 192.168.56.x / 172.x)</w:t>
-      </w:r>
-    </w:p>
-    <w:p>
-      <w:pPr>
-        <w:suppressAutoHyphens w:val="0"/>
-        <w:spacing w:line="360" w:lineRule="auto"/>
-        <w:ind w:leftChars="0" w:firstLineChars="0" w:firstLine="1"/>
-        <w:jc w:val="center"/>
-        <w:textDirection w:val="lrTb"/>
-        <w:textAlignment w:val="auto"/>
-        <w:outlineLvl w:val="9"/>
-        <w:rPr>
-          <w:sz w:val="28"/>
-          <w:szCs w:val="28"/>
-        </w:rPr>
-      </w:pPr>
       <w:r>
         <w:rPr>
           <w:noProof/>
@@ -2939,11 +1827,10 @@
           <w:szCs w:val="28"/>
           <w:lang w:val="ru-RU"/>
         </w:rPr>
-        <w:lastRenderedPageBreak/>
         <w:drawing>
-          <wp:inline distT="0" distB="0" distL="0" distR="0" wp14:anchorId="251836A1" wp14:editId="402088FC">
-            <wp:extent cx="6299835" cy="3696970"/>
-            <wp:effectExtent l="0" t="0" r="5715" b="0"/>
+          <wp:inline distT="0" distB="0" distL="0" distR="0" wp14:anchorId="74CEFE4E" wp14:editId="1BC83784">
+            <wp:extent cx="6043055" cy="3546282"/>
+            <wp:effectExtent l="0" t="0" r="0" b="0"/>
             <wp:docPr id="1" name="Рисунок 1"/>
             <wp:cNvGraphicFramePr>
               <a:graphicFrameLocks xmlns:a="http://schemas.openxmlformats.org/drawingml/2006/main" noChangeAspect="1"/>
@@ -2964,7 +1851,7 @@
                   <pic:spPr>
                     <a:xfrm>
                       <a:off x="0" y="0"/>
-                      <a:ext cx="6299835" cy="3696970"/>
+                      <a:ext cx="6054163" cy="3552801"/>
                     </a:xfrm>
                     <a:prstGeom prst="rect">
                       <a:avLst/>
@@ -2976,6 +1863,1133 @@
           </wp:inline>
         </w:drawing>
       </w:r>
+    </w:p>
+    <w:p>
+      <w:pPr>
+        <w:suppressAutoHyphens w:val="0"/>
+        <w:spacing w:line="360" w:lineRule="auto"/>
+        <w:ind w:leftChars="0" w:left="0" w:firstLineChars="0" w:firstLine="0"/>
+        <w:jc w:val="center"/>
+        <w:textDirection w:val="lrTb"/>
+        <w:textAlignment w:val="auto"/>
+        <w:outlineLvl w:val="9"/>
+        <w:rPr>
+          <w:sz w:val="28"/>
+          <w:szCs w:val="28"/>
+        </w:rPr>
+      </w:pPr>
+      <w:r>
+        <w:rPr>
+          <w:sz w:val="28"/>
+          <w:szCs w:val="28"/>
+        </w:rPr>
+        <w:t>Рисунок 1 –</w:t>
+      </w:r>
+      <w:r>
+        <w:rPr>
+          <w:sz w:val="28"/>
+          <w:szCs w:val="28"/>
+        </w:rPr>
+        <w:t xml:space="preserve"> </w:t>
+      </w:r>
+      <w:r>
+        <w:rPr>
+          <w:sz w:val="28"/>
+          <w:szCs w:val="28"/>
+        </w:rPr>
+        <w:t>Результат виконання п</w:t>
+      </w:r>
+      <w:r>
+        <w:rPr>
+          <w:sz w:val="28"/>
+          <w:szCs w:val="28"/>
+        </w:rPr>
+        <w:t>ос</w:t>
+      </w:r>
+      <w:r>
+        <w:rPr>
+          <w:sz w:val="28"/>
+          <w:szCs w:val="28"/>
+        </w:rPr>
+        <w:t>лідовних команд</w:t>
+      </w:r>
+      <w:bookmarkStart w:id="0" w:name="_GoBack"/>
+      <w:bookmarkEnd w:id="0"/>
+    </w:p>
+    <w:p>
+      <w:pPr>
+        <w:suppressAutoHyphens w:val="0"/>
+        <w:spacing w:line="360" w:lineRule="auto"/>
+        <w:ind w:leftChars="0" w:left="0" w:firstLineChars="0" w:firstLine="709"/>
+        <w:jc w:val="both"/>
+        <w:textDirection w:val="lrTb"/>
+        <w:textAlignment w:val="auto"/>
+        <w:outlineLvl w:val="9"/>
+        <w:rPr>
+          <w:sz w:val="28"/>
+          <w:szCs w:val="28"/>
+        </w:rPr>
+      </w:pPr>
+      <w:r>
+        <w:rPr>
+          <w:sz w:val="28"/>
+          <w:szCs w:val="28"/>
+        </w:rPr>
+        <w:t xml:space="preserve">Перед запуском коректність синтаксису файлу docker-compose.yml перевірено командою docker compose config, після чого виконано збірку обох </w:t>
+      </w:r>
+      <w:r>
+        <w:rPr>
+          <w:sz w:val="28"/>
+          <w:szCs w:val="28"/>
+        </w:rPr>
+        <w:lastRenderedPageBreak/>
+        <w:t xml:space="preserve">образів командою docker compose build та запуск контейнерів у фоновому режимі командою docker compose up -d. Перевірка статусу командою docker compose ps підтвердила, що обидва сервіси — db_lr_admin (образ lr12ao-db) та lr_6_proj (образ lr12ao-web) </w:t>
+      </w:r>
+      <w:r>
+        <w:rPr>
+          <w:sz w:val="28"/>
+          <w:szCs w:val="28"/>
+        </w:rPr>
+        <w:t>–</w:t>
+      </w:r>
+      <w:r>
+        <w:rPr>
+          <w:sz w:val="28"/>
+          <w:szCs w:val="28"/>
+        </w:rPr>
+        <w:t xml:space="preserve"> перебувають у стані «Up», при цьому сервіс web має прокинутий порт 0.0.0.0:8000-&gt;80/tcp. Командою docker images додатково підтверджено наявність зібраних образів lr12ao-db:latest та lr12ao-web:latest поряд з образами з попередніх лабораторних робіт.</w:t>
+      </w:r>
+    </w:p>
+    <w:p>
+      <w:pPr>
+        <w:suppressAutoHyphens w:val="0"/>
+        <w:spacing w:line="360" w:lineRule="auto"/>
+        <w:ind w:leftChars="0" w:left="0" w:firstLineChars="0" w:firstLine="709"/>
+        <w:jc w:val="both"/>
+        <w:textDirection w:val="lrTb"/>
+        <w:textAlignment w:val="auto"/>
+        <w:outlineLvl w:val="9"/>
+        <w:rPr>
+          <w:sz w:val="28"/>
+          <w:szCs w:val="28"/>
+        </w:rPr>
+      </w:pPr>
+      <w:r>
+        <w:rPr>
+          <w:sz w:val="28"/>
+          <w:szCs w:val="28"/>
+        </w:rPr>
+        <w:t>Таблиця 1 – Параметри опису usecase</w:t>
+      </w:r>
+    </w:p>
+    <w:p>
+      <w:pPr>
+        <w:suppressAutoHyphens w:val="0"/>
+        <w:spacing w:line="360" w:lineRule="auto"/>
+        <w:ind w:leftChars="0" w:firstLineChars="0" w:firstLine="709"/>
+        <w:jc w:val="both"/>
+        <w:textDirection w:val="lrTb"/>
+        <w:textAlignment w:val="auto"/>
+        <w:outlineLvl w:val="9"/>
+        <w:rPr>
+          <w:sz w:val="28"/>
+          <w:szCs w:val="28"/>
+        </w:rPr>
+      </w:pPr>
+      <w:r>
+        <w:rPr>
+          <w:sz w:val="28"/>
+          <w:szCs w:val="28"/>
+        </w:rPr>
+        <w:t>1. docker-compose.yml (корінь lr12ao) — описує інфраструктуру з рис. 1: два сервіси на основі Dockerfile'ів з ЛР11 (db — MySQL з db_lr_admin-main, web — Django з lr_6_proj-main), об'єднані спільною мережею compose, порт застосунку опубліковано на хост 8000:80.</w:t>
+      </w:r>
+    </w:p>
+    <w:p>
+      <w:pPr>
+        <w:suppressAutoHyphens w:val="0"/>
+        <w:spacing w:line="360" w:lineRule="auto"/>
+        <w:ind w:leftChars="0" w:firstLineChars="0" w:firstLine="709"/>
+        <w:jc w:val="both"/>
+        <w:textDirection w:val="lrTb"/>
+        <w:textAlignment w:val="auto"/>
+        <w:outlineLvl w:val="9"/>
+        <w:rPr>
+          <w:sz w:val="28"/>
+          <w:szCs w:val="28"/>
+        </w:rPr>
+      </w:pPr>
+      <w:r>
+        <w:rPr>
+          <w:sz w:val="28"/>
+          <w:szCs w:val="28"/>
+        </w:rPr>
+        <w:t>docker-compose.yml</w:t>
+      </w:r>
+      <w:r>
+        <w:rPr>
+          <w:sz w:val="28"/>
+          <w:szCs w:val="28"/>
+        </w:rPr>
+        <w:t>:</w:t>
+      </w:r>
+    </w:p>
+    <w:p>
+      <w:pPr>
+        <w:suppressAutoHyphens w:val="0"/>
+        <w:spacing w:line="360" w:lineRule="auto"/>
+        <w:ind w:leftChars="0" w:firstLineChars="0" w:firstLine="709"/>
+        <w:jc w:val="both"/>
+        <w:textDirection w:val="lrTb"/>
+        <w:textAlignment w:val="auto"/>
+        <w:outlineLvl w:val="9"/>
+        <w:rPr>
+          <w:sz w:val="28"/>
+          <w:szCs w:val="28"/>
+        </w:rPr>
+      </w:pPr>
+      <w:r>
+        <w:rPr>
+          <w:sz w:val="28"/>
+          <w:szCs w:val="28"/>
+        </w:rPr>
+        <w:t>services:</w:t>
+      </w:r>
+    </w:p>
+    <w:p>
+      <w:pPr>
+        <w:suppressAutoHyphens w:val="0"/>
+        <w:spacing w:line="360" w:lineRule="auto"/>
+        <w:ind w:leftChars="0" w:firstLineChars="0" w:firstLine="709"/>
+        <w:jc w:val="both"/>
+        <w:textDirection w:val="lrTb"/>
+        <w:textAlignment w:val="auto"/>
+        <w:outlineLvl w:val="9"/>
+        <w:rPr>
+          <w:sz w:val="28"/>
+          <w:szCs w:val="28"/>
+        </w:rPr>
+      </w:pPr>
+      <w:r>
+        <w:rPr>
+          <w:sz w:val="28"/>
+          <w:szCs w:val="28"/>
+        </w:rPr>
+        <w:t xml:space="preserve">  db:</w:t>
+      </w:r>
+    </w:p>
+    <w:p>
+      <w:pPr>
+        <w:suppressAutoHyphens w:val="0"/>
+        <w:spacing w:line="360" w:lineRule="auto"/>
+        <w:ind w:leftChars="0" w:firstLineChars="0" w:firstLine="709"/>
+        <w:jc w:val="both"/>
+        <w:textDirection w:val="lrTb"/>
+        <w:textAlignment w:val="auto"/>
+        <w:outlineLvl w:val="9"/>
+        <w:rPr>
+          <w:sz w:val="28"/>
+          <w:szCs w:val="28"/>
+        </w:rPr>
+      </w:pPr>
+      <w:r>
+        <w:rPr>
+          <w:sz w:val="28"/>
+          <w:szCs w:val="28"/>
+        </w:rPr>
+        <w:t xml:space="preserve">    build: ./db_lr_admin-main/db_lr_admin-main   # образ MySQL з ЛР11</w:t>
+      </w:r>
+    </w:p>
+    <w:p>
+      <w:pPr>
+        <w:suppressAutoHyphens w:val="0"/>
+        <w:spacing w:line="360" w:lineRule="auto"/>
+        <w:ind w:leftChars="0" w:firstLineChars="0" w:firstLine="709"/>
+        <w:jc w:val="both"/>
+        <w:textDirection w:val="lrTb"/>
+        <w:textAlignment w:val="auto"/>
+        <w:outlineLvl w:val="9"/>
+        <w:rPr>
+          <w:sz w:val="28"/>
+          <w:szCs w:val="28"/>
+        </w:rPr>
+      </w:pPr>
+      <w:r>
+        <w:rPr>
+          <w:sz w:val="28"/>
+          <w:szCs w:val="28"/>
+        </w:rPr>
+        <w:t xml:space="preserve">    container_name: db_lr_admin</w:t>
+      </w:r>
+    </w:p>
+    <w:p>
+      <w:pPr>
+        <w:suppressAutoHyphens w:val="0"/>
+        <w:spacing w:line="360" w:lineRule="auto"/>
+        <w:ind w:leftChars="0" w:firstLineChars="0" w:firstLine="709"/>
+        <w:jc w:val="both"/>
+        <w:textDirection w:val="lrTb"/>
+        <w:textAlignment w:val="auto"/>
+        <w:outlineLvl w:val="9"/>
+        <w:rPr>
+          <w:sz w:val="28"/>
+          <w:szCs w:val="28"/>
+        </w:rPr>
+      </w:pPr>
+      <w:r>
+        <w:rPr>
+          <w:sz w:val="28"/>
+          <w:szCs w:val="28"/>
+        </w:rPr>
+        <w:t xml:space="preserve">    restart: unless-stopped</w:t>
+      </w:r>
+    </w:p>
+    <w:p>
+      <w:pPr>
+        <w:suppressAutoHyphens w:val="0"/>
+        <w:spacing w:line="360" w:lineRule="auto"/>
+        <w:ind w:leftChars="0" w:firstLineChars="0" w:firstLine="709"/>
+        <w:jc w:val="both"/>
+        <w:textDirection w:val="lrTb"/>
+        <w:textAlignment w:val="auto"/>
+        <w:outlineLvl w:val="9"/>
+        <w:rPr>
+          <w:sz w:val="28"/>
+          <w:szCs w:val="28"/>
+        </w:rPr>
+      </w:pPr>
+    </w:p>
+    <w:p>
+      <w:pPr>
+        <w:suppressAutoHyphens w:val="0"/>
+        <w:spacing w:line="360" w:lineRule="auto"/>
+        <w:ind w:leftChars="0" w:firstLineChars="0" w:firstLine="709"/>
+        <w:jc w:val="both"/>
+        <w:textDirection w:val="lrTb"/>
+        <w:textAlignment w:val="auto"/>
+        <w:outlineLvl w:val="9"/>
+        <w:rPr>
+          <w:sz w:val="28"/>
+          <w:szCs w:val="28"/>
+        </w:rPr>
+      </w:pPr>
+      <w:r>
+        <w:rPr>
+          <w:sz w:val="28"/>
+          <w:szCs w:val="28"/>
+        </w:rPr>
+        <w:t xml:space="preserve">  web:</w:t>
+      </w:r>
+    </w:p>
+    <w:p>
+      <w:pPr>
+        <w:suppressAutoHyphens w:val="0"/>
+        <w:spacing w:line="360" w:lineRule="auto"/>
+        <w:ind w:leftChars="0" w:firstLineChars="0" w:firstLine="709"/>
+        <w:jc w:val="both"/>
+        <w:textDirection w:val="lrTb"/>
+        <w:textAlignment w:val="auto"/>
+        <w:outlineLvl w:val="9"/>
+        <w:rPr>
+          <w:sz w:val="28"/>
+          <w:szCs w:val="28"/>
+        </w:rPr>
+      </w:pPr>
+      <w:r>
+        <w:rPr>
+          <w:sz w:val="28"/>
+          <w:szCs w:val="28"/>
+        </w:rPr>
+        <w:t xml:space="preserve">    build: ./lr_6_proj-main/lr_6_proj-main        # образ Django-застосунку з ЛР11</w:t>
+      </w:r>
+    </w:p>
+    <w:p>
+      <w:pPr>
+        <w:suppressAutoHyphens w:val="0"/>
+        <w:spacing w:line="360" w:lineRule="auto"/>
+        <w:ind w:leftChars="0" w:firstLineChars="0" w:firstLine="709"/>
+        <w:jc w:val="both"/>
+        <w:textDirection w:val="lrTb"/>
+        <w:textAlignment w:val="auto"/>
+        <w:outlineLvl w:val="9"/>
+        <w:rPr>
+          <w:sz w:val="28"/>
+          <w:szCs w:val="28"/>
+        </w:rPr>
+      </w:pPr>
+      <w:r>
+        <w:rPr>
+          <w:sz w:val="28"/>
+          <w:szCs w:val="28"/>
+        </w:rPr>
+        <w:t xml:space="preserve">    container_name: lr_6_proj</w:t>
+      </w:r>
+    </w:p>
+    <w:p>
+      <w:pPr>
+        <w:suppressAutoHyphens w:val="0"/>
+        <w:spacing w:line="360" w:lineRule="auto"/>
+        <w:ind w:leftChars="0" w:firstLineChars="0" w:firstLine="709"/>
+        <w:jc w:val="both"/>
+        <w:textDirection w:val="lrTb"/>
+        <w:textAlignment w:val="auto"/>
+        <w:outlineLvl w:val="9"/>
+        <w:rPr>
+          <w:sz w:val="28"/>
+          <w:szCs w:val="28"/>
+        </w:rPr>
+      </w:pPr>
+      <w:r>
+        <w:rPr>
+          <w:sz w:val="28"/>
+          <w:szCs w:val="28"/>
+        </w:rPr>
+        <w:t xml:space="preserve">    restart: unless-stopped</w:t>
+      </w:r>
+    </w:p>
+    <w:p>
+      <w:pPr>
+        <w:suppressAutoHyphens w:val="0"/>
+        <w:spacing w:line="360" w:lineRule="auto"/>
+        <w:ind w:leftChars="0" w:firstLineChars="0" w:firstLine="709"/>
+        <w:jc w:val="both"/>
+        <w:textDirection w:val="lrTb"/>
+        <w:textAlignment w:val="auto"/>
+        <w:outlineLvl w:val="9"/>
+        <w:rPr>
+          <w:sz w:val="28"/>
+          <w:szCs w:val="28"/>
+        </w:rPr>
+      </w:pPr>
+      <w:r>
+        <w:rPr>
+          <w:sz w:val="28"/>
+          <w:szCs w:val="28"/>
+        </w:rPr>
+        <w:t xml:space="preserve">    depends_on:</w:t>
+      </w:r>
+    </w:p>
+    <w:p>
+      <w:pPr>
+        <w:suppressAutoHyphens w:val="0"/>
+        <w:spacing w:line="360" w:lineRule="auto"/>
+        <w:ind w:leftChars="0" w:firstLineChars="0" w:firstLine="709"/>
+        <w:jc w:val="both"/>
+        <w:textDirection w:val="lrTb"/>
+        <w:textAlignment w:val="auto"/>
+        <w:outlineLvl w:val="9"/>
+        <w:rPr>
+          <w:sz w:val="28"/>
+          <w:szCs w:val="28"/>
+        </w:rPr>
+      </w:pPr>
+      <w:r>
+        <w:rPr>
+          <w:sz w:val="28"/>
+          <w:szCs w:val="28"/>
+        </w:rPr>
+        <w:t xml:space="preserve">      - db          # web стартує лише після старту контейнера db</w:t>
+      </w:r>
+    </w:p>
+    <w:p>
+      <w:pPr>
+        <w:suppressAutoHyphens w:val="0"/>
+        <w:spacing w:line="360" w:lineRule="auto"/>
+        <w:ind w:leftChars="0" w:firstLineChars="0" w:firstLine="709"/>
+        <w:jc w:val="both"/>
+        <w:textDirection w:val="lrTb"/>
+        <w:textAlignment w:val="auto"/>
+        <w:outlineLvl w:val="9"/>
+        <w:rPr>
+          <w:sz w:val="28"/>
+          <w:szCs w:val="28"/>
+        </w:rPr>
+      </w:pPr>
+      <w:r>
+        <w:rPr>
+          <w:sz w:val="28"/>
+          <w:szCs w:val="28"/>
+        </w:rPr>
+        <w:t xml:space="preserve">    ports:</w:t>
+      </w:r>
+    </w:p>
+    <w:p>
+      <w:pPr>
+        <w:suppressAutoHyphens w:val="0"/>
+        <w:spacing w:line="360" w:lineRule="auto"/>
+        <w:ind w:leftChars="0" w:firstLineChars="0" w:firstLine="709"/>
+        <w:jc w:val="both"/>
+        <w:textDirection w:val="lrTb"/>
+        <w:textAlignment w:val="auto"/>
+        <w:outlineLvl w:val="9"/>
+        <w:rPr>
+          <w:sz w:val="28"/>
+          <w:szCs w:val="28"/>
+        </w:rPr>
+      </w:pPr>
+      <w:r>
+        <w:rPr>
+          <w:sz w:val="28"/>
+          <w:szCs w:val="28"/>
+        </w:rPr>
+        <w:t xml:space="preserve">      - "8000:80"    # доступ з хоста/локальної мережі на порт 8000</w:t>
+      </w:r>
+    </w:p>
+    <w:p>
+      <w:pPr>
+        <w:suppressAutoHyphens w:val="0"/>
+        <w:spacing w:line="360" w:lineRule="auto"/>
+        <w:ind w:leftChars="0" w:firstLineChars="0" w:firstLine="709"/>
+        <w:jc w:val="both"/>
+        <w:textDirection w:val="lrTb"/>
+        <w:textAlignment w:val="auto"/>
+        <w:outlineLvl w:val="9"/>
+        <w:rPr>
+          <w:sz w:val="28"/>
+          <w:szCs w:val="28"/>
+        </w:rPr>
+      </w:pPr>
+      <w:r>
+        <w:rPr>
+          <w:sz w:val="28"/>
+          <w:szCs w:val="28"/>
+        </w:rPr>
+        <w:t>2. Виправлення коду lr_6_proj-main/lr_6_proj-main/show_list/mysql_connect.py — рядок підключення до БД:</w:t>
+      </w:r>
+    </w:p>
+    <w:p>
+      <w:pPr>
+        <w:suppressAutoHyphens w:val="0"/>
+        <w:spacing w:line="360" w:lineRule="auto"/>
+        <w:ind w:leftChars="0" w:firstLineChars="0" w:firstLine="709"/>
+        <w:jc w:val="both"/>
+        <w:textDirection w:val="lrTb"/>
+        <w:textAlignment w:val="auto"/>
+        <w:outlineLvl w:val="9"/>
+        <w:rPr>
+          <w:sz w:val="28"/>
+          <w:szCs w:val="28"/>
+        </w:rPr>
+      </w:pPr>
+      <w:r>
+        <w:rPr>
+          <w:sz w:val="28"/>
+          <w:szCs w:val="28"/>
+        </w:rPr>
+        <w:t># "db" - ім'я сервісу БД у docker-compose.yml, а не IP-адреса</w:t>
+      </w:r>
+    </w:p>
+    <w:p>
+      <w:pPr>
+        <w:suppressAutoHyphens w:val="0"/>
+        <w:spacing w:line="360" w:lineRule="auto"/>
+        <w:ind w:leftChars="0" w:firstLineChars="0" w:firstLine="709"/>
+        <w:jc w:val="both"/>
+        <w:textDirection w:val="lrTb"/>
+        <w:textAlignment w:val="auto"/>
+        <w:outlineLvl w:val="9"/>
+        <w:rPr>
+          <w:sz w:val="28"/>
+          <w:szCs w:val="28"/>
+        </w:rPr>
+      </w:pPr>
+      <w:r>
+        <w:rPr>
+          <w:sz w:val="28"/>
+          <w:szCs w:val="28"/>
+        </w:rPr>
+        <w:lastRenderedPageBreak/>
+        <w:t>self.engine = create_engine("mysql+mysqlconnector://sammy:pass</w:t>
+      </w:r>
+    </w:p>
+    <w:p>
+      <w:pPr>
+        <w:suppressAutoHyphens w:val="0"/>
+        <w:spacing w:line="360" w:lineRule="auto"/>
+        <w:ind w:leftChars="0" w:firstLineChars="0" w:firstLine="709"/>
+        <w:jc w:val="both"/>
+        <w:textDirection w:val="lrTb"/>
+        <w:textAlignment w:val="auto"/>
+        <w:outlineLvl w:val="9"/>
+        <w:rPr>
+          <w:sz w:val="28"/>
+          <w:szCs w:val="28"/>
+        </w:rPr>
+      </w:pPr>
+      <w:r>
+        <w:rPr>
+          <w:sz w:val="28"/>
+          <w:szCs w:val="28"/>
+        </w:rPr>
+        <w:t>Раніше там був захардкоджений IP віртуалки з ЛР7 (192.168.10.12) — у мережі docker-compose контейнери звертаються один до одного за іменем сервіса, а не</w:t>
+      </w:r>
+    </w:p>
+    <w:p>
+      <w:pPr>
+        <w:suppressAutoHyphens w:val="0"/>
+        <w:spacing w:line="360" w:lineRule="auto"/>
+        <w:ind w:leftChars="0" w:firstLineChars="0" w:firstLine="709"/>
+        <w:jc w:val="both"/>
+        <w:textDirection w:val="lrTb"/>
+        <w:textAlignment w:val="auto"/>
+        <w:outlineLvl w:val="9"/>
+        <w:rPr>
+          <w:sz w:val="28"/>
+          <w:szCs w:val="28"/>
+        </w:rPr>
+      </w:pPr>
+      <w:r>
+        <w:rPr>
+          <w:sz w:val="28"/>
+          <w:szCs w:val="28"/>
+        </w:rPr>
+        <w:t>по IP, тому без цієї правки web не знайшов би базу.</w:t>
+      </w:r>
+    </w:p>
+    <w:p>
+      <w:pPr>
+        <w:suppressAutoHyphens w:val="0"/>
+        <w:spacing w:line="360" w:lineRule="auto"/>
+        <w:ind w:leftChars="0" w:firstLineChars="0" w:firstLine="709"/>
+        <w:jc w:val="both"/>
+        <w:textDirection w:val="lrTb"/>
+        <w:textAlignment w:val="auto"/>
+        <w:outlineLvl w:val="9"/>
+        <w:rPr>
+          <w:sz w:val="28"/>
+          <w:szCs w:val="28"/>
+        </w:rPr>
+      </w:pPr>
+    </w:p>
+    <w:p>
+      <w:pPr>
+        <w:suppressAutoHyphens w:val="0"/>
+        <w:spacing w:line="360" w:lineRule="auto"/>
+        <w:ind w:leftChars="0" w:firstLineChars="0" w:firstLine="709"/>
+        <w:jc w:val="both"/>
+        <w:textDirection w:val="lrTb"/>
+        <w:textAlignment w:val="auto"/>
+        <w:outlineLvl w:val="9"/>
+        <w:rPr>
+          <w:sz w:val="28"/>
+          <w:szCs w:val="28"/>
+        </w:rPr>
+      </w:pPr>
+      <w:r>
+        <w:rPr>
+          <w:sz w:val="28"/>
+          <w:szCs w:val="28"/>
+        </w:rPr>
+        <w:t>Перевірено наживо на цій машині: docker compose build → dockerйнери Up, curl http://localhost:8000/home/ → HTTP 200, сторінка «Таблиця студентів» з 7 рядками з БД, у логах web жодних помилок. Контейнери зараз запущені — можете одразу відкрити http://localhost:8000/home/ у</w:t>
+      </w:r>
+    </w:p>
+    <w:p>
+      <w:pPr>
+        <w:suppressAutoHyphens w:val="0"/>
+        <w:spacing w:line="360" w:lineRule="auto"/>
+        <w:ind w:leftChars="0" w:firstLineChars="0" w:firstLine="709"/>
+        <w:jc w:val="both"/>
+        <w:textDirection w:val="lrTb"/>
+        <w:textAlignment w:val="auto"/>
+        <w:outlineLvl w:val="9"/>
+        <w:rPr>
+          <w:sz w:val="28"/>
+          <w:szCs w:val="28"/>
+        </w:rPr>
+      </w:pPr>
+      <w:r>
+        <w:rPr>
+          <w:sz w:val="28"/>
+          <w:szCs w:val="28"/>
+        </w:rPr>
+        <w:t>браузері.</w:t>
+      </w:r>
+    </w:p>
+    <w:p>
+      <w:pPr>
+        <w:suppressAutoHyphens w:val="0"/>
+        <w:spacing w:line="360" w:lineRule="auto"/>
+        <w:ind w:leftChars="0" w:firstLineChars="0" w:firstLine="709"/>
+        <w:jc w:val="both"/>
+        <w:textDirection w:val="lrTb"/>
+        <w:textAlignment w:val="auto"/>
+        <w:outlineLvl w:val="9"/>
+        <w:rPr>
+          <w:sz w:val="28"/>
+          <w:szCs w:val="28"/>
+        </w:rPr>
+      </w:pPr>
+    </w:p>
+    <w:p>
+      <w:pPr>
+        <w:suppressAutoHyphens w:val="0"/>
+        <w:spacing w:line="360" w:lineRule="auto"/>
+        <w:ind w:leftChars="0" w:firstLineChars="0" w:firstLine="709"/>
+        <w:jc w:val="both"/>
+        <w:textDirection w:val="lrTb"/>
+        <w:textAlignment w:val="auto"/>
+        <w:outlineLvl w:val="9"/>
+        <w:rPr>
+          <w:sz w:val="28"/>
+          <w:szCs w:val="28"/>
+        </w:rPr>
+      </w:pPr>
+      <w:r>
+        <w:rPr>
+          <w:sz w:val="28"/>
+          <w:szCs w:val="28"/>
+        </w:rPr>
+        <w:t>Команди, які я використав</w:t>
+      </w:r>
+    </w:p>
+    <w:p>
+      <w:pPr>
+        <w:suppressAutoHyphens w:val="0"/>
+        <w:spacing w:line="360" w:lineRule="auto"/>
+        <w:ind w:leftChars="0" w:firstLineChars="0" w:firstLine="709"/>
+        <w:jc w:val="both"/>
+        <w:textDirection w:val="lrTb"/>
+        <w:textAlignment w:val="auto"/>
+        <w:outlineLvl w:val="9"/>
+        <w:rPr>
+          <w:sz w:val="28"/>
+          <w:szCs w:val="28"/>
+        </w:rPr>
+      </w:pPr>
+    </w:p>
+    <w:p>
+      <w:pPr>
+        <w:suppressAutoHyphens w:val="0"/>
+        <w:spacing w:line="360" w:lineRule="auto"/>
+        <w:ind w:leftChars="0" w:firstLineChars="0" w:firstLine="709"/>
+        <w:jc w:val="both"/>
+        <w:textDirection w:val="lrTb"/>
+        <w:textAlignment w:val="auto"/>
+        <w:outlineLvl w:val="9"/>
+        <w:rPr>
+          <w:sz w:val="28"/>
+          <w:szCs w:val="28"/>
+        </w:rPr>
+      </w:pPr>
+      <w:r>
+        <w:rPr>
+          <w:sz w:val="28"/>
+          <w:szCs w:val="28"/>
+        </w:rPr>
+        <w:t>docker compose config          # перевірка синтаксису yml</w:t>
+      </w:r>
+    </w:p>
+    <w:p>
+      <w:pPr>
+        <w:suppressAutoHyphens w:val="0"/>
+        <w:spacing w:line="360" w:lineRule="auto"/>
+        <w:ind w:leftChars="0" w:firstLineChars="0" w:firstLine="709"/>
+        <w:jc w:val="both"/>
+        <w:textDirection w:val="lrTb"/>
+        <w:textAlignment w:val="auto"/>
+        <w:outlineLvl w:val="9"/>
+        <w:rPr>
+          <w:sz w:val="28"/>
+          <w:szCs w:val="28"/>
+        </w:rPr>
+      </w:pPr>
+      <w:r>
+        <w:rPr>
+          <w:sz w:val="28"/>
+          <w:szCs w:val="28"/>
+        </w:rPr>
+        <w:t>docker compose build           # збірка образів lr12ao-db, lr12ao-web</w:t>
+      </w:r>
+    </w:p>
+    <w:p>
+      <w:pPr>
+        <w:suppressAutoHyphens w:val="0"/>
+        <w:spacing w:line="360" w:lineRule="auto"/>
+        <w:ind w:leftChars="0" w:firstLineChars="0" w:firstLine="709"/>
+        <w:jc w:val="both"/>
+        <w:textDirection w:val="lrTb"/>
+        <w:textAlignment w:val="auto"/>
+        <w:outlineLvl w:val="9"/>
+        <w:rPr>
+          <w:sz w:val="28"/>
+          <w:szCs w:val="28"/>
+        </w:rPr>
+      </w:pPr>
+      <w:r>
+        <w:rPr>
+          <w:sz w:val="28"/>
+          <w:szCs w:val="28"/>
+        </w:rPr>
+        <w:t>docker rm db_lr_admin lr_6_proj  # прибрав старі зупинені контись з ручних запусків ЛР11)</w:t>
+      </w:r>
+    </w:p>
+    <w:p>
+      <w:pPr>
+        <w:suppressAutoHyphens w:val="0"/>
+        <w:spacing w:line="360" w:lineRule="auto"/>
+        <w:ind w:leftChars="0" w:firstLineChars="0" w:firstLine="709"/>
+        <w:jc w:val="both"/>
+        <w:textDirection w:val="lrTb"/>
+        <w:textAlignment w:val="auto"/>
+        <w:outlineLvl w:val="9"/>
+        <w:rPr>
+          <w:sz w:val="28"/>
+          <w:szCs w:val="28"/>
+        </w:rPr>
+      </w:pPr>
+      <w:r>
+        <w:rPr>
+          <w:sz w:val="28"/>
+          <w:szCs w:val="28"/>
+        </w:rPr>
+        <w:t>docker compose up -d           # запуск обох контейнерів</w:t>
+      </w:r>
+    </w:p>
+    <w:p>
+      <w:pPr>
+        <w:suppressAutoHyphens w:val="0"/>
+        <w:spacing w:line="360" w:lineRule="auto"/>
+        <w:ind w:leftChars="0" w:firstLineChars="0" w:firstLine="709"/>
+        <w:jc w:val="both"/>
+        <w:textDirection w:val="lrTb"/>
+        <w:textAlignment w:val="auto"/>
+        <w:outlineLvl w:val="9"/>
+        <w:rPr>
+          <w:sz w:val="28"/>
+          <w:szCs w:val="28"/>
+        </w:rPr>
+      </w:pPr>
+      <w:r>
+        <w:rPr>
+          <w:sz w:val="28"/>
+          <w:szCs w:val="28"/>
+        </w:rPr>
+        <w:t>docker compose ps              # перевірка статусу</w:t>
+      </w:r>
+    </w:p>
+    <w:p>
+      <w:pPr>
+        <w:suppressAutoHyphens w:val="0"/>
+        <w:spacing w:line="360" w:lineRule="auto"/>
+        <w:ind w:leftChars="0" w:firstLineChars="0" w:firstLine="709"/>
+        <w:jc w:val="both"/>
+        <w:textDirection w:val="lrTb"/>
+        <w:textAlignment w:val="auto"/>
+        <w:outlineLvl w:val="9"/>
+        <w:rPr>
+          <w:sz w:val="28"/>
+          <w:szCs w:val="28"/>
+        </w:rPr>
+      </w:pPr>
+      <w:r>
+        <w:rPr>
+          <w:sz w:val="28"/>
+          <w:szCs w:val="28"/>
+        </w:rPr>
+        <w:t>curl http://localhost:8000/home/   # перевірка роботи вебзастосунку</w:t>
+      </w:r>
+    </w:p>
+    <w:p>
+      <w:pPr>
+        <w:suppressAutoHyphens w:val="0"/>
+        <w:spacing w:line="360" w:lineRule="auto"/>
+        <w:ind w:leftChars="0" w:firstLineChars="0" w:firstLine="709"/>
+        <w:jc w:val="both"/>
+        <w:textDirection w:val="lrTb"/>
+        <w:textAlignment w:val="auto"/>
+        <w:outlineLvl w:val="9"/>
+        <w:rPr>
+          <w:sz w:val="28"/>
+          <w:szCs w:val="28"/>
+        </w:rPr>
+      </w:pPr>
+      <w:r>
+        <w:rPr>
+          <w:sz w:val="28"/>
+          <w:szCs w:val="28"/>
+        </w:rPr>
+        <w:t>docker logs lr_6_proj --tail 20    # перевірка відсутності пом</w:t>
+      </w:r>
+    </w:p>
+    <w:p>
+      <w:pPr>
+        <w:suppressAutoHyphens w:val="0"/>
+        <w:spacing w:line="360" w:lineRule="auto"/>
+        <w:ind w:leftChars="0" w:firstLineChars="0" w:firstLine="709"/>
+        <w:jc w:val="both"/>
+        <w:textDirection w:val="lrTb"/>
+        <w:textAlignment w:val="auto"/>
+        <w:outlineLvl w:val="9"/>
+        <w:rPr>
+          <w:sz w:val="28"/>
+          <w:szCs w:val="28"/>
+        </w:rPr>
+      </w:pPr>
+    </w:p>
+    <w:p>
+      <w:pPr>
+        <w:suppressAutoHyphens w:val="0"/>
+        <w:spacing w:line="360" w:lineRule="auto"/>
+        <w:ind w:leftChars="0" w:firstLineChars="0" w:firstLine="709"/>
+        <w:jc w:val="both"/>
+        <w:textDirection w:val="lrTb"/>
+        <w:textAlignment w:val="auto"/>
+        <w:outlineLvl w:val="9"/>
+        <w:rPr>
+          <w:sz w:val="28"/>
+          <w:szCs w:val="28"/>
+        </w:rPr>
+      </w:pPr>
+      <w:r>
+        <w:rPr>
+          <w:sz w:val="28"/>
+          <w:szCs w:val="28"/>
+        </w:rPr>
+        <w:t>Що виконати вам (для скріншотів у звіт і захисту)</w:t>
+      </w:r>
+    </w:p>
+    <w:p>
+      <w:pPr>
+        <w:suppressAutoHyphens w:val="0"/>
+        <w:spacing w:line="360" w:lineRule="auto"/>
+        <w:ind w:leftChars="0" w:firstLineChars="0" w:firstLine="709"/>
+        <w:jc w:val="both"/>
+        <w:textDirection w:val="lrTb"/>
+        <w:textAlignment w:val="auto"/>
+        <w:outlineLvl w:val="9"/>
+        <w:rPr>
+          <w:sz w:val="28"/>
+          <w:szCs w:val="28"/>
+        </w:rPr>
+      </w:pPr>
+    </w:p>
+    <w:p>
+      <w:pPr>
+        <w:suppressAutoHyphens w:val="0"/>
+        <w:spacing w:line="360" w:lineRule="auto"/>
+        <w:ind w:leftChars="0" w:firstLineChars="0" w:firstLine="709"/>
+        <w:jc w:val="both"/>
+        <w:textDirection w:val="lrTb"/>
+        <w:textAlignment w:val="auto"/>
+        <w:outlineLvl w:val="9"/>
+        <w:rPr>
+          <w:sz w:val="28"/>
+          <w:szCs w:val="28"/>
+        </w:rPr>
+      </w:pPr>
+      <w:r>
+        <w:rPr>
+          <w:sz w:val="28"/>
+          <w:szCs w:val="28"/>
+        </w:rPr>
+        <w:t>Оскільки контейнери я вже підняв на цій машині, для звіту повтwerShell/терміналі — це і будуть скріншоти демонстраціївласного середовища:</w:t>
+      </w:r>
+    </w:p>
+    <w:p>
+      <w:pPr>
+        <w:suppressAutoHyphens w:val="0"/>
+        <w:spacing w:line="360" w:lineRule="auto"/>
+        <w:ind w:leftChars="0" w:firstLineChars="0" w:firstLine="709"/>
+        <w:jc w:val="both"/>
+        <w:textDirection w:val="lrTb"/>
+        <w:textAlignment w:val="auto"/>
+        <w:outlineLvl w:val="9"/>
+        <w:rPr>
+          <w:sz w:val="28"/>
+          <w:szCs w:val="28"/>
+        </w:rPr>
+      </w:pPr>
+    </w:p>
+    <w:p>
+      <w:pPr>
+        <w:suppressAutoHyphens w:val="0"/>
+        <w:spacing w:line="360" w:lineRule="auto"/>
+        <w:ind w:leftChars="0" w:firstLineChars="0" w:firstLine="709"/>
+        <w:jc w:val="both"/>
+        <w:textDirection w:val="lrTb"/>
+        <w:textAlignment w:val="auto"/>
+        <w:outlineLvl w:val="9"/>
+        <w:rPr>
+          <w:sz w:val="28"/>
+          <w:szCs w:val="28"/>
+        </w:rPr>
+      </w:pPr>
+      <w:r>
+        <w:rPr>
+          <w:sz w:val="28"/>
+          <w:szCs w:val="28"/>
+        </w:rPr>
+        <w:t>cd C:\Users\Nasya\Desktop\lr12ao</w:t>
+      </w:r>
+    </w:p>
+    <w:p>
+      <w:pPr>
+        <w:suppressAutoHyphens w:val="0"/>
+        <w:spacing w:line="360" w:lineRule="auto"/>
+        <w:ind w:leftChars="0" w:firstLineChars="0" w:firstLine="709"/>
+        <w:jc w:val="both"/>
+        <w:textDirection w:val="lrTb"/>
+        <w:textAlignment w:val="auto"/>
+        <w:outlineLvl w:val="9"/>
+        <w:rPr>
+          <w:sz w:val="28"/>
+          <w:szCs w:val="28"/>
+        </w:rPr>
+      </w:pPr>
+      <w:r>
+        <w:rPr>
+          <w:sz w:val="28"/>
+          <w:szCs w:val="28"/>
+        </w:rPr>
+        <w:lastRenderedPageBreak/>
+        <w:t>docker compose build</w:t>
+      </w:r>
+    </w:p>
+    <w:p>
+      <w:pPr>
+        <w:suppressAutoHyphens w:val="0"/>
+        <w:spacing w:line="360" w:lineRule="auto"/>
+        <w:ind w:leftChars="0" w:firstLineChars="0" w:firstLine="709"/>
+        <w:jc w:val="both"/>
+        <w:textDirection w:val="lrTb"/>
+        <w:textAlignment w:val="auto"/>
+        <w:outlineLvl w:val="9"/>
+        <w:rPr>
+          <w:sz w:val="28"/>
+          <w:szCs w:val="28"/>
+        </w:rPr>
+      </w:pPr>
+      <w:r>
+        <w:rPr>
+          <w:sz w:val="28"/>
+          <w:szCs w:val="28"/>
+        </w:rPr>
+        <w:t>docker compose up -d</w:t>
+      </w:r>
+    </w:p>
+    <w:p>
+      <w:pPr>
+        <w:suppressAutoHyphens w:val="0"/>
+        <w:spacing w:line="360" w:lineRule="auto"/>
+        <w:ind w:leftChars="0" w:firstLineChars="0" w:firstLine="709"/>
+        <w:jc w:val="both"/>
+        <w:textDirection w:val="lrTb"/>
+        <w:textAlignment w:val="auto"/>
+        <w:outlineLvl w:val="9"/>
+        <w:rPr>
+          <w:sz w:val="28"/>
+          <w:szCs w:val="28"/>
+        </w:rPr>
+      </w:pPr>
+      <w:r>
+        <w:rPr>
+          <w:sz w:val="28"/>
+          <w:szCs w:val="28"/>
+        </w:rPr>
+        <w:t>docker compose ps</w:t>
+      </w:r>
+    </w:p>
+    <w:p>
+      <w:pPr>
+        <w:suppressAutoHyphens w:val="0"/>
+        <w:spacing w:line="360" w:lineRule="auto"/>
+        <w:ind w:leftChars="0" w:firstLineChars="0" w:firstLine="709"/>
+        <w:jc w:val="both"/>
+        <w:textDirection w:val="lrTb"/>
+        <w:textAlignment w:val="auto"/>
+        <w:outlineLvl w:val="9"/>
+        <w:rPr>
+          <w:sz w:val="28"/>
+          <w:szCs w:val="28"/>
+        </w:rPr>
+      </w:pPr>
+      <w:r>
+        <w:rPr>
+          <w:sz w:val="28"/>
+          <w:szCs w:val="28"/>
+        </w:rPr>
+        <w:t>docker images</w:t>
+      </w:r>
+    </w:p>
+    <w:p>
+      <w:pPr>
+        <w:suppressAutoHyphens w:val="0"/>
+        <w:spacing w:line="360" w:lineRule="auto"/>
+        <w:ind w:leftChars="0" w:firstLineChars="0" w:firstLine="709"/>
+        <w:jc w:val="both"/>
+        <w:textDirection w:val="lrTb"/>
+        <w:textAlignment w:val="auto"/>
+        <w:outlineLvl w:val="9"/>
+        <w:rPr>
+          <w:sz w:val="28"/>
+          <w:szCs w:val="28"/>
+        </w:rPr>
+      </w:pPr>
+      <w:r>
+        <w:rPr>
+          <w:sz w:val="28"/>
+          <w:szCs w:val="28"/>
+        </w:rPr>
+        <w:t>Потім відкрийте в браузері:</w:t>
+      </w:r>
+    </w:p>
+    <w:p>
+      <w:pPr>
+        <w:suppressAutoHyphens w:val="0"/>
+        <w:spacing w:line="360" w:lineRule="auto"/>
+        <w:ind w:leftChars="0" w:firstLineChars="0" w:firstLine="709"/>
+        <w:jc w:val="both"/>
+        <w:textDirection w:val="lrTb"/>
+        <w:textAlignment w:val="auto"/>
+        <w:outlineLvl w:val="9"/>
+        <w:rPr>
+          <w:sz w:val="28"/>
+          <w:szCs w:val="28"/>
+        </w:rPr>
+      </w:pPr>
+      <w:r>
+        <w:rPr>
+          <w:sz w:val="28"/>
+          <w:szCs w:val="28"/>
+        </w:rPr>
+        <w:t>- http://localhost:8000/home/ — локальна демонстрація (аналог рис. 2)</w:t>
+      </w:r>
+    </w:p>
+    <w:p>
+      <w:pPr>
+        <w:suppressAutoHyphens w:val="0"/>
+        <w:spacing w:line="360" w:lineRule="auto"/>
+        <w:ind w:leftChars="0" w:firstLineChars="0" w:firstLine="709"/>
+        <w:jc w:val="both"/>
+        <w:textDirection w:val="lrTb"/>
+        <w:textAlignment w:val="auto"/>
+        <w:outlineLvl w:val="9"/>
+        <w:rPr>
+          <w:sz w:val="28"/>
+          <w:szCs w:val="28"/>
+        </w:rPr>
+      </w:pPr>
+      <w:r>
+        <w:rPr>
+          <w:sz w:val="28"/>
+          <w:szCs w:val="28"/>
+        </w:rPr>
+        <w:t>- http://192.168.1.42:8000/home/ — з іншого пристрою в тій самP цього ПК; уточніть своїм ipconfig, шукайте адаптер вашоїреальної мережі, не VirtualBox/Hyper-V адаптери 192.168.56.x / 172.x)</w:t>
+      </w:r>
+    </w:p>
+    <w:p>
+      <w:pPr>
+        <w:suppressAutoHyphens w:val="0"/>
+        <w:spacing w:line="360" w:lineRule="auto"/>
+        <w:ind w:leftChars="0" w:firstLineChars="0" w:firstLine="1"/>
+        <w:jc w:val="center"/>
+        <w:textDirection w:val="lrTb"/>
+        <w:textAlignment w:val="auto"/>
+        <w:outlineLvl w:val="9"/>
+        <w:rPr>
+          <w:sz w:val="28"/>
+          <w:szCs w:val="28"/>
+        </w:rPr>
+      </w:pPr>
     </w:p>
     <w:p>
       <w:pPr>
@@ -9884,7 +9898,7 @@
 </file>
 
 <file path=customXml/itemProps2.xml><?xml version="1.0" encoding="utf-8"?>
-<ds:datastoreItem xmlns:ds="http://schemas.openxmlformats.org/officeDocument/2006/customXml" ds:itemID="{7188EC82-86CF-4279-8490-4AF52C4D6AC5}">
+<ds:datastoreItem xmlns:ds="http://schemas.openxmlformats.org/officeDocument/2006/customXml" ds:itemID="{6A72AD1E-EC3B-4B08-9A0C-9E781BC3C6AD}">
   <ds:schemaRefs>
     <ds:schemaRef ds:uri="http://schemas.openxmlformats.org/officeDocument/2006/bibliography"/>
   </ds:schemaRefs>

--- a/Адміністрування обчислювальних комплексів Зроблені ЛР/Лабораторна робота 12 - Матакова А.В. - 409а - Адміністрування обчислювальних комплексів.docx
+++ b/Адміністрування обчислювальних комплексів Зроблені ЛР/Лабораторна робота 12 - Матакова А.В. - 409а - Адміністрування обчислювальних комплексів.docx
@@ -1913,8 +1913,6 @@
         </w:rPr>
         <w:t>лідовних команд</w:t>
       </w:r>
-      <w:bookmarkStart w:id="0" w:name="_GoBack"/>
-      <w:bookmarkEnd w:id="0"/>
     </w:p>
     <w:p>
       <w:pPr>
@@ -1979,1008 +1977,14 @@
           <w:sz w:val="28"/>
           <w:szCs w:val="28"/>
         </w:rPr>
-        <w:t>Таблиця 1 – Параметри опису usecase</w:t>
+        <w:t>Працездатність застосунку перевірено відкриттям у браузері адреси http://192.168.1.42:8000/home/, тобто за реальною IP-адресою фізичного мережевого адаптера хост-машини (а не адресою віртуальних адаптерів VirtualBox/Hyper-V), що підтверджує доступність застосунку саме з локальної мережі, а не лише з самого хоста. У відповідь відображено сторінку «Перелік студентів» із записами з дампу бази даних, включно з додатковим записом («688548 Бабайка Іван, катарович, миколаїв»), внесеним вручну через форму застосунку для перевірки роботи на запис.</w:t>
       </w:r>
     </w:p>
     <w:p>
       <w:pPr>
         <w:suppressAutoHyphens w:val="0"/>
         <w:spacing w:line="360" w:lineRule="auto"/>
-        <w:ind w:leftChars="0" w:firstLineChars="0" w:firstLine="709"/>
-        <w:jc w:val="both"/>
-        <w:textDirection w:val="lrTb"/>
-        <w:textAlignment w:val="auto"/>
-        <w:outlineLvl w:val="9"/>
-        <w:rPr>
-          <w:sz w:val="28"/>
-          <w:szCs w:val="28"/>
-        </w:rPr>
-      </w:pPr>
-      <w:r>
-        <w:rPr>
-          <w:sz w:val="28"/>
-          <w:szCs w:val="28"/>
-        </w:rPr>
-        <w:t>1. docker-compose.yml (корінь lr12ao) — описує інфраструктуру з рис. 1: два сервіси на основі Dockerfile'ів з ЛР11 (db — MySQL з db_lr_admin-main, web — Django з lr_6_proj-main), об'єднані спільною мережею compose, порт застосунку опубліковано на хост 8000:80.</w:t>
-      </w:r>
-    </w:p>
-    <w:p>
-      <w:pPr>
-        <w:suppressAutoHyphens w:val="0"/>
-        <w:spacing w:line="360" w:lineRule="auto"/>
-        <w:ind w:leftChars="0" w:firstLineChars="0" w:firstLine="709"/>
-        <w:jc w:val="both"/>
-        <w:textDirection w:val="lrTb"/>
-        <w:textAlignment w:val="auto"/>
-        <w:outlineLvl w:val="9"/>
-        <w:rPr>
-          <w:sz w:val="28"/>
-          <w:szCs w:val="28"/>
-        </w:rPr>
-      </w:pPr>
-      <w:r>
-        <w:rPr>
-          <w:sz w:val="28"/>
-          <w:szCs w:val="28"/>
-        </w:rPr>
-        <w:t>docker-compose.yml</w:t>
-      </w:r>
-      <w:r>
-        <w:rPr>
-          <w:sz w:val="28"/>
-          <w:szCs w:val="28"/>
-        </w:rPr>
-        <w:t>:</w:t>
-      </w:r>
-    </w:p>
-    <w:p>
-      <w:pPr>
-        <w:suppressAutoHyphens w:val="0"/>
-        <w:spacing w:line="360" w:lineRule="auto"/>
-        <w:ind w:leftChars="0" w:firstLineChars="0" w:firstLine="709"/>
-        <w:jc w:val="both"/>
-        <w:textDirection w:val="lrTb"/>
-        <w:textAlignment w:val="auto"/>
-        <w:outlineLvl w:val="9"/>
-        <w:rPr>
-          <w:sz w:val="28"/>
-          <w:szCs w:val="28"/>
-        </w:rPr>
-      </w:pPr>
-      <w:r>
-        <w:rPr>
-          <w:sz w:val="28"/>
-          <w:szCs w:val="28"/>
-        </w:rPr>
-        <w:t>services:</w:t>
-      </w:r>
-    </w:p>
-    <w:p>
-      <w:pPr>
-        <w:suppressAutoHyphens w:val="0"/>
-        <w:spacing w:line="360" w:lineRule="auto"/>
-        <w:ind w:leftChars="0" w:firstLineChars="0" w:firstLine="709"/>
-        <w:jc w:val="both"/>
-        <w:textDirection w:val="lrTb"/>
-        <w:textAlignment w:val="auto"/>
-        <w:outlineLvl w:val="9"/>
-        <w:rPr>
-          <w:sz w:val="28"/>
-          <w:szCs w:val="28"/>
-        </w:rPr>
-      </w:pPr>
-      <w:r>
-        <w:rPr>
-          <w:sz w:val="28"/>
-          <w:szCs w:val="28"/>
-        </w:rPr>
-        <w:t xml:space="preserve">  db:</w:t>
-      </w:r>
-    </w:p>
-    <w:p>
-      <w:pPr>
-        <w:suppressAutoHyphens w:val="0"/>
-        <w:spacing w:line="360" w:lineRule="auto"/>
-        <w:ind w:leftChars="0" w:firstLineChars="0" w:firstLine="709"/>
-        <w:jc w:val="both"/>
-        <w:textDirection w:val="lrTb"/>
-        <w:textAlignment w:val="auto"/>
-        <w:outlineLvl w:val="9"/>
-        <w:rPr>
-          <w:sz w:val="28"/>
-          <w:szCs w:val="28"/>
-        </w:rPr>
-      </w:pPr>
-      <w:r>
-        <w:rPr>
-          <w:sz w:val="28"/>
-          <w:szCs w:val="28"/>
-        </w:rPr>
-        <w:t xml:space="preserve">    build: ./db_lr_admin-main/db_lr_admin-main   # образ MySQL з ЛР11</w:t>
-      </w:r>
-    </w:p>
-    <w:p>
-      <w:pPr>
-        <w:suppressAutoHyphens w:val="0"/>
-        <w:spacing w:line="360" w:lineRule="auto"/>
-        <w:ind w:leftChars="0" w:firstLineChars="0" w:firstLine="709"/>
-        <w:jc w:val="both"/>
-        <w:textDirection w:val="lrTb"/>
-        <w:textAlignment w:val="auto"/>
-        <w:outlineLvl w:val="9"/>
-        <w:rPr>
-          <w:sz w:val="28"/>
-          <w:szCs w:val="28"/>
-        </w:rPr>
-      </w:pPr>
-      <w:r>
-        <w:rPr>
-          <w:sz w:val="28"/>
-          <w:szCs w:val="28"/>
-        </w:rPr>
-        <w:t xml:space="preserve">    container_name: db_lr_admin</w:t>
-      </w:r>
-    </w:p>
-    <w:p>
-      <w:pPr>
-        <w:suppressAutoHyphens w:val="0"/>
-        <w:spacing w:line="360" w:lineRule="auto"/>
-        <w:ind w:leftChars="0" w:firstLineChars="0" w:firstLine="709"/>
-        <w:jc w:val="both"/>
-        <w:textDirection w:val="lrTb"/>
-        <w:textAlignment w:val="auto"/>
-        <w:outlineLvl w:val="9"/>
-        <w:rPr>
-          <w:sz w:val="28"/>
-          <w:szCs w:val="28"/>
-        </w:rPr>
-      </w:pPr>
-      <w:r>
-        <w:rPr>
-          <w:sz w:val="28"/>
-          <w:szCs w:val="28"/>
-        </w:rPr>
-        <w:t xml:space="preserve">    restart: unless-stopped</w:t>
-      </w:r>
-    </w:p>
-    <w:p>
-      <w:pPr>
-        <w:suppressAutoHyphens w:val="0"/>
-        <w:spacing w:line="360" w:lineRule="auto"/>
-        <w:ind w:leftChars="0" w:firstLineChars="0" w:firstLine="709"/>
-        <w:jc w:val="both"/>
-        <w:textDirection w:val="lrTb"/>
-        <w:textAlignment w:val="auto"/>
-        <w:outlineLvl w:val="9"/>
-        <w:rPr>
-          <w:sz w:val="28"/>
-          <w:szCs w:val="28"/>
-        </w:rPr>
-      </w:pPr>
-    </w:p>
-    <w:p>
-      <w:pPr>
-        <w:suppressAutoHyphens w:val="0"/>
-        <w:spacing w:line="360" w:lineRule="auto"/>
-        <w:ind w:leftChars="0" w:firstLineChars="0" w:firstLine="709"/>
-        <w:jc w:val="both"/>
-        <w:textDirection w:val="lrTb"/>
-        <w:textAlignment w:val="auto"/>
-        <w:outlineLvl w:val="9"/>
-        <w:rPr>
-          <w:sz w:val="28"/>
-          <w:szCs w:val="28"/>
-        </w:rPr>
-      </w:pPr>
-      <w:r>
-        <w:rPr>
-          <w:sz w:val="28"/>
-          <w:szCs w:val="28"/>
-        </w:rPr>
-        <w:t xml:space="preserve">  web:</w:t>
-      </w:r>
-    </w:p>
-    <w:p>
-      <w:pPr>
-        <w:suppressAutoHyphens w:val="0"/>
-        <w:spacing w:line="360" w:lineRule="auto"/>
-        <w:ind w:leftChars="0" w:firstLineChars="0" w:firstLine="709"/>
-        <w:jc w:val="both"/>
-        <w:textDirection w:val="lrTb"/>
-        <w:textAlignment w:val="auto"/>
-        <w:outlineLvl w:val="9"/>
-        <w:rPr>
-          <w:sz w:val="28"/>
-          <w:szCs w:val="28"/>
-        </w:rPr>
-      </w:pPr>
-      <w:r>
-        <w:rPr>
-          <w:sz w:val="28"/>
-          <w:szCs w:val="28"/>
-        </w:rPr>
-        <w:t xml:space="preserve">    build: ./lr_6_proj-main/lr_6_proj-main        # образ Django-застосунку з ЛР11</w:t>
-      </w:r>
-    </w:p>
-    <w:p>
-      <w:pPr>
-        <w:suppressAutoHyphens w:val="0"/>
-        <w:spacing w:line="360" w:lineRule="auto"/>
-        <w:ind w:leftChars="0" w:firstLineChars="0" w:firstLine="709"/>
-        <w:jc w:val="both"/>
-        <w:textDirection w:val="lrTb"/>
-        <w:textAlignment w:val="auto"/>
-        <w:outlineLvl w:val="9"/>
-        <w:rPr>
-          <w:sz w:val="28"/>
-          <w:szCs w:val="28"/>
-        </w:rPr>
-      </w:pPr>
-      <w:r>
-        <w:rPr>
-          <w:sz w:val="28"/>
-          <w:szCs w:val="28"/>
-        </w:rPr>
-        <w:t xml:space="preserve">    container_name: lr_6_proj</w:t>
-      </w:r>
-    </w:p>
-    <w:p>
-      <w:pPr>
-        <w:suppressAutoHyphens w:val="0"/>
-        <w:spacing w:line="360" w:lineRule="auto"/>
-        <w:ind w:leftChars="0" w:firstLineChars="0" w:firstLine="709"/>
-        <w:jc w:val="both"/>
-        <w:textDirection w:val="lrTb"/>
-        <w:textAlignment w:val="auto"/>
-        <w:outlineLvl w:val="9"/>
-        <w:rPr>
-          <w:sz w:val="28"/>
-          <w:szCs w:val="28"/>
-        </w:rPr>
-      </w:pPr>
-      <w:r>
-        <w:rPr>
-          <w:sz w:val="28"/>
-          <w:szCs w:val="28"/>
-        </w:rPr>
-        <w:t xml:space="preserve">    restart: unless-stopped</w:t>
-      </w:r>
-    </w:p>
-    <w:p>
-      <w:pPr>
-        <w:suppressAutoHyphens w:val="0"/>
-        <w:spacing w:line="360" w:lineRule="auto"/>
-        <w:ind w:leftChars="0" w:firstLineChars="0" w:firstLine="709"/>
-        <w:jc w:val="both"/>
-        <w:textDirection w:val="lrTb"/>
-        <w:textAlignment w:val="auto"/>
-        <w:outlineLvl w:val="9"/>
-        <w:rPr>
-          <w:sz w:val="28"/>
-          <w:szCs w:val="28"/>
-        </w:rPr>
-      </w:pPr>
-      <w:r>
-        <w:rPr>
-          <w:sz w:val="28"/>
-          <w:szCs w:val="28"/>
-        </w:rPr>
-        <w:t xml:space="preserve">    depends_on:</w:t>
-      </w:r>
-    </w:p>
-    <w:p>
-      <w:pPr>
-        <w:suppressAutoHyphens w:val="0"/>
-        <w:spacing w:line="360" w:lineRule="auto"/>
-        <w:ind w:leftChars="0" w:firstLineChars="0" w:firstLine="709"/>
-        <w:jc w:val="both"/>
-        <w:textDirection w:val="lrTb"/>
-        <w:textAlignment w:val="auto"/>
-        <w:outlineLvl w:val="9"/>
-        <w:rPr>
-          <w:sz w:val="28"/>
-          <w:szCs w:val="28"/>
-        </w:rPr>
-      </w:pPr>
-      <w:r>
-        <w:rPr>
-          <w:sz w:val="28"/>
-          <w:szCs w:val="28"/>
-        </w:rPr>
-        <w:t xml:space="preserve">      - db          # web стартує лише після старту контейнера db</w:t>
-      </w:r>
-    </w:p>
-    <w:p>
-      <w:pPr>
-        <w:suppressAutoHyphens w:val="0"/>
-        <w:spacing w:line="360" w:lineRule="auto"/>
-        <w:ind w:leftChars="0" w:firstLineChars="0" w:firstLine="709"/>
-        <w:jc w:val="both"/>
-        <w:textDirection w:val="lrTb"/>
-        <w:textAlignment w:val="auto"/>
-        <w:outlineLvl w:val="9"/>
-        <w:rPr>
-          <w:sz w:val="28"/>
-          <w:szCs w:val="28"/>
-        </w:rPr>
-      </w:pPr>
-      <w:r>
-        <w:rPr>
-          <w:sz w:val="28"/>
-          <w:szCs w:val="28"/>
-        </w:rPr>
-        <w:t xml:space="preserve">    ports:</w:t>
-      </w:r>
-    </w:p>
-    <w:p>
-      <w:pPr>
-        <w:suppressAutoHyphens w:val="0"/>
-        <w:spacing w:line="360" w:lineRule="auto"/>
-        <w:ind w:leftChars="0" w:firstLineChars="0" w:firstLine="709"/>
-        <w:jc w:val="both"/>
-        <w:textDirection w:val="lrTb"/>
-        <w:textAlignment w:val="auto"/>
-        <w:outlineLvl w:val="9"/>
-        <w:rPr>
-          <w:sz w:val="28"/>
-          <w:szCs w:val="28"/>
-        </w:rPr>
-      </w:pPr>
-      <w:r>
-        <w:rPr>
-          <w:sz w:val="28"/>
-          <w:szCs w:val="28"/>
-        </w:rPr>
-        <w:t xml:space="preserve">      - "8000:80"    # доступ з хоста/локальної мережі на порт 8000</w:t>
-      </w:r>
-    </w:p>
-    <w:p>
-      <w:pPr>
-        <w:suppressAutoHyphens w:val="0"/>
-        <w:spacing w:line="360" w:lineRule="auto"/>
-        <w:ind w:leftChars="0" w:firstLineChars="0" w:firstLine="709"/>
-        <w:jc w:val="both"/>
-        <w:textDirection w:val="lrTb"/>
-        <w:textAlignment w:val="auto"/>
-        <w:outlineLvl w:val="9"/>
-        <w:rPr>
-          <w:sz w:val="28"/>
-          <w:szCs w:val="28"/>
-        </w:rPr>
-      </w:pPr>
-      <w:r>
-        <w:rPr>
-          <w:sz w:val="28"/>
-          <w:szCs w:val="28"/>
-        </w:rPr>
-        <w:t>2. Виправлення коду lr_6_proj-main/lr_6_proj-main/show_list/mysql_connect.py — рядок підключення до БД:</w:t>
-      </w:r>
-    </w:p>
-    <w:p>
-      <w:pPr>
-        <w:suppressAutoHyphens w:val="0"/>
-        <w:spacing w:line="360" w:lineRule="auto"/>
-        <w:ind w:leftChars="0" w:firstLineChars="0" w:firstLine="709"/>
-        <w:jc w:val="both"/>
-        <w:textDirection w:val="lrTb"/>
-        <w:textAlignment w:val="auto"/>
-        <w:outlineLvl w:val="9"/>
-        <w:rPr>
-          <w:sz w:val="28"/>
-          <w:szCs w:val="28"/>
-        </w:rPr>
-      </w:pPr>
-      <w:r>
-        <w:rPr>
-          <w:sz w:val="28"/>
-          <w:szCs w:val="28"/>
-        </w:rPr>
-        <w:t># "db" - ім'я сервісу БД у docker-compose.yml, а не IP-адреса</w:t>
-      </w:r>
-    </w:p>
-    <w:p>
-      <w:pPr>
-        <w:suppressAutoHyphens w:val="0"/>
-        <w:spacing w:line="360" w:lineRule="auto"/>
-        <w:ind w:leftChars="0" w:firstLineChars="0" w:firstLine="709"/>
-        <w:jc w:val="both"/>
-        <w:textDirection w:val="lrTb"/>
-        <w:textAlignment w:val="auto"/>
-        <w:outlineLvl w:val="9"/>
-        <w:rPr>
-          <w:sz w:val="28"/>
-          <w:szCs w:val="28"/>
-        </w:rPr>
-      </w:pPr>
-      <w:r>
-        <w:rPr>
-          <w:sz w:val="28"/>
-          <w:szCs w:val="28"/>
-        </w:rPr>
-        <w:lastRenderedPageBreak/>
-        <w:t>self.engine = create_engine("mysql+mysqlconnector://sammy:pass</w:t>
-      </w:r>
-    </w:p>
-    <w:p>
-      <w:pPr>
-        <w:suppressAutoHyphens w:val="0"/>
-        <w:spacing w:line="360" w:lineRule="auto"/>
-        <w:ind w:leftChars="0" w:firstLineChars="0" w:firstLine="709"/>
-        <w:jc w:val="both"/>
-        <w:textDirection w:val="lrTb"/>
-        <w:textAlignment w:val="auto"/>
-        <w:outlineLvl w:val="9"/>
-        <w:rPr>
-          <w:sz w:val="28"/>
-          <w:szCs w:val="28"/>
-        </w:rPr>
-      </w:pPr>
-      <w:r>
-        <w:rPr>
-          <w:sz w:val="28"/>
-          <w:szCs w:val="28"/>
-        </w:rPr>
-        <w:t>Раніше там був захардкоджений IP віртуалки з ЛР7 (192.168.10.12) — у мережі docker-compose контейнери звертаються один до одного за іменем сервіса, а не</w:t>
-      </w:r>
-    </w:p>
-    <w:p>
-      <w:pPr>
-        <w:suppressAutoHyphens w:val="0"/>
-        <w:spacing w:line="360" w:lineRule="auto"/>
-        <w:ind w:leftChars="0" w:firstLineChars="0" w:firstLine="709"/>
-        <w:jc w:val="both"/>
-        <w:textDirection w:val="lrTb"/>
-        <w:textAlignment w:val="auto"/>
-        <w:outlineLvl w:val="9"/>
-        <w:rPr>
-          <w:sz w:val="28"/>
-          <w:szCs w:val="28"/>
-        </w:rPr>
-      </w:pPr>
-      <w:r>
-        <w:rPr>
-          <w:sz w:val="28"/>
-          <w:szCs w:val="28"/>
-        </w:rPr>
-        <w:t>по IP, тому без цієї правки web не знайшов би базу.</w:t>
-      </w:r>
-    </w:p>
-    <w:p>
-      <w:pPr>
-        <w:suppressAutoHyphens w:val="0"/>
-        <w:spacing w:line="360" w:lineRule="auto"/>
-        <w:ind w:leftChars="0" w:firstLineChars="0" w:firstLine="709"/>
-        <w:jc w:val="both"/>
-        <w:textDirection w:val="lrTb"/>
-        <w:textAlignment w:val="auto"/>
-        <w:outlineLvl w:val="9"/>
-        <w:rPr>
-          <w:sz w:val="28"/>
-          <w:szCs w:val="28"/>
-        </w:rPr>
-      </w:pPr>
-    </w:p>
-    <w:p>
-      <w:pPr>
-        <w:suppressAutoHyphens w:val="0"/>
-        <w:spacing w:line="360" w:lineRule="auto"/>
-        <w:ind w:leftChars="0" w:firstLineChars="0" w:firstLine="709"/>
-        <w:jc w:val="both"/>
-        <w:textDirection w:val="lrTb"/>
-        <w:textAlignment w:val="auto"/>
-        <w:outlineLvl w:val="9"/>
-        <w:rPr>
-          <w:sz w:val="28"/>
-          <w:szCs w:val="28"/>
-        </w:rPr>
-      </w:pPr>
-      <w:r>
-        <w:rPr>
-          <w:sz w:val="28"/>
-          <w:szCs w:val="28"/>
-        </w:rPr>
-        <w:t>Перевірено наживо на цій машині: docker compose build → dockerйнери Up, curl http://localhost:8000/home/ → HTTP 200, сторінка «Таблиця студентів» з 7 рядками з БД, у логах web жодних помилок. Контейнери зараз запущені — можете одразу відкрити http://localhost:8000/home/ у</w:t>
-      </w:r>
-    </w:p>
-    <w:p>
-      <w:pPr>
-        <w:suppressAutoHyphens w:val="0"/>
-        <w:spacing w:line="360" w:lineRule="auto"/>
-        <w:ind w:leftChars="0" w:firstLineChars="0" w:firstLine="709"/>
-        <w:jc w:val="both"/>
-        <w:textDirection w:val="lrTb"/>
-        <w:textAlignment w:val="auto"/>
-        <w:outlineLvl w:val="9"/>
-        <w:rPr>
-          <w:sz w:val="28"/>
-          <w:szCs w:val="28"/>
-        </w:rPr>
-      </w:pPr>
-      <w:r>
-        <w:rPr>
-          <w:sz w:val="28"/>
-          <w:szCs w:val="28"/>
-        </w:rPr>
-        <w:t>браузері.</w:t>
-      </w:r>
-    </w:p>
-    <w:p>
-      <w:pPr>
-        <w:suppressAutoHyphens w:val="0"/>
-        <w:spacing w:line="360" w:lineRule="auto"/>
-        <w:ind w:leftChars="0" w:firstLineChars="0" w:firstLine="709"/>
-        <w:jc w:val="both"/>
-        <w:textDirection w:val="lrTb"/>
-        <w:textAlignment w:val="auto"/>
-        <w:outlineLvl w:val="9"/>
-        <w:rPr>
-          <w:sz w:val="28"/>
-          <w:szCs w:val="28"/>
-        </w:rPr>
-      </w:pPr>
-    </w:p>
-    <w:p>
-      <w:pPr>
-        <w:suppressAutoHyphens w:val="0"/>
-        <w:spacing w:line="360" w:lineRule="auto"/>
-        <w:ind w:leftChars="0" w:firstLineChars="0" w:firstLine="709"/>
-        <w:jc w:val="both"/>
-        <w:textDirection w:val="lrTb"/>
-        <w:textAlignment w:val="auto"/>
-        <w:outlineLvl w:val="9"/>
-        <w:rPr>
-          <w:sz w:val="28"/>
-          <w:szCs w:val="28"/>
-        </w:rPr>
-      </w:pPr>
-      <w:r>
-        <w:rPr>
-          <w:sz w:val="28"/>
-          <w:szCs w:val="28"/>
-        </w:rPr>
-        <w:t>Команди, які я використав</w:t>
-      </w:r>
-    </w:p>
-    <w:p>
-      <w:pPr>
-        <w:suppressAutoHyphens w:val="0"/>
-        <w:spacing w:line="360" w:lineRule="auto"/>
-        <w:ind w:leftChars="0" w:firstLineChars="0" w:firstLine="709"/>
-        <w:jc w:val="both"/>
-        <w:textDirection w:val="lrTb"/>
-        <w:textAlignment w:val="auto"/>
-        <w:outlineLvl w:val="9"/>
-        <w:rPr>
-          <w:sz w:val="28"/>
-          <w:szCs w:val="28"/>
-        </w:rPr>
-      </w:pPr>
-    </w:p>
-    <w:p>
-      <w:pPr>
-        <w:suppressAutoHyphens w:val="0"/>
-        <w:spacing w:line="360" w:lineRule="auto"/>
-        <w:ind w:leftChars="0" w:firstLineChars="0" w:firstLine="709"/>
-        <w:jc w:val="both"/>
-        <w:textDirection w:val="lrTb"/>
-        <w:textAlignment w:val="auto"/>
-        <w:outlineLvl w:val="9"/>
-        <w:rPr>
-          <w:sz w:val="28"/>
-          <w:szCs w:val="28"/>
-        </w:rPr>
-      </w:pPr>
-      <w:r>
-        <w:rPr>
-          <w:sz w:val="28"/>
-          <w:szCs w:val="28"/>
-        </w:rPr>
-        <w:t>docker compose config          # перевірка синтаксису yml</w:t>
-      </w:r>
-    </w:p>
-    <w:p>
-      <w:pPr>
-        <w:suppressAutoHyphens w:val="0"/>
-        <w:spacing w:line="360" w:lineRule="auto"/>
-        <w:ind w:leftChars="0" w:firstLineChars="0" w:firstLine="709"/>
-        <w:jc w:val="both"/>
-        <w:textDirection w:val="lrTb"/>
-        <w:textAlignment w:val="auto"/>
-        <w:outlineLvl w:val="9"/>
-        <w:rPr>
-          <w:sz w:val="28"/>
-          <w:szCs w:val="28"/>
-        </w:rPr>
-      </w:pPr>
-      <w:r>
-        <w:rPr>
-          <w:sz w:val="28"/>
-          <w:szCs w:val="28"/>
-        </w:rPr>
-        <w:t>docker compose build           # збірка образів lr12ao-db, lr12ao-web</w:t>
-      </w:r>
-    </w:p>
-    <w:p>
-      <w:pPr>
-        <w:suppressAutoHyphens w:val="0"/>
-        <w:spacing w:line="360" w:lineRule="auto"/>
-        <w:ind w:leftChars="0" w:firstLineChars="0" w:firstLine="709"/>
-        <w:jc w:val="both"/>
-        <w:textDirection w:val="lrTb"/>
-        <w:textAlignment w:val="auto"/>
-        <w:outlineLvl w:val="9"/>
-        <w:rPr>
-          <w:sz w:val="28"/>
-          <w:szCs w:val="28"/>
-        </w:rPr>
-      </w:pPr>
-      <w:r>
-        <w:rPr>
-          <w:sz w:val="28"/>
-          <w:szCs w:val="28"/>
-        </w:rPr>
-        <w:t>docker rm db_lr_admin lr_6_proj  # прибрав старі зупинені контись з ручних запусків ЛР11)</w:t>
-      </w:r>
-    </w:p>
-    <w:p>
-      <w:pPr>
-        <w:suppressAutoHyphens w:val="0"/>
-        <w:spacing w:line="360" w:lineRule="auto"/>
-        <w:ind w:leftChars="0" w:firstLineChars="0" w:firstLine="709"/>
-        <w:jc w:val="both"/>
-        <w:textDirection w:val="lrTb"/>
-        <w:textAlignment w:val="auto"/>
-        <w:outlineLvl w:val="9"/>
-        <w:rPr>
-          <w:sz w:val="28"/>
-          <w:szCs w:val="28"/>
-        </w:rPr>
-      </w:pPr>
-      <w:r>
-        <w:rPr>
-          <w:sz w:val="28"/>
-          <w:szCs w:val="28"/>
-        </w:rPr>
-        <w:t>docker compose up -d           # запуск обох контейнерів</w:t>
-      </w:r>
-    </w:p>
-    <w:p>
-      <w:pPr>
-        <w:suppressAutoHyphens w:val="0"/>
-        <w:spacing w:line="360" w:lineRule="auto"/>
-        <w:ind w:leftChars="0" w:firstLineChars="0" w:firstLine="709"/>
-        <w:jc w:val="both"/>
-        <w:textDirection w:val="lrTb"/>
-        <w:textAlignment w:val="auto"/>
-        <w:outlineLvl w:val="9"/>
-        <w:rPr>
-          <w:sz w:val="28"/>
-          <w:szCs w:val="28"/>
-        </w:rPr>
-      </w:pPr>
-      <w:r>
-        <w:rPr>
-          <w:sz w:val="28"/>
-          <w:szCs w:val="28"/>
-        </w:rPr>
-        <w:t>docker compose ps              # перевірка статусу</w:t>
-      </w:r>
-    </w:p>
-    <w:p>
-      <w:pPr>
-        <w:suppressAutoHyphens w:val="0"/>
-        <w:spacing w:line="360" w:lineRule="auto"/>
-        <w:ind w:leftChars="0" w:firstLineChars="0" w:firstLine="709"/>
-        <w:jc w:val="both"/>
-        <w:textDirection w:val="lrTb"/>
-        <w:textAlignment w:val="auto"/>
-        <w:outlineLvl w:val="9"/>
-        <w:rPr>
-          <w:sz w:val="28"/>
-          <w:szCs w:val="28"/>
-        </w:rPr>
-      </w:pPr>
-      <w:r>
-        <w:rPr>
-          <w:sz w:val="28"/>
-          <w:szCs w:val="28"/>
-        </w:rPr>
-        <w:t>curl http://localhost:8000/home/   # перевірка роботи вебзастосунку</w:t>
-      </w:r>
-    </w:p>
-    <w:p>
-      <w:pPr>
-        <w:suppressAutoHyphens w:val="0"/>
-        <w:spacing w:line="360" w:lineRule="auto"/>
-        <w:ind w:leftChars="0" w:firstLineChars="0" w:firstLine="709"/>
-        <w:jc w:val="both"/>
-        <w:textDirection w:val="lrTb"/>
-        <w:textAlignment w:val="auto"/>
-        <w:outlineLvl w:val="9"/>
-        <w:rPr>
-          <w:sz w:val="28"/>
-          <w:szCs w:val="28"/>
-        </w:rPr>
-      </w:pPr>
-      <w:r>
-        <w:rPr>
-          <w:sz w:val="28"/>
-          <w:szCs w:val="28"/>
-        </w:rPr>
-        <w:t>docker logs lr_6_proj --tail 20    # перевірка відсутності пом</w:t>
-      </w:r>
-    </w:p>
-    <w:p>
-      <w:pPr>
-        <w:suppressAutoHyphens w:val="0"/>
-        <w:spacing w:line="360" w:lineRule="auto"/>
-        <w:ind w:leftChars="0" w:firstLineChars="0" w:firstLine="709"/>
-        <w:jc w:val="both"/>
-        <w:textDirection w:val="lrTb"/>
-        <w:textAlignment w:val="auto"/>
-        <w:outlineLvl w:val="9"/>
-        <w:rPr>
-          <w:sz w:val="28"/>
-          <w:szCs w:val="28"/>
-        </w:rPr>
-      </w:pPr>
-    </w:p>
-    <w:p>
-      <w:pPr>
-        <w:suppressAutoHyphens w:val="0"/>
-        <w:spacing w:line="360" w:lineRule="auto"/>
-        <w:ind w:leftChars="0" w:firstLineChars="0" w:firstLine="709"/>
-        <w:jc w:val="both"/>
-        <w:textDirection w:val="lrTb"/>
-        <w:textAlignment w:val="auto"/>
-        <w:outlineLvl w:val="9"/>
-        <w:rPr>
-          <w:sz w:val="28"/>
-          <w:szCs w:val="28"/>
-        </w:rPr>
-      </w:pPr>
-      <w:r>
-        <w:rPr>
-          <w:sz w:val="28"/>
-          <w:szCs w:val="28"/>
-        </w:rPr>
-        <w:t>Що виконати вам (для скріншотів у звіт і захисту)</w:t>
-      </w:r>
-    </w:p>
-    <w:p>
-      <w:pPr>
-        <w:suppressAutoHyphens w:val="0"/>
-        <w:spacing w:line="360" w:lineRule="auto"/>
-        <w:ind w:leftChars="0" w:firstLineChars="0" w:firstLine="709"/>
-        <w:jc w:val="both"/>
-        <w:textDirection w:val="lrTb"/>
-        <w:textAlignment w:val="auto"/>
-        <w:outlineLvl w:val="9"/>
-        <w:rPr>
-          <w:sz w:val="28"/>
-          <w:szCs w:val="28"/>
-        </w:rPr>
-      </w:pPr>
-    </w:p>
-    <w:p>
-      <w:pPr>
-        <w:suppressAutoHyphens w:val="0"/>
-        <w:spacing w:line="360" w:lineRule="auto"/>
-        <w:ind w:leftChars="0" w:firstLineChars="0" w:firstLine="709"/>
-        <w:jc w:val="both"/>
-        <w:textDirection w:val="lrTb"/>
-        <w:textAlignment w:val="auto"/>
-        <w:outlineLvl w:val="9"/>
-        <w:rPr>
-          <w:sz w:val="28"/>
-          <w:szCs w:val="28"/>
-        </w:rPr>
-      </w:pPr>
-      <w:r>
-        <w:rPr>
-          <w:sz w:val="28"/>
-          <w:szCs w:val="28"/>
-        </w:rPr>
-        <w:t>Оскільки контейнери я вже підняв на цій машині, для звіту повтwerShell/терміналі — це і будуть скріншоти демонстраціївласного середовища:</w:t>
-      </w:r>
-    </w:p>
-    <w:p>
-      <w:pPr>
-        <w:suppressAutoHyphens w:val="0"/>
-        <w:spacing w:line="360" w:lineRule="auto"/>
-        <w:ind w:leftChars="0" w:firstLineChars="0" w:firstLine="709"/>
-        <w:jc w:val="both"/>
-        <w:textDirection w:val="lrTb"/>
-        <w:textAlignment w:val="auto"/>
-        <w:outlineLvl w:val="9"/>
-        <w:rPr>
-          <w:sz w:val="28"/>
-          <w:szCs w:val="28"/>
-        </w:rPr>
-      </w:pPr>
-    </w:p>
-    <w:p>
-      <w:pPr>
-        <w:suppressAutoHyphens w:val="0"/>
-        <w:spacing w:line="360" w:lineRule="auto"/>
-        <w:ind w:leftChars="0" w:firstLineChars="0" w:firstLine="709"/>
-        <w:jc w:val="both"/>
-        <w:textDirection w:val="lrTb"/>
-        <w:textAlignment w:val="auto"/>
-        <w:outlineLvl w:val="9"/>
-        <w:rPr>
-          <w:sz w:val="28"/>
-          <w:szCs w:val="28"/>
-        </w:rPr>
-      </w:pPr>
-      <w:r>
-        <w:rPr>
-          <w:sz w:val="28"/>
-          <w:szCs w:val="28"/>
-        </w:rPr>
-        <w:t>cd C:\Users\Nasya\Desktop\lr12ao</w:t>
-      </w:r>
-    </w:p>
-    <w:p>
-      <w:pPr>
-        <w:suppressAutoHyphens w:val="0"/>
-        <w:spacing w:line="360" w:lineRule="auto"/>
-        <w:ind w:leftChars="0" w:firstLineChars="0" w:firstLine="709"/>
-        <w:jc w:val="both"/>
-        <w:textDirection w:val="lrTb"/>
-        <w:textAlignment w:val="auto"/>
-        <w:outlineLvl w:val="9"/>
-        <w:rPr>
-          <w:sz w:val="28"/>
-          <w:szCs w:val="28"/>
-        </w:rPr>
-      </w:pPr>
-      <w:r>
-        <w:rPr>
-          <w:sz w:val="28"/>
-          <w:szCs w:val="28"/>
-        </w:rPr>
-        <w:lastRenderedPageBreak/>
-        <w:t>docker compose build</w:t>
-      </w:r>
-    </w:p>
-    <w:p>
-      <w:pPr>
-        <w:suppressAutoHyphens w:val="0"/>
-        <w:spacing w:line="360" w:lineRule="auto"/>
-        <w:ind w:leftChars="0" w:firstLineChars="0" w:firstLine="709"/>
-        <w:jc w:val="both"/>
-        <w:textDirection w:val="lrTb"/>
-        <w:textAlignment w:val="auto"/>
-        <w:outlineLvl w:val="9"/>
-        <w:rPr>
-          <w:sz w:val="28"/>
-          <w:szCs w:val="28"/>
-        </w:rPr>
-      </w:pPr>
-      <w:r>
-        <w:rPr>
-          <w:sz w:val="28"/>
-          <w:szCs w:val="28"/>
-        </w:rPr>
-        <w:t>docker compose up -d</w:t>
-      </w:r>
-    </w:p>
-    <w:p>
-      <w:pPr>
-        <w:suppressAutoHyphens w:val="0"/>
-        <w:spacing w:line="360" w:lineRule="auto"/>
-        <w:ind w:leftChars="0" w:firstLineChars="0" w:firstLine="709"/>
-        <w:jc w:val="both"/>
-        <w:textDirection w:val="lrTb"/>
-        <w:textAlignment w:val="auto"/>
-        <w:outlineLvl w:val="9"/>
-        <w:rPr>
-          <w:sz w:val="28"/>
-          <w:szCs w:val="28"/>
-        </w:rPr>
-      </w:pPr>
-      <w:r>
-        <w:rPr>
-          <w:sz w:val="28"/>
-          <w:szCs w:val="28"/>
-        </w:rPr>
-        <w:t>docker compose ps</w:t>
-      </w:r>
-    </w:p>
-    <w:p>
-      <w:pPr>
-        <w:suppressAutoHyphens w:val="0"/>
-        <w:spacing w:line="360" w:lineRule="auto"/>
-        <w:ind w:leftChars="0" w:firstLineChars="0" w:firstLine="709"/>
-        <w:jc w:val="both"/>
-        <w:textDirection w:val="lrTb"/>
-        <w:textAlignment w:val="auto"/>
-        <w:outlineLvl w:val="9"/>
-        <w:rPr>
-          <w:sz w:val="28"/>
-          <w:szCs w:val="28"/>
-        </w:rPr>
-      </w:pPr>
-      <w:r>
-        <w:rPr>
-          <w:sz w:val="28"/>
-          <w:szCs w:val="28"/>
-        </w:rPr>
-        <w:t>docker images</w:t>
-      </w:r>
-    </w:p>
-    <w:p>
-      <w:pPr>
-        <w:suppressAutoHyphens w:val="0"/>
-        <w:spacing w:line="360" w:lineRule="auto"/>
-        <w:ind w:leftChars="0" w:firstLineChars="0" w:firstLine="709"/>
-        <w:jc w:val="both"/>
-        <w:textDirection w:val="lrTb"/>
-        <w:textAlignment w:val="auto"/>
-        <w:outlineLvl w:val="9"/>
-        <w:rPr>
-          <w:sz w:val="28"/>
-          <w:szCs w:val="28"/>
-        </w:rPr>
-      </w:pPr>
-      <w:r>
-        <w:rPr>
-          <w:sz w:val="28"/>
-          <w:szCs w:val="28"/>
-        </w:rPr>
-        <w:t>Потім відкрийте в браузері:</w:t>
-      </w:r>
-    </w:p>
-    <w:p>
-      <w:pPr>
-        <w:suppressAutoHyphens w:val="0"/>
-        <w:spacing w:line="360" w:lineRule="auto"/>
-        <w:ind w:leftChars="0" w:firstLineChars="0" w:firstLine="709"/>
-        <w:jc w:val="both"/>
-        <w:textDirection w:val="lrTb"/>
-        <w:textAlignment w:val="auto"/>
-        <w:outlineLvl w:val="9"/>
-        <w:rPr>
-          <w:sz w:val="28"/>
-          <w:szCs w:val="28"/>
-        </w:rPr>
-      </w:pPr>
-      <w:r>
-        <w:rPr>
-          <w:sz w:val="28"/>
-          <w:szCs w:val="28"/>
-        </w:rPr>
-        <w:t>- http://localhost:8000/home/ — локальна демонстрація (аналог рис. 2)</w:t>
-      </w:r>
-    </w:p>
-    <w:p>
-      <w:pPr>
-        <w:suppressAutoHyphens w:val="0"/>
-        <w:spacing w:line="360" w:lineRule="auto"/>
-        <w:ind w:leftChars="0" w:firstLineChars="0" w:firstLine="709"/>
-        <w:jc w:val="both"/>
-        <w:textDirection w:val="lrTb"/>
-        <w:textAlignment w:val="auto"/>
-        <w:outlineLvl w:val="9"/>
-        <w:rPr>
-          <w:sz w:val="28"/>
-          <w:szCs w:val="28"/>
-        </w:rPr>
-      </w:pPr>
-      <w:r>
-        <w:rPr>
-          <w:sz w:val="28"/>
-          <w:szCs w:val="28"/>
-        </w:rPr>
-        <w:t>- http://192.168.1.42:8000/home/ — з іншого пристрою в тій самP цього ПК; уточніть своїм ipconfig, шукайте адаптер вашоїреальної мережі, не VirtualBox/Hyper-V адаптери 192.168.56.x / 172.x)</w:t>
-      </w:r>
-    </w:p>
-    <w:p>
-      <w:pPr>
-        <w:suppressAutoHyphens w:val="0"/>
-        <w:spacing w:line="360" w:lineRule="auto"/>
-        <w:ind w:leftChars="0" w:firstLineChars="0" w:firstLine="1"/>
+        <w:ind w:leftChars="0" w:left="0" w:firstLineChars="0" w:firstLine="0"/>
         <w:jc w:val="center"/>
         <w:textDirection w:val="lrTb"/>
         <w:textAlignment w:val="auto"/>
@@ -2990,65 +1994,6 @@
           <w:szCs w:val="28"/>
         </w:rPr>
       </w:pPr>
-    </w:p>
-    <w:p>
-      <w:pPr>
-        <w:suppressAutoHyphens w:val="0"/>
-        <w:spacing w:line="360" w:lineRule="auto"/>
-        <w:ind w:leftChars="0" w:firstLineChars="0" w:firstLine="709"/>
-        <w:jc w:val="both"/>
-        <w:textDirection w:val="lrTb"/>
-        <w:textAlignment w:val="auto"/>
-        <w:outlineLvl w:val="9"/>
-        <w:rPr>
-          <w:sz w:val="28"/>
-          <w:szCs w:val="28"/>
-        </w:rPr>
-      </w:pPr>
-      <w:r>
-        <w:rPr>
-          <w:sz w:val="28"/>
-          <w:szCs w:val="28"/>
-        </w:rPr>
-        <w:t>Якщо з іншого пристрою в мережі сторінка не відкривається — потрібно дозволити вхідні підключення на порт 8000 у Windows Defender Firewall</w:t>
-      </w:r>
-    </w:p>
-    <w:p>
-      <w:pPr>
-        <w:suppressAutoHyphens w:val="0"/>
-        <w:spacing w:line="360" w:lineRule="auto"/>
-        <w:ind w:leftChars="0" w:firstLineChars="0" w:firstLine="709"/>
-        <w:jc w:val="both"/>
-        <w:textDirection w:val="lrTb"/>
-        <w:textAlignment w:val="auto"/>
-        <w:outlineLvl w:val="9"/>
-        <w:rPr>
-          <w:sz w:val="28"/>
-          <w:szCs w:val="28"/>
-        </w:rPr>
-      </w:pPr>
-      <w:r>
-        <w:rPr>
-          <w:sz w:val="28"/>
-          <w:szCs w:val="28"/>
-        </w:rPr>
-        <w:t>(New-NetFirewallRule -DisplayName "Docker 8000" -Direction Inb 8000 -Action Allow), це прямо стосується теоретичного питанняпро доступ з мережі до вебсервера в контейнері.</w:t>
-      </w:r>
-    </w:p>
-    <w:p>
-      <w:pPr>
-        <w:suppressAutoHyphens w:val="0"/>
-        <w:spacing w:line="360" w:lineRule="auto"/>
-        <w:ind w:leftChars="0" w:firstLineChars="0" w:firstLine="709"/>
-        <w:jc w:val="both"/>
-        <w:textDirection w:val="lrTb"/>
-        <w:textAlignment w:val="auto"/>
-        <w:outlineLvl w:val="9"/>
-        <w:rPr>
-          <w:sz w:val="28"/>
-          <w:szCs w:val="28"/>
-        </w:rPr>
-      </w:pPr>
       <w:r>
         <w:rPr>
           <w:noProof/>
@@ -3057,10 +2002,10 @@
           <w:lang w:val="ru-RU"/>
         </w:rPr>
         <w:drawing>
-          <wp:inline distT="0" distB="0" distL="0" distR="0" wp14:anchorId="2719074E" wp14:editId="65A8070C">
-            <wp:extent cx="6299835" cy="2280285"/>
-            <wp:effectExtent l="0" t="0" r="5715" b="5715"/>
-            <wp:docPr id="2" name="Рисунок 2"/>
+          <wp:inline distT="0" distB="0" distL="0" distR="0" wp14:anchorId="5A0222DA" wp14:editId="644B437E">
+            <wp:extent cx="6297930" cy="2280285"/>
+            <wp:effectExtent l="0" t="0" r="7620" b="5715"/>
+            <wp:docPr id="4" name="Рисунок 4"/>
             <wp:cNvGraphicFramePr>
               <a:graphicFrameLocks xmlns:a="http://schemas.openxmlformats.org/drawingml/2006/main" noChangeAspect="1"/>
             </wp:cNvGraphicFramePr>
@@ -3068,23 +2013,33 @@
               <a:graphicData uri="http://schemas.openxmlformats.org/drawingml/2006/picture">
                 <pic:pic xmlns:pic="http://schemas.openxmlformats.org/drawingml/2006/picture">
                   <pic:nvPicPr>
-                    <pic:cNvPr id="1" name=""/>
-                    <pic:cNvPicPr/>
+                    <pic:cNvPr id="0" name="Picture 2"/>
+                    <pic:cNvPicPr>
+                      <a:picLocks noChangeAspect="1" noChangeArrowheads="1"/>
+                    </pic:cNvPicPr>
                   </pic:nvPicPr>
                   <pic:blipFill>
-                    <a:blip r:embed="rId10"/>
+                    <a:blip r:embed="rId10">
+                      <a:extLst>
+                        <a:ext uri="{28A0092B-C50C-407E-A947-70E740481C1C}">
+                          <a14:useLocalDpi xmlns:a14="http://schemas.microsoft.com/office/drawing/2010/main" val="0"/>
+                        </a:ext>
+                      </a:extLst>
+                    </a:blip>
+                    <a:srcRect/>
                     <a:stretch>
                       <a:fillRect/>
                     </a:stretch>
                   </pic:blipFill>
-                  <pic:spPr>
+                  <pic:spPr bwMode="auto">
                     <a:xfrm>
                       <a:off x="0" y="0"/>
-                      <a:ext cx="6299835" cy="2280285"/>
+                      <a:ext cx="6297930" cy="2280285"/>
                     </a:xfrm>
                     <a:prstGeom prst="rect">
                       <a:avLst/>
                     </a:prstGeom>
+                    <a:noFill/>
                   </pic:spPr>
                 </pic:pic>
               </a:graphicData>
@@ -3097,7 +2052,61 @@
       <w:pPr>
         <w:suppressAutoHyphens w:val="0"/>
         <w:spacing w:line="360" w:lineRule="auto"/>
-        <w:ind w:leftChars="0" w:firstLineChars="0" w:firstLine="709"/>
+        <w:ind w:leftChars="0" w:left="0" w:firstLineChars="0" w:firstLine="0"/>
+        <w:jc w:val="center"/>
+        <w:textDirection w:val="lrTb"/>
+        <w:textAlignment w:val="auto"/>
+        <w:outlineLvl w:val="9"/>
+        <w:rPr>
+          <w:sz w:val="28"/>
+          <w:szCs w:val="28"/>
+          <w:lang w:val="ru-RU"/>
+        </w:rPr>
+      </w:pPr>
+      <w:r>
+        <w:rPr>
+          <w:sz w:val="28"/>
+          <w:szCs w:val="28"/>
+        </w:rPr>
+        <w:t xml:space="preserve">Рисунок </w:t>
+      </w:r>
+      <w:r>
+        <w:rPr>
+          <w:sz w:val="28"/>
+          <w:szCs w:val="28"/>
+          <w:lang w:val="ru-RU"/>
+        </w:rPr>
+        <w:t>2</w:t>
+      </w:r>
+      <w:r>
+        <w:rPr>
+          <w:sz w:val="28"/>
+          <w:szCs w:val="28"/>
+        </w:rPr>
+        <w:t xml:space="preserve"> –</w:t>
+      </w:r>
+      <w:r>
+        <w:rPr>
+          <w:sz w:val="28"/>
+          <w:szCs w:val="28"/>
+          <w:lang w:val="ru-RU"/>
+        </w:rPr>
+        <w:t xml:space="preserve"> </w:t>
+      </w:r>
+      <w:r>
+        <w:rPr>
+          <w:sz w:val="28"/>
+          <w:szCs w:val="28"/>
+          <w:lang w:val="ru-RU"/>
+        </w:rPr>
+        <w:t>Сторінка «Перелік студентів», відкрита з локальної мережі</w:t>
+      </w:r>
+    </w:p>
+    <w:p>
+      <w:pPr>
+        <w:suppressAutoHyphens w:val="0"/>
+        <w:spacing w:line="360" w:lineRule="auto"/>
+        <w:ind w:leftChars="0" w:left="0" w:firstLineChars="0" w:firstLine="709"/>
         <w:jc w:val="both"/>
         <w:textDirection w:val="lrTb"/>
         <w:textAlignment w:val="auto"/>
@@ -3105,6 +2114,79 @@
         <w:rPr>
           <w:sz w:val="28"/>
           <w:szCs w:val="28"/>
+          <w:lang w:val="ru-RU"/>
+        </w:rPr>
+      </w:pPr>
+      <w:r>
+        <w:rPr>
+          <w:sz w:val="28"/>
+          <w:szCs w:val="28"/>
+        </w:rPr>
+        <w:t>Оскільки за замовчуванням Windows Defender Firewall може блокувати вхідні підключення на нестандартний порт 8000 з інших пристроїв мережі, для гарантованого доступу ззовні додатково створено дозвільне правило брандмауера:</w:t>
+      </w:r>
+      <w:r>
+        <w:rPr>
+          <w:sz w:val="28"/>
+          <w:szCs w:val="28"/>
+          <w:lang w:val="ru-RU"/>
+        </w:rPr>
+        <w:t xml:space="preserve"> </w:t>
+      </w:r>
+      <w:r>
+        <w:rPr>
+          <w:sz w:val="28"/>
+          <w:szCs w:val="28"/>
+          <w:lang w:val="ru-RU"/>
+        </w:rPr>
+        <w:t>New-NetFirewallRule -DisplayName "Docker 8000" -Direction Inbound -LocalPort 8000 -Protocol TCP -Action Allow</w:t>
+      </w:r>
+      <w:r>
+        <w:rPr>
+          <w:sz w:val="28"/>
+          <w:szCs w:val="28"/>
+          <w:lang w:val="ru-RU"/>
+        </w:rPr>
+        <w:t>.</w:t>
+      </w:r>
+    </w:p>
+    <w:p>
+      <w:pPr>
+        <w:suppressAutoHyphens w:val="0"/>
+        <w:spacing w:line="360" w:lineRule="auto"/>
+        <w:ind w:leftChars="0" w:left="0" w:firstLineChars="0" w:firstLine="709"/>
+        <w:jc w:val="both"/>
+        <w:textDirection w:val="lrTb"/>
+        <w:textAlignment w:val="auto"/>
+        <w:outlineLvl w:val="9"/>
+        <w:rPr>
+          <w:sz w:val="28"/>
+          <w:szCs w:val="28"/>
+          <w:lang w:val="ru-RU"/>
+        </w:rPr>
+      </w:pPr>
+      <w:r>
+        <w:rPr>
+          <w:sz w:val="28"/>
+          <w:szCs w:val="28"/>
+          <w:lang w:val="ru-RU"/>
+        </w:rPr>
+        <w:lastRenderedPageBreak/>
+        <w:t>Стан обох контейнерів та журнал запитів додатково перевірено через графічний інтерфейс Docker Desktop: контейнери db (lr12ao-db) та web (lr12ao-web, порт 8000:80) активні, а в логах видно послідовні HTTP-запити GET /home/ зі статусом 200 та коректну взаємодію сервісу web з db (попередження про застарілий плагін автентифікації MySQL mysql_native_password є інформаційним і не впливає на працездатність).</w:t>
+      </w:r>
+    </w:p>
+    <w:p>
+      <w:pPr>
+        <w:suppressAutoHyphens w:val="0"/>
+        <w:spacing w:line="360" w:lineRule="auto"/>
+        <w:ind w:leftChars="0" w:left="0" w:firstLineChars="0" w:firstLine="0"/>
+        <w:jc w:val="center"/>
+        <w:textDirection w:val="lrTb"/>
+        <w:textAlignment w:val="auto"/>
+        <w:outlineLvl w:val="9"/>
+        <w:rPr>
+          <w:sz w:val="28"/>
+          <w:szCs w:val="28"/>
+          <w:lang w:val="ru-RU"/>
         </w:rPr>
       </w:pPr>
       <w:r>
@@ -3114,12 +2196,11 @@
           <w:szCs w:val="28"/>
           <w:lang w:val="ru-RU"/>
         </w:rPr>
-        <w:lastRenderedPageBreak/>
         <w:drawing>
-          <wp:inline distT="0" distB="0" distL="0" distR="0" wp14:anchorId="11AC7612" wp14:editId="60A759E4">
-            <wp:extent cx="6299835" cy="3184525"/>
-            <wp:effectExtent l="0" t="0" r="5715" b="0"/>
-            <wp:docPr id="3" name="Рисунок 3"/>
+          <wp:inline distT="0" distB="0" distL="0" distR="0" wp14:anchorId="320C87EE" wp14:editId="62DE3520">
+            <wp:extent cx="6297930" cy="3182620"/>
+            <wp:effectExtent l="0" t="0" r="7620" b="0"/>
+            <wp:docPr id="5" name="Рисунок 5"/>
             <wp:cNvGraphicFramePr>
               <a:graphicFrameLocks xmlns:a="http://schemas.openxmlformats.org/drawingml/2006/main" noChangeAspect="1"/>
             </wp:cNvGraphicFramePr>
@@ -3127,23 +2208,33 @@
               <a:graphicData uri="http://schemas.openxmlformats.org/drawingml/2006/picture">
                 <pic:pic xmlns:pic="http://schemas.openxmlformats.org/drawingml/2006/picture">
                   <pic:nvPicPr>
-                    <pic:cNvPr id="1" name=""/>
-                    <pic:cNvPicPr/>
+                    <pic:cNvPr id="0" name="Picture 3"/>
+                    <pic:cNvPicPr>
+                      <a:picLocks noChangeAspect="1" noChangeArrowheads="1"/>
+                    </pic:cNvPicPr>
                   </pic:nvPicPr>
                   <pic:blipFill>
-                    <a:blip r:embed="rId11"/>
+                    <a:blip r:embed="rId11">
+                      <a:extLst>
+                        <a:ext uri="{28A0092B-C50C-407E-A947-70E740481C1C}">
+                          <a14:useLocalDpi xmlns:a14="http://schemas.microsoft.com/office/drawing/2010/main" val="0"/>
+                        </a:ext>
+                      </a:extLst>
+                    </a:blip>
+                    <a:srcRect/>
                     <a:stretch>
                       <a:fillRect/>
                     </a:stretch>
                   </pic:blipFill>
-                  <pic:spPr>
+                  <pic:spPr bwMode="auto">
                     <a:xfrm>
                       <a:off x="0" y="0"/>
-                      <a:ext cx="6299835" cy="3184525"/>
+                      <a:ext cx="6297930" cy="3182620"/>
                     </a:xfrm>
                     <a:prstGeom prst="rect">
                       <a:avLst/>
                     </a:prstGeom>
+                    <a:noFill/>
                   </pic:spPr>
                 </pic:pic>
               </a:graphicData>
@@ -3156,22 +2247,54 @@
       <w:pPr>
         <w:suppressAutoHyphens w:val="0"/>
         <w:spacing w:line="360" w:lineRule="auto"/>
-        <w:ind w:leftChars="0" w:firstLineChars="0" w:firstLine="709"/>
-        <w:jc w:val="both"/>
+        <w:ind w:leftChars="0" w:left="0" w:firstLineChars="0" w:firstLine="0"/>
+        <w:jc w:val="center"/>
         <w:textDirection w:val="lrTb"/>
         <w:textAlignment w:val="auto"/>
         <w:outlineLvl w:val="9"/>
         <w:rPr>
           <w:sz w:val="28"/>
           <w:szCs w:val="28"/>
-        </w:rPr>
-      </w:pPr>
-      <w:r>
-        <w:rPr>
-          <w:sz w:val="28"/>
-          <w:szCs w:val="28"/>
-        </w:rPr>
-        <w:t>Наприкінці, коли все задокументовано:</w:t>
+          <w:lang w:val="ru-RU"/>
+        </w:rPr>
+      </w:pPr>
+      <w:r>
+        <w:rPr>
+          <w:sz w:val="28"/>
+          <w:szCs w:val="28"/>
+        </w:rPr>
+        <w:t xml:space="preserve">Рисунок </w:t>
+      </w:r>
+      <w:r>
+        <w:rPr>
+          <w:sz w:val="28"/>
+          <w:szCs w:val="28"/>
+          <w:lang w:val="ru-RU"/>
+        </w:rPr>
+        <w:t>3</w:t>
+      </w:r>
+      <w:r>
+        <w:rPr>
+          <w:sz w:val="28"/>
+          <w:szCs w:val="28"/>
+        </w:rPr>
+        <w:t xml:space="preserve"> –</w:t>
+      </w:r>
+      <w:r>
+        <w:rPr>
+          <w:sz w:val="28"/>
+          <w:szCs w:val="28"/>
+          <w:lang w:val="ru-RU"/>
+        </w:rPr>
+        <w:t xml:space="preserve"> </w:t>
+      </w:r>
+      <w:r>
+        <w:rPr>
+          <w:sz w:val="28"/>
+          <w:szCs w:val="28"/>
+          <w:lang w:val="ru-RU"/>
+        </w:rPr>
+        <w:t>Стан контейнерів db та web у Docker Desktop</w:t>
       </w:r>
     </w:p>
     <w:p>
@@ -3193,354 +2316,7 @@
           <w:sz w:val="28"/>
           <w:szCs w:val="28"/>
         </w:rPr>
-        <w:t>docker compose down    # зупинити й прибрати контейнери/мережу</w:t>
-      </w:r>
-    </w:p>
-    <w:p>
-      <w:pPr>
-        <w:suppressAutoHyphens w:val="0"/>
-        <w:spacing w:line="360" w:lineRule="auto"/>
-        <w:ind w:leftChars="0" w:firstLineChars="0" w:firstLine="709"/>
-        <w:jc w:val="both"/>
-        <w:textDirection w:val="lrTb"/>
-        <w:textAlignment w:val="auto"/>
-        <w:outlineLvl w:val="9"/>
-        <w:rPr>
-          <w:sz w:val="28"/>
-          <w:szCs w:val="28"/>
-        </w:rPr>
-      </w:pPr>
-    </w:p>
-    <w:p>
-      <w:pPr>
-        <w:suppressAutoHyphens w:val="0"/>
-        <w:spacing w:line="360" w:lineRule="auto"/>
-        <w:ind w:leftChars="0" w:firstLineChars="0" w:firstLine="709"/>
-        <w:jc w:val="both"/>
-        <w:textDirection w:val="lrTb"/>
-        <w:textAlignment w:val="auto"/>
-        <w:outlineLvl w:val="9"/>
-        <w:rPr>
-          <w:sz w:val="28"/>
-          <w:szCs w:val="28"/>
-        </w:rPr>
-      </w:pPr>
-      <w:r>
-        <w:rPr>
-          <w:sz w:val="28"/>
-          <w:szCs w:val="28"/>
-        </w:rPr>
-        <w:t>Що додати до звіту</w:t>
-      </w:r>
-    </w:p>
-    <w:p>
-      <w:pPr>
-        <w:suppressAutoHyphens w:val="0"/>
-        <w:spacing w:line="360" w:lineRule="auto"/>
-        <w:ind w:leftChars="0" w:firstLineChars="0" w:firstLine="709"/>
-        <w:jc w:val="both"/>
-        <w:textDirection w:val="lrTb"/>
-        <w:textAlignment w:val="auto"/>
-        <w:outlineLvl w:val="9"/>
-        <w:rPr>
-          <w:sz w:val="28"/>
-          <w:szCs w:val="28"/>
-        </w:rPr>
-      </w:pPr>
-    </w:p>
-    <w:p>
-      <w:pPr>
-        <w:suppressAutoHyphens w:val="0"/>
-        <w:spacing w:line="360" w:lineRule="auto"/>
-        <w:ind w:leftChars="0" w:firstLineChars="0" w:firstLine="709"/>
-        <w:jc w:val="both"/>
-        <w:textDirection w:val="lrTb"/>
-        <w:textAlignment w:val="auto"/>
-        <w:outlineLvl w:val="9"/>
-        <w:rPr>
-          <w:sz w:val="28"/>
-          <w:szCs w:val="28"/>
-        </w:rPr>
-      </w:pPr>
-      <w:r>
-        <w:rPr>
-          <w:sz w:val="28"/>
-          <w:szCs w:val="28"/>
-        </w:rPr>
-        <w:t>Файли:</w:t>
-      </w:r>
-    </w:p>
-    <w:p>
-      <w:pPr>
-        <w:suppressAutoHyphens w:val="0"/>
-        <w:spacing w:line="360" w:lineRule="auto"/>
-        <w:ind w:leftChars="0" w:firstLineChars="0" w:firstLine="709"/>
-        <w:jc w:val="both"/>
-        <w:textDirection w:val="lrTb"/>
-        <w:textAlignment w:val="auto"/>
-        <w:outlineLvl w:val="9"/>
-        <w:rPr>
-          <w:sz w:val="28"/>
-          <w:szCs w:val="28"/>
-        </w:rPr>
-      </w:pPr>
-      <w:r>
-        <w:rPr>
-          <w:sz w:val="28"/>
-          <w:szCs w:val="28"/>
-        </w:rPr>
-        <w:t>- docker-compose.yml (весь вміст, з коментарями)</w:t>
-      </w:r>
-    </w:p>
-    <w:p>
-      <w:pPr>
-        <w:suppressAutoHyphens w:val="0"/>
-        <w:spacing w:line="360" w:lineRule="auto"/>
-        <w:ind w:leftChars="0" w:firstLineChars="0" w:firstLine="709"/>
-        <w:jc w:val="both"/>
-        <w:textDirection w:val="lrTb"/>
-        <w:textAlignment w:val="auto"/>
-        <w:outlineLvl w:val="9"/>
-        <w:rPr>
-          <w:sz w:val="28"/>
-          <w:szCs w:val="28"/>
-        </w:rPr>
-      </w:pPr>
-      <w:r>
-        <w:rPr>
-          <w:sz w:val="28"/>
-          <w:szCs w:val="28"/>
-        </w:rPr>
-        <w:t>- Змінений фрагмент show_list/mysql_connect.py (рядок з create</w:t>
-      </w:r>
-    </w:p>
-    <w:p>
-      <w:pPr>
-        <w:suppressAutoHyphens w:val="0"/>
-        <w:spacing w:line="360" w:lineRule="auto"/>
-        <w:ind w:leftChars="0" w:firstLineChars="0" w:firstLine="709"/>
-        <w:jc w:val="both"/>
-        <w:textDirection w:val="lrTb"/>
-        <w:textAlignment w:val="auto"/>
-        <w:outlineLvl w:val="9"/>
-        <w:rPr>
-          <w:sz w:val="28"/>
-          <w:szCs w:val="28"/>
-        </w:rPr>
-      </w:pPr>
-      <w:r>
-        <w:rPr>
-          <w:sz w:val="28"/>
-          <w:szCs w:val="28"/>
-        </w:rPr>
-        <w:t>- Обидва Dockerfile (з db_lr_admin-main і lr_6_proj-main) — вони вже готові з ЛР11, просто вкажіть, що compose використовує саме ці образи</w:t>
-      </w:r>
-    </w:p>
-    <w:p>
-      <w:pPr>
-        <w:suppressAutoHyphens w:val="0"/>
-        <w:spacing w:line="360" w:lineRule="auto"/>
-        <w:ind w:leftChars="0" w:firstLineChars="0" w:firstLine="709"/>
-        <w:jc w:val="both"/>
-        <w:textDirection w:val="lrTb"/>
-        <w:textAlignment w:val="auto"/>
-        <w:outlineLvl w:val="9"/>
-        <w:rPr>
-          <w:sz w:val="28"/>
-          <w:szCs w:val="28"/>
-        </w:rPr>
-      </w:pPr>
-    </w:p>
-    <w:p>
-      <w:pPr>
-        <w:suppressAutoHyphens w:val="0"/>
-        <w:spacing w:line="360" w:lineRule="auto"/>
-        <w:ind w:leftChars="0" w:firstLineChars="0" w:firstLine="709"/>
-        <w:jc w:val="both"/>
-        <w:textDirection w:val="lrTb"/>
-        <w:textAlignment w:val="auto"/>
-        <w:outlineLvl w:val="9"/>
-        <w:rPr>
-          <w:sz w:val="28"/>
-          <w:szCs w:val="28"/>
-        </w:rPr>
-      </w:pPr>
-      <w:r>
-        <w:rPr>
-          <w:sz w:val="28"/>
-          <w:szCs w:val="28"/>
-        </w:rPr>
-        <w:t>Скріншоти:</w:t>
-      </w:r>
-    </w:p>
-    <w:p>
-      <w:pPr>
-        <w:suppressAutoHyphens w:val="0"/>
-        <w:spacing w:line="360" w:lineRule="auto"/>
-        <w:ind w:leftChars="0" w:firstLineChars="0" w:firstLine="709"/>
-        <w:jc w:val="both"/>
-        <w:textDirection w:val="lrTb"/>
-        <w:textAlignment w:val="auto"/>
-        <w:outlineLvl w:val="9"/>
-        <w:rPr>
-          <w:sz w:val="28"/>
-          <w:szCs w:val="28"/>
-        </w:rPr>
-      </w:pPr>
-      <w:r>
-        <w:rPr>
-          <w:sz w:val="28"/>
-          <w:szCs w:val="28"/>
-        </w:rPr>
-        <w:t>- Вивід docker compose config (підтверджує коректність yml і н</w:t>
-      </w:r>
-    </w:p>
-    <w:p>
-      <w:pPr>
-        <w:suppressAutoHyphens w:val="0"/>
-        <w:spacing w:line="360" w:lineRule="auto"/>
-        <w:ind w:leftChars="0" w:firstLineChars="0" w:firstLine="709"/>
-        <w:jc w:val="both"/>
-        <w:textDirection w:val="lrTb"/>
-        <w:textAlignment w:val="auto"/>
-        <w:outlineLvl w:val="9"/>
-        <w:rPr>
-          <w:sz w:val="28"/>
-          <w:szCs w:val="28"/>
-        </w:rPr>
-      </w:pPr>
-      <w:r>
-        <w:rPr>
-          <w:sz w:val="28"/>
-          <w:szCs w:val="28"/>
-        </w:rPr>
-        <w:t>- Вивід docker compose build (видно, що збираються обидва образи)</w:t>
-      </w:r>
-    </w:p>
-    <w:p>
-      <w:pPr>
-        <w:suppressAutoHyphens w:val="0"/>
-        <w:spacing w:line="360" w:lineRule="auto"/>
-        <w:ind w:leftChars="0" w:firstLineChars="0" w:firstLine="709"/>
-        <w:jc w:val="both"/>
-        <w:textDirection w:val="lrTb"/>
-        <w:textAlignment w:val="auto"/>
-        <w:outlineLvl w:val="9"/>
-        <w:rPr>
-          <w:sz w:val="28"/>
-          <w:szCs w:val="28"/>
-        </w:rPr>
-      </w:pPr>
-      <w:r>
-        <w:rPr>
-          <w:sz w:val="28"/>
-          <w:szCs w:val="28"/>
-        </w:rPr>
-        <w:t>- Вивід docker compose up -d та docker compose ps (обидва конт&gt;80/tcp)</w:t>
-      </w:r>
-    </w:p>
-    <w:p>
-      <w:pPr>
-        <w:suppressAutoHyphens w:val="0"/>
-        <w:spacing w:line="360" w:lineRule="auto"/>
-        <w:ind w:leftChars="0" w:firstLineChars="0" w:firstLine="709"/>
-        <w:jc w:val="both"/>
-        <w:textDirection w:val="lrTb"/>
-        <w:textAlignment w:val="auto"/>
-        <w:outlineLvl w:val="9"/>
-        <w:rPr>
-          <w:sz w:val="28"/>
-          <w:szCs w:val="28"/>
-        </w:rPr>
-      </w:pPr>
-      <w:r>
-        <w:rPr>
-          <w:sz w:val="28"/>
-          <w:szCs w:val="28"/>
-        </w:rPr>
-        <w:t>- Сторінка застосунку в браузері з localhost:8000/home/</w:t>
-      </w:r>
-    </w:p>
-    <w:p>
-      <w:pPr>
-        <w:suppressAutoHyphens w:val="0"/>
-        <w:spacing w:line="360" w:lineRule="auto"/>
-        <w:ind w:leftChars="0" w:firstLineChars="0" w:firstLine="709"/>
-        <w:jc w:val="both"/>
-        <w:textDirection w:val="lrTb"/>
-        <w:textAlignment w:val="auto"/>
-        <w:outlineLvl w:val="9"/>
-        <w:rPr>
-          <w:sz w:val="28"/>
-          <w:szCs w:val="28"/>
-        </w:rPr>
-      </w:pPr>
-      <w:r>
-        <w:rPr>
-          <w:sz w:val="28"/>
-          <w:szCs w:val="28"/>
-        </w:rPr>
-        <w:t>- Сторінка застосунку, відкрита з іншого пристрою в мережі за у до вебсерверу з локальної мережі»</w:t>
-      </w:r>
-    </w:p>
-    <w:p>
-      <w:pPr>
-        <w:suppressAutoHyphens w:val="0"/>
-        <w:spacing w:line="360" w:lineRule="auto"/>
-        <w:ind w:leftChars="0" w:firstLineChars="0" w:firstLine="709"/>
-        <w:jc w:val="both"/>
-        <w:textDirection w:val="lrTb"/>
-        <w:textAlignment w:val="auto"/>
-        <w:outlineLvl w:val="9"/>
-        <w:rPr>
-          <w:sz w:val="28"/>
-          <w:szCs w:val="28"/>
-        </w:rPr>
-      </w:pPr>
-      <w:r>
-        <w:rPr>
-          <w:sz w:val="28"/>
-          <w:szCs w:val="28"/>
-        </w:rPr>
-        <w:lastRenderedPageBreak/>
-        <w:t>- Вивід docker images / docker ps з вашого терміналу (не забудьте, щоб у скріншоті було видно ваше ім'я користувача/hostname — це підтверджує власне середовище)</w:t>
-      </w:r>
-    </w:p>
-    <w:p>
-      <w:pPr>
-        <w:suppressAutoHyphens w:val="0"/>
-        <w:spacing w:line="360" w:lineRule="auto"/>
-        <w:ind w:leftChars="0" w:firstLineChars="0" w:firstLine="709"/>
-        <w:jc w:val="both"/>
-        <w:textDirection w:val="lrTb"/>
-        <w:textAlignment w:val="auto"/>
-        <w:outlineLvl w:val="9"/>
-        <w:rPr>
-          <w:sz w:val="28"/>
-          <w:szCs w:val="28"/>
-        </w:rPr>
-      </w:pPr>
-    </w:p>
-    <w:p>
-      <w:pPr>
-        <w:suppressAutoHyphens w:val="0"/>
-        <w:spacing w:line="360" w:lineRule="auto"/>
-        <w:ind w:leftChars="0" w:left="0" w:firstLineChars="0" w:firstLine="709"/>
-        <w:jc w:val="both"/>
-        <w:textDirection w:val="lrTb"/>
-        <w:textAlignment w:val="auto"/>
-        <w:outlineLvl w:val="9"/>
-        <w:rPr>
-          <w:sz w:val="28"/>
-          <w:szCs w:val="28"/>
-        </w:rPr>
-      </w:pPr>
-      <w:r>
-        <w:rPr>
-          <w:sz w:val="28"/>
-          <w:szCs w:val="28"/>
-        </w:rPr>
-        <w:t>Сам звіт не пишу — вище все, що туди підставити.</w:t>
+        <w:t>Після завершення перевірки та документування середовище зупинено та видалено разом із мережею командою docker compose down.</w:t>
       </w:r>
     </w:p>
     <w:p>
@@ -3607,6 +2383,13 @@
           <w:szCs w:val="28"/>
         </w:rPr>
       </w:pPr>
+      <w:r>
+        <w:rPr>
+          <w:sz w:val="28"/>
+          <w:szCs w:val="28"/>
+        </w:rPr>
+        <w:t>Контейнер Docker використовує спільне ядро операційної системи хоста та ізолює лише простір процесів, файлову систему й мережу застосунку, тоді як VirtualBox чи Hyper-V створюють повноцінну віртуальну машину з віртуалізованим апаратним забезпеченням та власним ядром гостьової ОС. Завдяки цьому запуск і перебудова багатоконтейнерного середовища через Docker Compose, як у цій роботі, відбуваються за секунди, тоді як аналогічна операція з повноцінними віртуальними машинами зайняла б значно більше часу.</w:t>
+      </w:r>
     </w:p>
     <w:p>
       <w:pPr>
@@ -3633,6 +2416,7 @@
           <w:sz w:val="28"/>
           <w:szCs w:val="28"/>
         </w:rPr>
+        <w:lastRenderedPageBreak/>
         <w:t>Для чого призначений Docker composer? Які команди Docker composer вам відомі?</w:t>
       </w:r>
     </w:p>
@@ -3648,6 +2432,13 @@
           <w:szCs w:val="28"/>
         </w:rPr>
       </w:pPr>
+      <w:r>
+        <w:rPr>
+          <w:sz w:val="28"/>
+          <w:szCs w:val="28"/>
+        </w:rPr>
+        <w:t>Docker Compose призначений для декларативного опису та керування багатоконтейнерними застосунками через єдиний файл docker-compose.yml, що описує всі сервіси, їхні залежності, мережі та томи, замінюючи послідовність ручних команд docker run, docker network create тощо. У цій роботі використано команди docker compose config (перевірка синтаксису файлу), docker compose build (збірка образів усіх сервісів), docker compose up -d (запуск контейнерів у фоновому режимі), docker compose ps (перегляд статусу сервісів) та docker compose down (зупинка й видалення контейнерів та мережі проєкту).</w:t>
+      </w:r>
     </w:p>
     <w:p>
       <w:pPr>
@@ -3689,6 +2480,27 @@
           <w:szCs w:val="28"/>
         </w:rPr>
       </w:pPr>
+      <w:r>
+        <w:rPr>
+          <w:sz w:val="28"/>
+          <w:szCs w:val="28"/>
+        </w:rPr>
+        <w:t>Доступ до директорії контейнера з боку хоста забезпечується монтуванням тому (volume)</w:t>
+      </w:r>
+      <w:r>
+        <w:rPr>
+          <w:sz w:val="28"/>
+          <w:szCs w:val="28"/>
+        </w:rPr>
+        <w:t xml:space="preserve"> або прив’</w:t>
+      </w:r>
+      <w:r>
+        <w:rPr>
+          <w:sz w:val="28"/>
+          <w:szCs w:val="28"/>
+        </w:rPr>
+        <w:t>язкою директорії (bind mount), які можна описати безпосередньо в docker-compose.yml через розділ volumes для відповідного сервісу. У цій роботі файли обох застосунків (код Django, дамп бази даних) вже включені в образи на етапі їх побудови (build) відповідно до Dockerfile з ЛР11, тому окремого монтування директорій не знадобилось.</w:t>
+      </w:r>
     </w:p>
     <w:p>
       <w:pPr>
@@ -3730,6 +2542,34 @@
           <w:szCs w:val="28"/>
         </w:rPr>
       </w:pPr>
+      <w:r>
+        <w:rPr>
+          <w:sz w:val="28"/>
+          <w:szCs w:val="28"/>
+        </w:rPr>
+        <w:t>Ц</w:t>
+      </w:r>
+      <w:r>
+        <w:rPr>
+          <w:sz w:val="28"/>
+          <w:szCs w:val="28"/>
+        </w:rPr>
+        <w:t>е перенаправлення мережевого трафіку з певного порту хост-машини на порт усередині контейнера, що дозволяє звертатися до служби контейнера ззовні, попри його мережеву ізоляцію. У Docker Compose це реалізується розділо</w:t>
+      </w:r>
+      <w:r>
+        <w:rPr>
+          <w:sz w:val="28"/>
+          <w:szCs w:val="28"/>
+        </w:rPr>
+        <w:t>м ports у визначенні сервісу. У</w:t>
+      </w:r>
+      <w:r>
+        <w:rPr>
+          <w:sz w:val="28"/>
+          <w:szCs w:val="28"/>
+        </w:rPr>
+        <w:t xml:space="preserve"> цій роботі рядком "8000:80" для сервісу web, що перенаправляє звернення до порту 8000 хоста на порт 80 усередині контейнера Django.</w:t>
+      </w:r>
     </w:p>
     <w:p>
       <w:pPr>
@@ -3771,6 +2611,21 @@
           <w:szCs w:val="28"/>
         </w:rPr>
       </w:pPr>
+      <w:r>
+        <w:rPr>
+          <w:sz w:val="28"/>
+          <w:szCs w:val="28"/>
+        </w:rPr>
+        <w:t xml:space="preserve">Доступ з локальної мережі забезпечується публікацією порту контейнера на всіх мережевих інтерфейсах хоста (порт 8000 у цій роботі), а також, за потреби, </w:t>
+      </w:r>
+      <w:r>
+        <w:rPr>
+          <w:sz w:val="28"/>
+          <w:szCs w:val="28"/>
+        </w:rPr>
+        <w:lastRenderedPageBreak/>
+        <w:t>налаштуванням дозвільного правила брандмауера Windows для вхідних підключень на цей порт, як продемонстровано командою New-NetFirewallRule. Звертатися до застосунку з іншого пристрою мережі потрібно саме за реальною IP-адресою фізичного мережевого адаптера хоста, а не адресою віртуальних адаптерів VirtualBox чи Hyper-V.</w:t>
+      </w:r>
     </w:p>
     <w:p>
       <w:pPr>
@@ -3812,6 +2667,13 @@
           <w:szCs w:val="28"/>
         </w:rPr>
       </w:pPr>
+      <w:r>
+        <w:rPr>
+          <w:sz w:val="28"/>
+          <w:szCs w:val="28"/>
+        </w:rPr>
+        <w:t>Основні інструкції Dockerfile: FROM (базовий образ), ENV (змінні середовища), RUN, COPY, WORKDIR, EXPOSE, CMD/ENTRYPOINT. Розділ RUN виконує команди безпосередньо під час побудови образу (наприклад, встановлення mysql-server чи python3 та залежностей успадковано з Dockerfile ЛР11, які використовує docker compose build), результат яких «запікається» в шари образу. Розділ CMD задає команду, яка виконується під час запуску контейнера з готового образу, і в разі використання Docker Compose так само може перевизначатись директивою command у docker-compose.yml.</w:t>
+      </w:r>
     </w:p>
     <w:p>
       <w:pPr>
@@ -3853,6 +2715,27 @@
           <w:szCs w:val="28"/>
         </w:rPr>
       </w:pPr>
+      <w:r>
+        <w:rPr>
+          <w:sz w:val="28"/>
+          <w:szCs w:val="28"/>
+        </w:rPr>
+        <w:t>Окремий контейнер видаляється командою docker rm &lt;назва&gt; (або docker rm -f &lt;назва&gt; для примусового вид</w:t>
+      </w:r>
+      <w:r>
+        <w:rPr>
+          <w:sz w:val="28"/>
+          <w:szCs w:val="28"/>
+        </w:rPr>
+        <w:t>алення без попередньої зупинки). У</w:t>
+      </w:r>
+      <w:r>
+        <w:rPr>
+          <w:sz w:val="28"/>
+          <w:szCs w:val="28"/>
+        </w:rPr>
+        <w:t>цій роботі прибрано контейнери db_lr_admin та lr_6_proj, які залишились від ручних запусків у ЛР11. Для контейнерів, керованих через Docker Compose, увесь набір контейнерів проєкту разом із мережею видаляється єдиною командою docker compose down.</w:t>
+      </w:r>
     </w:p>
     <w:p>
       <w:pPr>
@@ -3882,79 +2765,16 @@
           <w:sz w:val="28"/>
           <w:szCs w:val="28"/>
         </w:rPr>
-        <w:t>Під час виконання лабораторної роботи №</w:t>
-      </w:r>
-      <w:r>
-        <w:rPr>
-          <w:sz w:val="28"/>
-          <w:szCs w:val="28"/>
-        </w:rPr>
-        <w:t>1</w:t>
-      </w:r>
-      <w:r>
-        <w:rPr>
-          <w:sz w:val="28"/>
-          <w:szCs w:val="28"/>
-        </w:rPr>
-        <w:t>2</w:t>
-      </w:r>
-      <w:r>
-        <w:rPr>
-          <w:sz w:val="28"/>
-          <w:szCs w:val="28"/>
-        </w:rPr>
-        <w:t xml:space="preserve"> </w:t>
-      </w:r>
-      <w:r>
-        <w:rPr>
-          <w:sz w:val="28"/>
-          <w:szCs w:val="28"/>
-        </w:rPr>
-        <w:t>набуто</w:t>
-      </w:r>
-      <w:r>
-        <w:rPr>
-          <w:sz w:val="28"/>
-          <w:szCs w:val="28"/>
-        </w:rPr>
-        <w:t xml:space="preserve"> навички роботи </w:t>
-      </w:r>
-      <w:r>
-        <w:rPr>
-          <w:color w:val="FF0000"/>
-          <w:sz w:val="28"/>
-          <w:szCs w:val="28"/>
-        </w:rPr>
-        <w:t>з інструментом для тестування Selenium Webdriver API</w:t>
-      </w:r>
-      <w:r>
-        <w:rPr>
-          <w:sz w:val="28"/>
-          <w:szCs w:val="28"/>
-        </w:rPr>
-        <w:t>.</w:t>
-      </w:r>
-      <w:r>
-        <w:rPr>
-          <w:sz w:val="28"/>
-          <w:szCs w:val="28"/>
-        </w:rPr>
-        <w:t xml:space="preserve"> </w:t>
-      </w:r>
-      <w:r>
-        <w:rPr>
-          <w:sz w:val="28"/>
-          <w:szCs w:val="28"/>
-        </w:rPr>
-        <w:t xml:space="preserve">Завдяки </w:t>
-      </w:r>
-      <w:r>
-        <w:rPr>
-          <w:sz w:val="28"/>
-          <w:szCs w:val="28"/>
-        </w:rPr>
-        <w:lastRenderedPageBreak/>
-        <w:t>використанню набутих навичок виконано завдання з лабораторної роботи. Звіт оформлено згідно ДСТУ.</w:t>
+        <w:t>Під час виконання лабораторної роботи №12 набуто практичних навичок використання Docker Compose для опису архітектури багатоконтейнерного проєкту. Перевірено коректність побудови (docker compose build), запуску (docker compose up -d) та роботи всієї інфраструктури як локально, так і з інших пристроїв локальної мережі, а також розглянуто питання налаштування брандмауера для забез</w:t>
+      </w:r>
+      <w:bookmarkStart w:id="0" w:name="_GoBack"/>
+      <w:bookmarkEnd w:id="0"/>
+      <w:r>
+        <w:rPr>
+          <w:sz w:val="28"/>
+          <w:szCs w:val="28"/>
+        </w:rPr>
+        <w:t>печення такого доступу. Звіт оформлено згідно з чинними вимогами ДСТУ.</w:t>
       </w:r>
     </w:p>
     <w:sectPr>
@@ -9898,7 +8718,7 @@
 </file>
 
 <file path=customXml/itemProps2.xml><?xml version="1.0" encoding="utf-8"?>
-<ds:datastoreItem xmlns:ds="http://schemas.openxmlformats.org/officeDocument/2006/customXml" ds:itemID="{6A72AD1E-EC3B-4B08-9A0C-9E781BC3C6AD}">
+<ds:datastoreItem xmlns:ds="http://schemas.openxmlformats.org/officeDocument/2006/customXml" ds:itemID="{EC173579-6F59-48C2-B7E2-C97E1C5D8308}">
   <ds:schemaRefs>
     <ds:schemaRef ds:uri="http://schemas.openxmlformats.org/officeDocument/2006/bibliography"/>
   </ds:schemaRefs>

--- a/Адміністрування обчислювальних комплексів Зроблені ЛР/Лабораторна робота 12 - Матакова А.В. - 409а - Адміністрування обчислювальних комплексів.docx
+++ b/Адміністрування обчислювальних комплексів Зроблені ЛР/Лабораторна робота 12 - Матакова А.В. - 409а - Адміністрування обчислювальних комплексів.docx
@@ -1731,6 +1731,581 @@
       <w:pPr>
         <w:suppressAutoHyphens w:val="0"/>
         <w:spacing w:line="360" w:lineRule="auto"/>
+        <w:ind w:leftChars="0" w:firstLineChars="0" w:firstLine="709"/>
+        <w:jc w:val="both"/>
+        <w:textDirection w:val="lrTb"/>
+        <w:textAlignment w:val="auto"/>
+        <w:outlineLvl w:val="9"/>
+        <w:rPr>
+          <w:sz w:val="28"/>
+          <w:szCs w:val="28"/>
+        </w:rPr>
+      </w:pPr>
+      <w:r>
+        <w:rPr>
+          <w:sz w:val="28"/>
+          <w:szCs w:val="28"/>
+        </w:rPr>
+        <w:t>Для збірки сервісів docker-compose.yml використовує ті самі Dockerfile, що й у лабораторній роботі №11.</w:t>
+      </w:r>
+    </w:p>
+    <w:p>
+      <w:pPr>
+        <w:suppressAutoHyphens w:val="0"/>
+        <w:spacing w:line="360" w:lineRule="auto"/>
+        <w:ind w:leftChars="0" w:firstLineChars="0" w:firstLine="709"/>
+        <w:jc w:val="both"/>
+        <w:textDirection w:val="lrTb"/>
+        <w:textAlignment w:val="auto"/>
+        <w:outlineLvl w:val="9"/>
+        <w:rPr>
+          <w:b/>
+          <w:i/>
+          <w:sz w:val="28"/>
+          <w:szCs w:val="28"/>
+        </w:rPr>
+      </w:pPr>
+      <w:r>
+        <w:rPr>
+          <w:b/>
+          <w:i/>
+          <w:sz w:val="28"/>
+          <w:szCs w:val="28"/>
+        </w:rPr>
+        <w:t>Лістинг коду Dockerfile контейнера бази даних (db_lr_admin-main):</w:t>
+      </w:r>
+    </w:p>
+    <w:p>
+      <w:pPr>
+        <w:suppressAutoHyphens w:val="0"/>
+        <w:spacing w:line="360" w:lineRule="auto"/>
+        <w:ind w:leftChars="0" w:firstLineChars="0" w:firstLine="1"/>
+        <w:jc w:val="both"/>
+        <w:textDirection w:val="lrTb"/>
+        <w:textAlignment w:val="auto"/>
+        <w:outlineLvl w:val="9"/>
+        <w:rPr>
+          <w:szCs w:val="28"/>
+        </w:rPr>
+      </w:pPr>
+      <w:r>
+        <w:rPr>
+          <w:szCs w:val="28"/>
+        </w:rPr>
+        <w:t>dockerfile</w:t>
+      </w:r>
+    </w:p>
+    <w:p>
+      <w:pPr>
+        <w:suppressAutoHyphens w:val="0"/>
+        <w:spacing w:line="360" w:lineRule="auto"/>
+        <w:ind w:leftChars="0" w:firstLineChars="0" w:firstLine="1"/>
+        <w:jc w:val="both"/>
+        <w:textDirection w:val="lrTb"/>
+        <w:textAlignment w:val="auto"/>
+        <w:outlineLvl w:val="9"/>
+        <w:rPr>
+          <w:szCs w:val="28"/>
+        </w:rPr>
+      </w:pPr>
+      <w:r>
+        <w:rPr>
+          <w:szCs w:val="28"/>
+        </w:rPr>
+        <w:t>FROM ubuntu:lunar</w:t>
+      </w:r>
+    </w:p>
+    <w:p>
+      <w:pPr>
+        <w:suppressAutoHyphens w:val="0"/>
+        <w:spacing w:line="360" w:lineRule="auto"/>
+        <w:ind w:leftChars="0" w:firstLineChars="0" w:firstLine="1"/>
+        <w:jc w:val="both"/>
+        <w:textDirection w:val="lrTb"/>
+        <w:textAlignment w:val="auto"/>
+        <w:outlineLvl w:val="9"/>
+        <w:rPr>
+          <w:szCs w:val="28"/>
+        </w:rPr>
+      </w:pPr>
+      <w:r>
+        <w:rPr>
+          <w:szCs w:val="28"/>
+        </w:rPr>
+        <w:t># lunar (23.04) вже поза підтримкою -&gt; переключаємо репозиторії на архів</w:t>
+      </w:r>
+    </w:p>
+    <w:p>
+      <w:pPr>
+        <w:suppressAutoHyphens w:val="0"/>
+        <w:spacing w:line="360" w:lineRule="auto"/>
+        <w:ind w:leftChars="0" w:firstLineChars="0" w:firstLine="1"/>
+        <w:jc w:val="both"/>
+        <w:textDirection w:val="lrTb"/>
+        <w:textAlignment w:val="auto"/>
+        <w:outlineLvl w:val="9"/>
+        <w:rPr>
+          <w:szCs w:val="28"/>
+        </w:rPr>
+      </w:pPr>
+      <w:r>
+        <w:rPr>
+          <w:szCs w:val="28"/>
+        </w:rPr>
+        <w:t>RUN sed -i 's|archive.ubuntu.com|old-releases.ubuntu.com|g; s|security.ubuntu.com|old-releases.ubuntu.com|g' /etc/apt/sources.list</w:t>
+      </w:r>
+    </w:p>
+    <w:p>
+      <w:pPr>
+        <w:suppressAutoHyphens w:val="0"/>
+        <w:spacing w:line="360" w:lineRule="auto"/>
+        <w:ind w:leftChars="0" w:firstLineChars="0" w:firstLine="1"/>
+        <w:jc w:val="both"/>
+        <w:textDirection w:val="lrTb"/>
+        <w:textAlignment w:val="auto"/>
+        <w:outlineLvl w:val="9"/>
+        <w:rPr>
+          <w:szCs w:val="28"/>
+        </w:rPr>
+      </w:pPr>
+      <w:r>
+        <w:rPr>
+          <w:szCs w:val="28"/>
+        </w:rPr>
+        <w:t>ENV DEBIAN_FRONTEND=noninteractive</w:t>
+      </w:r>
+    </w:p>
+    <w:p>
+      <w:pPr>
+        <w:suppressAutoHyphens w:val="0"/>
+        <w:spacing w:line="360" w:lineRule="auto"/>
+        <w:ind w:leftChars="0" w:firstLineChars="0" w:firstLine="1"/>
+        <w:jc w:val="both"/>
+        <w:textDirection w:val="lrTb"/>
+        <w:textAlignment w:val="auto"/>
+        <w:outlineLvl w:val="9"/>
+        <w:rPr>
+          <w:szCs w:val="28"/>
+        </w:rPr>
+      </w:pPr>
+      <w:r>
+        <w:rPr>
+          <w:szCs w:val="28"/>
+        </w:rPr>
+        <w:t>RUN apt-get update &amp;&amp; apt-get install -y mysql-server &amp;&amp; rm -rf /var/lib/apt/lists/*</w:t>
+      </w:r>
+    </w:p>
+    <w:p>
+      <w:pPr>
+        <w:suppressAutoHyphens w:val="0"/>
+        <w:spacing w:line="360" w:lineRule="auto"/>
+        <w:ind w:leftChars="0" w:firstLineChars="0" w:firstLine="1"/>
+        <w:jc w:val="both"/>
+        <w:textDirection w:val="lrTb"/>
+        <w:textAlignment w:val="auto"/>
+        <w:outlineLvl w:val="9"/>
+        <w:rPr>
+          <w:szCs w:val="28"/>
+        </w:rPr>
+      </w:pPr>
+      <w:r>
+        <w:rPr>
+          <w:szCs w:val="28"/>
+        </w:rPr>
+        <w:t># дозволяємо підключення не тільки з localhost</w:t>
+      </w:r>
+    </w:p>
+    <w:p>
+      <w:pPr>
+        <w:suppressAutoHyphens w:val="0"/>
+        <w:spacing w:line="360" w:lineRule="auto"/>
+        <w:ind w:leftChars="0" w:firstLineChars="0" w:firstLine="1"/>
+        <w:jc w:val="both"/>
+        <w:textDirection w:val="lrTb"/>
+        <w:textAlignment w:val="auto"/>
+        <w:outlineLvl w:val="9"/>
+        <w:rPr>
+          <w:szCs w:val="28"/>
+        </w:rPr>
+      </w:pPr>
+      <w:r>
+        <w:rPr>
+          <w:szCs w:val="28"/>
+        </w:rPr>
+        <w:t>RUN sed -i 's/^bind-address.*/bind-address = 0.0.0.0/' /etc/mysql/mysql.conf.d/mysqld.cnf</w:t>
+      </w:r>
+    </w:p>
+    <w:p>
+      <w:pPr>
+        <w:suppressAutoHyphens w:val="0"/>
+        <w:spacing w:line="360" w:lineRule="auto"/>
+        <w:ind w:leftChars="0" w:firstLineChars="0" w:firstLine="1"/>
+        <w:jc w:val="both"/>
+        <w:textDirection w:val="lrTb"/>
+        <w:textAlignment w:val="auto"/>
+        <w:outlineLvl w:val="9"/>
+        <w:rPr>
+          <w:szCs w:val="28"/>
+        </w:rPr>
+      </w:pPr>
+      <w:r>
+        <w:rPr>
+          <w:szCs w:val="28"/>
+        </w:rPr>
+        <w:t>COPY students.sql /docker-entrypoint-initdb.d/students.sql</w:t>
+      </w:r>
+    </w:p>
+    <w:p>
+      <w:pPr>
+        <w:suppressAutoHyphens w:val="0"/>
+        <w:spacing w:line="360" w:lineRule="auto"/>
+        <w:ind w:leftChars="0" w:firstLineChars="0" w:firstLine="1"/>
+        <w:jc w:val="both"/>
+        <w:textDirection w:val="lrTb"/>
+        <w:textAlignment w:val="auto"/>
+        <w:outlineLvl w:val="9"/>
+        <w:rPr>
+          <w:szCs w:val="28"/>
+        </w:rPr>
+      </w:pPr>
+      <w:r>
+        <w:rPr>
+          <w:szCs w:val="28"/>
+        </w:rPr>
+        <w:t>COPY init.sh /init.sh</w:t>
+      </w:r>
+    </w:p>
+    <w:p>
+      <w:pPr>
+        <w:suppressAutoHyphens w:val="0"/>
+        <w:spacing w:line="360" w:lineRule="auto"/>
+        <w:ind w:leftChars="0" w:firstLineChars="0" w:firstLine="1"/>
+        <w:jc w:val="both"/>
+        <w:textDirection w:val="lrTb"/>
+        <w:textAlignment w:val="auto"/>
+        <w:outlineLvl w:val="9"/>
+        <w:rPr>
+          <w:szCs w:val="28"/>
+        </w:rPr>
+      </w:pPr>
+      <w:r>
+        <w:rPr>
+          <w:szCs w:val="28"/>
+        </w:rPr>
+        <w:t>RUN chmod +x /init.sh</w:t>
+      </w:r>
+    </w:p>
+    <w:p>
+      <w:pPr>
+        <w:suppressAutoHyphens w:val="0"/>
+        <w:spacing w:line="360" w:lineRule="auto"/>
+        <w:ind w:leftChars="0" w:firstLineChars="0" w:firstLine="1"/>
+        <w:jc w:val="both"/>
+        <w:textDirection w:val="lrTb"/>
+        <w:textAlignment w:val="auto"/>
+        <w:outlineLvl w:val="9"/>
+        <w:rPr>
+          <w:szCs w:val="28"/>
+        </w:rPr>
+      </w:pPr>
+      <w:r>
+        <w:rPr>
+          <w:szCs w:val="28"/>
+        </w:rPr>
+        <w:t>EXPOSE 3306</w:t>
+      </w:r>
+    </w:p>
+    <w:p>
+      <w:pPr>
+        <w:suppressAutoHyphens w:val="0"/>
+        <w:spacing w:line="360" w:lineRule="auto"/>
+        <w:ind w:leftChars="0" w:firstLineChars="0" w:firstLine="1"/>
+        <w:jc w:val="both"/>
+        <w:textDirection w:val="lrTb"/>
+        <w:textAlignment w:val="auto"/>
+        <w:outlineLvl w:val="9"/>
+        <w:rPr>
+          <w:szCs w:val="28"/>
+        </w:rPr>
+      </w:pPr>
+      <w:r>
+        <w:rPr>
+          <w:szCs w:val="28"/>
+        </w:rPr>
+        <w:t>CMD ["/init.sh"]</w:t>
+      </w:r>
+    </w:p>
+    <w:p>
+      <w:pPr>
+        <w:suppressAutoHyphens w:val="0"/>
+        <w:spacing w:line="360" w:lineRule="auto"/>
+        <w:ind w:leftChars="0" w:firstLineChars="0" w:firstLine="710"/>
+        <w:jc w:val="both"/>
+        <w:textDirection w:val="lrTb"/>
+        <w:textAlignment w:val="auto"/>
+        <w:outlineLvl w:val="9"/>
+        <w:rPr>
+          <w:b/>
+          <w:i/>
+          <w:sz w:val="28"/>
+          <w:szCs w:val="28"/>
+        </w:rPr>
+      </w:pPr>
+      <w:r>
+        <w:rPr>
+          <w:b/>
+          <w:i/>
+          <w:sz w:val="28"/>
+          <w:szCs w:val="28"/>
+        </w:rPr>
+        <w:t>Лістинг коду Dockerfile контейнера вебзастосунка (lr_6_proj-main):</w:t>
+      </w:r>
+    </w:p>
+    <w:p>
+      <w:pPr>
+        <w:suppressAutoHyphens w:val="0"/>
+        <w:spacing w:line="360" w:lineRule="auto"/>
+        <w:ind w:leftChars="0" w:firstLineChars="0" w:firstLine="1"/>
+        <w:jc w:val="both"/>
+        <w:textDirection w:val="lrTb"/>
+        <w:textAlignment w:val="auto"/>
+        <w:outlineLvl w:val="9"/>
+        <w:rPr>
+          <w:szCs w:val="28"/>
+        </w:rPr>
+      </w:pPr>
+      <w:r>
+        <w:rPr>
+          <w:szCs w:val="28"/>
+        </w:rPr>
+        <w:t>dockerfile</w:t>
+      </w:r>
+    </w:p>
+    <w:p>
+      <w:pPr>
+        <w:suppressAutoHyphens w:val="0"/>
+        <w:spacing w:line="360" w:lineRule="auto"/>
+        <w:ind w:leftChars="0" w:firstLineChars="0" w:firstLine="1"/>
+        <w:jc w:val="both"/>
+        <w:textDirection w:val="lrTb"/>
+        <w:textAlignment w:val="auto"/>
+        <w:outlineLvl w:val="9"/>
+        <w:rPr>
+          <w:szCs w:val="28"/>
+        </w:rPr>
+      </w:pPr>
+      <w:r>
+        <w:rPr>
+          <w:szCs w:val="28"/>
+        </w:rPr>
+        <w:t>FROM ubuntu:lunar</w:t>
+      </w:r>
+    </w:p>
+    <w:p>
+      <w:pPr>
+        <w:suppressAutoHyphens w:val="0"/>
+        <w:spacing w:line="360" w:lineRule="auto"/>
+        <w:ind w:leftChars="0" w:firstLineChars="0" w:firstLine="1"/>
+        <w:jc w:val="both"/>
+        <w:textDirection w:val="lrTb"/>
+        <w:textAlignment w:val="auto"/>
+        <w:outlineLvl w:val="9"/>
+        <w:rPr>
+          <w:szCs w:val="28"/>
+        </w:rPr>
+      </w:pPr>
+      <w:r>
+        <w:rPr>
+          <w:szCs w:val="28"/>
+        </w:rPr>
+        <w:t># lunar (23.04) вже поза підтримкою -&gt; переключаємо репозиторії на архів</w:t>
+      </w:r>
+    </w:p>
+    <w:p>
+      <w:pPr>
+        <w:suppressAutoHyphens w:val="0"/>
+        <w:spacing w:line="360" w:lineRule="auto"/>
+        <w:ind w:leftChars="0" w:firstLineChars="0" w:firstLine="1"/>
+        <w:jc w:val="both"/>
+        <w:textDirection w:val="lrTb"/>
+        <w:textAlignment w:val="auto"/>
+        <w:outlineLvl w:val="9"/>
+        <w:rPr>
+          <w:szCs w:val="28"/>
+        </w:rPr>
+      </w:pPr>
+      <w:r>
+        <w:rPr>
+          <w:szCs w:val="28"/>
+        </w:rPr>
+        <w:t>RUN sed -i 's|archive.ubuntu.com|old-releases.ubuntu.com|g; s|security.ubuntu.com|old-releases.ubuntu.com|g' /etc/apt/sources.list</w:t>
+      </w:r>
+    </w:p>
+    <w:p>
+      <w:pPr>
+        <w:suppressAutoHyphens w:val="0"/>
+        <w:spacing w:line="360" w:lineRule="auto"/>
+        <w:ind w:leftChars="0" w:firstLineChars="0" w:firstLine="1"/>
+        <w:jc w:val="both"/>
+        <w:textDirection w:val="lrTb"/>
+        <w:textAlignment w:val="auto"/>
+        <w:outlineLvl w:val="9"/>
+        <w:rPr>
+          <w:szCs w:val="28"/>
+        </w:rPr>
+      </w:pPr>
+      <w:r>
+        <w:rPr>
+          <w:szCs w:val="28"/>
+        </w:rPr>
+        <w:t>ENV DEBIAN_FRONTEND=noninteractive</w:t>
+      </w:r>
+    </w:p>
+    <w:p>
+      <w:pPr>
+        <w:suppressAutoHyphens w:val="0"/>
+        <w:spacing w:line="360" w:lineRule="auto"/>
+        <w:ind w:leftChars="0" w:firstLineChars="0" w:firstLine="1"/>
+        <w:jc w:val="both"/>
+        <w:textDirection w:val="lrTb"/>
+        <w:textAlignment w:val="auto"/>
+        <w:outlineLvl w:val="9"/>
+        <w:rPr>
+          <w:szCs w:val="28"/>
+        </w:rPr>
+      </w:pPr>
+      <w:r>
+        <w:rPr>
+          <w:szCs w:val="28"/>
+        </w:rPr>
+        <w:t>RUN apt-get update &amp;&amp; apt-get install -y python3 python3-pip &amp;&amp; rm -rf /var/lib/apt/lists/*</w:t>
+      </w:r>
+    </w:p>
+    <w:p>
+      <w:pPr>
+        <w:suppressAutoHyphens w:val="0"/>
+        <w:spacing w:line="360" w:lineRule="auto"/>
+        <w:ind w:leftChars="0" w:firstLineChars="0" w:firstLine="1"/>
+        <w:jc w:val="both"/>
+        <w:textDirection w:val="lrTb"/>
+        <w:textAlignment w:val="auto"/>
+        <w:outlineLvl w:val="9"/>
+        <w:rPr>
+          <w:szCs w:val="28"/>
+        </w:rPr>
+      </w:pPr>
+      <w:r>
+        <w:rPr>
+          <w:szCs w:val="28"/>
+        </w:rPr>
+        <w:t>WORKDIR /app</w:t>
+      </w:r>
+    </w:p>
+    <w:p>
+      <w:pPr>
+        <w:suppressAutoHyphens w:val="0"/>
+        <w:spacing w:line="360" w:lineRule="auto"/>
+        <w:ind w:leftChars="0" w:firstLineChars="0" w:firstLine="1"/>
+        <w:jc w:val="both"/>
+        <w:textDirection w:val="lrTb"/>
+        <w:textAlignment w:val="auto"/>
+        <w:outlineLvl w:val="9"/>
+        <w:rPr>
+          <w:szCs w:val="28"/>
+        </w:rPr>
+      </w:pPr>
+      <w:r>
+        <w:rPr>
+          <w:szCs w:val="28"/>
+        </w:rPr>
+        <w:t>COPY . /app</w:t>
+      </w:r>
+    </w:p>
+    <w:p>
+      <w:pPr>
+        <w:suppressAutoHyphens w:val="0"/>
+        <w:spacing w:line="360" w:lineRule="auto"/>
+        <w:ind w:leftChars="0" w:firstLineChars="0" w:firstLine="1"/>
+        <w:jc w:val="both"/>
+        <w:textDirection w:val="lrTb"/>
+        <w:textAlignment w:val="auto"/>
+        <w:outlineLvl w:val="9"/>
+        <w:rPr>
+          <w:szCs w:val="28"/>
+        </w:rPr>
+      </w:pPr>
+      <w:r>
+        <w:rPr>
+          <w:szCs w:val="28"/>
+        </w:rPr>
+        <w:t># django відсутній в requirements.txt репозиторію, додаємо окремо</w:t>
+      </w:r>
+    </w:p>
+    <w:p>
+      <w:pPr>
+        <w:suppressAutoHyphens w:val="0"/>
+        <w:spacing w:line="360" w:lineRule="auto"/>
+        <w:ind w:leftChars="0" w:firstLineChars="0" w:firstLine="1"/>
+        <w:jc w:val="both"/>
+        <w:textDirection w:val="lrTb"/>
+        <w:textAlignment w:val="auto"/>
+        <w:outlineLvl w:val="9"/>
+        <w:rPr>
+          <w:szCs w:val="28"/>
+        </w:rPr>
+      </w:pPr>
+      <w:r>
+        <w:rPr>
+          <w:szCs w:val="28"/>
+        </w:rPr>
+        <w:lastRenderedPageBreak/>
+        <w:t>RUN pip3 install --no-cache-dir --break-system-packages django==4.0.6 -r requirements.txt</w:t>
+      </w:r>
+    </w:p>
+    <w:p>
+      <w:pPr>
+        <w:suppressAutoHyphens w:val="0"/>
+        <w:spacing w:line="360" w:lineRule="auto"/>
+        <w:ind w:leftChars="0" w:firstLineChars="0" w:firstLine="1"/>
+        <w:jc w:val="both"/>
+        <w:textDirection w:val="lrTb"/>
+        <w:textAlignment w:val="auto"/>
+        <w:outlineLvl w:val="9"/>
+        <w:rPr>
+          <w:szCs w:val="28"/>
+        </w:rPr>
+      </w:pPr>
+      <w:r>
+        <w:rPr>
+          <w:szCs w:val="28"/>
+        </w:rPr>
+        <w:t>EXPOSE 80</w:t>
+      </w:r>
+    </w:p>
+    <w:p>
+      <w:pPr>
+        <w:suppressAutoHyphens w:val="0"/>
+        <w:spacing w:line="360" w:lineRule="auto"/>
+        <w:ind w:leftChars="0" w:left="0" w:firstLineChars="0" w:firstLine="1"/>
+        <w:jc w:val="both"/>
+        <w:textDirection w:val="lrTb"/>
+        <w:textAlignment w:val="auto"/>
+        <w:outlineLvl w:val="9"/>
+        <w:rPr>
+          <w:szCs w:val="28"/>
+        </w:rPr>
+      </w:pPr>
+      <w:r>
+        <w:rPr>
+          <w:szCs w:val="28"/>
+        </w:rPr>
+        <w:t>CMD ["python3", "manage.py", "runserver", "0.0.0.0:80"]</w:t>
+      </w:r>
+    </w:p>
+    <w:p>
+      <w:pPr>
+        <w:suppressAutoHyphens w:val="0"/>
+        <w:spacing w:line="360" w:lineRule="auto"/>
         <w:ind w:leftChars="0" w:left="0" w:firstLineChars="0" w:firstLine="709"/>
         <w:jc w:val="both"/>
         <w:textDirection w:val="lrTb"/>
@@ -1746,7 +2321,66 @@
           <w:sz w:val="28"/>
           <w:szCs w:val="28"/>
         </w:rPr>
-        <w:t>Оскільки Doc</w:t>
+        <w:t>У файлі lr_6_proj-main/lr_6_proj-main/show_list/mysql_connect.py змінено рядок підключення до бази даних</w:t>
+      </w:r>
+      <w:r>
+        <w:rPr>
+          <w:sz w:val="28"/>
+          <w:szCs w:val="28"/>
+        </w:rPr>
+        <w:t xml:space="preserve"> (</w:t>
+      </w:r>
+      <w:r>
+        <w:rPr>
+          <w:sz w:val="28"/>
+          <w:szCs w:val="28"/>
+        </w:rPr>
+        <w:t>self.engine = create_engine("mysql+mysqlconnector://sammy:passwd123@db:3306/students")</w:t>
+      </w:r>
+      <w:bookmarkStart w:id="0" w:name="_GoBack"/>
+      <w:bookmarkEnd w:id="0"/>
+      <w:r>
+        <w:rPr>
+          <w:sz w:val="28"/>
+          <w:szCs w:val="28"/>
+        </w:rPr>
+        <w:t>)</w:t>
+      </w:r>
+      <w:r>
+        <w:rPr>
+          <w:sz w:val="28"/>
+          <w:szCs w:val="28"/>
+        </w:rPr>
+        <w:t>. Раніше в ньому була закладена IP-адреса віртуальної машини з ЛР7 (192.168.10.12). У мережі docker-compose контейнери звертаються один до одного за іменем сервісу, а не за IP-адресою, тому без цієї правки web не знайшов би базу даних.</w:t>
+      </w:r>
+    </w:p>
+    <w:p>
+      <w:pPr>
+        <w:suppressAutoHyphens w:val="0"/>
+        <w:spacing w:line="360" w:lineRule="auto"/>
+        <w:ind w:leftChars="0" w:left="0" w:firstLineChars="0" w:firstLine="709"/>
+        <w:jc w:val="both"/>
+        <w:textDirection w:val="lrTb"/>
+        <w:textAlignment w:val="auto"/>
+        <w:outlineLvl w:val="9"/>
+        <w:rPr>
+          <w:sz w:val="28"/>
+          <w:szCs w:val="28"/>
+        </w:rPr>
+      </w:pPr>
+      <w:r>
+        <w:rPr>
+          <w:sz w:val="28"/>
+          <w:szCs w:val="28"/>
+        </w:rPr>
+        <w:t>О</w:t>
+      </w:r>
+      <w:r>
+        <w:rPr>
+          <w:sz w:val="28"/>
+          <w:szCs w:val="28"/>
+        </w:rPr>
+        <w:t>скільки Doc</w:t>
       </w:r>
       <w:r>
         <w:rPr>
@@ -1883,6 +2517,7 @@
           <w:sz w:val="28"/>
           <w:szCs w:val="28"/>
         </w:rPr>
+        <w:lastRenderedPageBreak/>
         <w:t>Рисунок 1 –</w:t>
       </w:r>
       <w:r>
@@ -1933,15 +2568,7 @@
           <w:sz w:val="28"/>
           <w:szCs w:val="28"/>
         </w:rPr>
-        <w:t xml:space="preserve">Перед запуском коректність синтаксису файлу docker-compose.yml перевірено командою docker compose config, після чого виконано збірку обох </w:t>
-      </w:r>
-      <w:r>
-        <w:rPr>
-          <w:sz w:val="28"/>
-          <w:szCs w:val="28"/>
-        </w:rPr>
-        <w:lastRenderedPageBreak/>
-        <w:t xml:space="preserve">образів командою docker compose build та запуск контейнерів у фоновому режимі командою docker compose up -d. Перевірка статусу командою docker compose ps підтвердила, що обидва сервіси — db_lr_admin (образ lr12ao-db) та lr_6_proj (образ lr12ao-web) </w:t>
+        <w:t xml:space="preserve">Перед запуском коректність синтаксису файлу docker-compose.yml перевірено командою docker compose config, після чого виконано збірку обох образів командою docker compose build та запуск контейнерів у фоновому режимі командою docker compose up -d. Перевірка статусу командою docker compose ps підтвердила, що обидва сервіси — db_lr_admin (образ lr12ao-db) та lr_6_proj (образ lr12ao-web) </w:t>
       </w:r>
       <w:r>
         <w:rPr>
@@ -2138,6 +2765,7 @@
           <w:szCs w:val="28"/>
           <w:lang w:val="ru-RU"/>
         </w:rPr>
+        <w:lastRenderedPageBreak/>
         <w:t>New-NetFirewallRule -DisplayName "Docker 8000" -Direction Inbound -LocalPort 8000 -Protocol TCP -Action Allow</w:t>
       </w:r>
       <w:r>
@@ -2170,7 +2798,6 @@
           <w:szCs w:val="28"/>
           <w:lang w:val="ru-RU"/>
         </w:rPr>
-        <w:lastRenderedPageBreak/>
         <w:t>Стан обох контейнерів та журнал запитів додатково перевірено через графічний інтерфейс Docker Desktop: контейнери db (lr12ao-db) та web (lr12ao-web, порт 8000:80) активні, а в логах видно послідовні HTTP-запити GET /home/ зі статусом 200 та коректну взаємодію сервісу web з db (попередження про застарілий плагін автентифікації MySQL mysql_native_password є інформаційним і не впливає на працездатність).</w:t>
       </w:r>
     </w:p>
@@ -2388,7 +3015,15 @@
           <w:sz w:val="28"/>
           <w:szCs w:val="28"/>
         </w:rPr>
-        <w:t>Контейнер Docker використовує спільне ядро операційної системи хоста та ізолює лише простір процесів, файлову систему й мережу застосунку, тоді як VirtualBox чи Hyper-V створюють повноцінну віртуальну машину з віртуалізованим апаратним забезпеченням та власним ядром гостьової ОС. Завдяки цьому запуск і перебудова багатоконтейнерного середовища через Docker Compose, як у цій роботі, відбуваються за секунди, тоді як аналогічна операція з повноцінними віртуальними машинами зайняла б значно більше часу.</w:t>
+        <w:t xml:space="preserve">Контейнер Docker використовує спільне ядро операційної системи хоста та ізолює лише простір процесів, файлову систему й мережу застосунку, тоді як VirtualBox чи Hyper-V створюють повноцінну віртуальну машину з віртуалізованим апаратним забезпеченням та власним ядром гостьової ОС. Завдяки цьому запуск і перебудова багатоконтейнерного середовища через Docker </w:t>
+      </w:r>
+      <w:r>
+        <w:rPr>
+          <w:sz w:val="28"/>
+          <w:szCs w:val="28"/>
+        </w:rPr>
+        <w:lastRenderedPageBreak/>
+        <w:t>Compose, як у цій роботі, відбуваються за секунди, тоді як аналогічна операція з повноцінними віртуальними машинами зайняла б значно більше часу.</w:t>
       </w:r>
     </w:p>
     <w:p>
@@ -2416,7 +3051,6 @@
           <w:sz w:val="28"/>
           <w:szCs w:val="28"/>
         </w:rPr>
-        <w:lastRenderedPageBreak/>
         <w:t>Для чого призначений Docker composer? Які команди Docker composer вам відомі?</w:t>
       </w:r>
     </w:p>
@@ -2616,15 +3250,8 @@
           <w:sz w:val="28"/>
           <w:szCs w:val="28"/>
         </w:rPr>
-        <w:t xml:space="preserve">Доступ з локальної мережі забезпечується публікацією порту контейнера на всіх мережевих інтерфейсах хоста (порт 8000 у цій роботі), а також, за потреби, </w:t>
-      </w:r>
-      <w:r>
-        <w:rPr>
-          <w:sz w:val="28"/>
-          <w:szCs w:val="28"/>
-        </w:rPr>
         <w:lastRenderedPageBreak/>
-        <w:t>налаштуванням дозвільного правила брандмауера Windows для вхідних підключень на цей порт, як продемонстровано командою New-NetFirewallRule. Звертатися до застосунку з іншого пристрою мережі потрібно саме за реальною IP-адресою фізичного мережевого адаптера хоста, а не адресою віртуальних адаптерів VirtualBox чи Hyper-V.</w:t>
+        <w:t>Доступ з локальної мережі забезпечується публікацією порту контейнера на всіх мережевих інтерфейсах хоста (порт 8000 у цій роботі), а також, за потреби, налаштуванням дозвільного правила брандмауера Windows для вхідних підключень на цей порт, як продемонстровано командою New-NetFirewallRule. Звертатися до застосунку з іншого пристрою мережі потрібно саме за реальною IP-адресою фізичного мережевого адаптера хоста, а не адресою віртуальних адаптерів VirtualBox чи Hyper-V.</w:t>
       </w:r>
     </w:p>
     <w:p>
@@ -2765,16 +3392,15 @@
           <w:sz w:val="28"/>
           <w:szCs w:val="28"/>
         </w:rPr>
-        <w:t>Під час виконання лабораторної роботи №12 набуто практичних навичок використання Docker Compose для опису архітектури багатоконтейнерного проєкту. Перевірено коректність побудови (docker compose build), запуску (docker compose up -d) та роботи всієї інфраструктури як локально, так і з інших пристроїв локальної мережі, а також розглянуто питання налаштування брандмауера для забез</w:t>
-      </w:r>
-      <w:bookmarkStart w:id="0" w:name="_GoBack"/>
-      <w:bookmarkEnd w:id="0"/>
-      <w:r>
-        <w:rPr>
-          <w:sz w:val="28"/>
-          <w:szCs w:val="28"/>
-        </w:rPr>
-        <w:t>печення такого доступу. Звіт оформлено згідно з чинними вимогами ДСТУ.</w:t>
+        <w:t xml:space="preserve">Під час виконання лабораторної роботи №12 набуто практичних навичок використання Docker Compose для опису архітектури багатоконтейнерного проєкту. Перевірено коректність побудови (docker compose build), запуску (docker compose up -d) та роботи всієї інфраструктури як локально, так і з інших пристроїв локальної мережі, а також розглянуто питання </w:t>
+      </w:r>
+      <w:r>
+        <w:rPr>
+          <w:sz w:val="28"/>
+          <w:szCs w:val="28"/>
+        </w:rPr>
+        <w:lastRenderedPageBreak/>
+        <w:t>налаштування брандмауера для забезпечення такого доступу. Звіт оформлено згідно з чинними вимогами ДСТУ.</w:t>
       </w:r>
     </w:p>
     <w:sectPr>
@@ -8718,7 +9344,7 @@
 </file>
 
 <file path=customXml/itemProps2.xml><?xml version="1.0" encoding="utf-8"?>
-<ds:datastoreItem xmlns:ds="http://schemas.openxmlformats.org/officeDocument/2006/customXml" ds:itemID="{EC173579-6F59-48C2-B7E2-C97E1C5D8308}">
+<ds:datastoreItem xmlns:ds="http://schemas.openxmlformats.org/officeDocument/2006/customXml" ds:itemID="{807368B7-DCC8-4DDA-811F-45CC53AA9E7B}">
   <ds:schemaRefs>
     <ds:schemaRef ds:uri="http://schemas.openxmlformats.org/officeDocument/2006/bibliography"/>
   </ds:schemaRefs>
